--- a/AI-Lab08.docx
+++ b/AI-Lab08.docx
@@ -8419,8 +8419,528 @@
           <w:sz w:val="36"/>
         </w:rPr>
       </w:pPr>
+      <w:r>
+        <w:rPr>
+          <w:b/>
+          <w:sz w:val="36"/>
+        </w:rPr>
+        <w:drawing>
+          <wp:inline distT="0" distB="0" distL="0" distR="0" wp14:anchorId="782F7237" wp14:editId="52E3E226">
+            <wp:extent cx="4648849" cy="2257740"/>
+            <wp:effectExtent l="0" t="0" r="0" b="9525"/>
+            <wp:docPr id="6" name="Picture 6"/>
+            <wp:cNvGraphicFramePr>
+              <a:graphicFrameLocks xmlns:a="http://schemas.openxmlformats.org/drawingml/2006/main" noChangeAspect="1"/>
+            </wp:cNvGraphicFramePr>
+            <a:graphic xmlns:a="http://schemas.openxmlformats.org/drawingml/2006/main">
+              <a:graphicData uri="http://schemas.openxmlformats.org/drawingml/2006/picture">
+                <pic:pic xmlns:pic="http://schemas.openxmlformats.org/drawingml/2006/picture">
+                  <pic:nvPicPr>
+                    <pic:cNvPr id="1" name=""/>
+                    <pic:cNvPicPr/>
+                  </pic:nvPicPr>
+                  <pic:blipFill>
+                    <a:blip r:embed="rId33"/>
+                    <a:stretch>
+                      <a:fillRect/>
+                    </a:stretch>
+                  </pic:blipFill>
+                  <pic:spPr>
+                    <a:xfrm>
+                      <a:off x="0" y="0"/>
+                      <a:ext cx="4648849" cy="2257740"/>
+                    </a:xfrm>
+                    <a:prstGeom prst="rect">
+                      <a:avLst/>
+                    </a:prstGeom>
+                  </pic:spPr>
+                </pic:pic>
+              </a:graphicData>
+            </a:graphic>
+          </wp:inline>
+        </w:drawing>
+      </w:r>
+    </w:p>
+    <w:p>
+      <w:pPr>
+        <w:spacing w:after="120" w:line="300" w:lineRule="auto"/>
+        <w:jc w:val="both"/>
+        <w:rPr>
+          <w:b/>
+          <w:sz w:val="36"/>
+        </w:rPr>
+      </w:pPr>
+      <w:r>
+        <w:rPr>
+          <w:b/>
+          <w:sz w:val="36"/>
+        </w:rPr>
+        <w:drawing>
+          <wp:inline distT="0" distB="0" distL="0" distR="0" wp14:anchorId="60FBCB3D" wp14:editId="43895C6B">
+            <wp:extent cx="5191125" cy="1552755"/>
+            <wp:effectExtent l="0" t="0" r="0" b="9525"/>
+            <wp:docPr id="7" name="Picture 7"/>
+            <wp:cNvGraphicFramePr>
+              <a:graphicFrameLocks xmlns:a="http://schemas.openxmlformats.org/drawingml/2006/main" noChangeAspect="1"/>
+            </wp:cNvGraphicFramePr>
+            <a:graphic xmlns:a="http://schemas.openxmlformats.org/drawingml/2006/main">
+              <a:graphicData uri="http://schemas.openxmlformats.org/drawingml/2006/picture">
+                <pic:pic xmlns:pic="http://schemas.openxmlformats.org/drawingml/2006/picture">
+                  <pic:nvPicPr>
+                    <pic:cNvPr id="1" name=""/>
+                    <pic:cNvPicPr/>
+                  </pic:nvPicPr>
+                  <pic:blipFill rotWithShape="1">
+                    <a:blip r:embed="rId34"/>
+                    <a:srcRect b="50706"/>
+                    <a:stretch/>
+                  </pic:blipFill>
+                  <pic:spPr bwMode="auto">
+                    <a:xfrm>
+                      <a:off x="0" y="0"/>
+                      <a:ext cx="5265763" cy="1575081"/>
+                    </a:xfrm>
+                    <a:prstGeom prst="rect">
+                      <a:avLst/>
+                    </a:prstGeom>
+                    <a:ln>
+                      <a:noFill/>
+                    </a:ln>
+                    <a:extLst>
+                      <a:ext uri="{53640926-AAD7-44D8-BBD7-CCE9431645EC}">
+                        <a14:shadowObscured xmlns:a14="http://schemas.microsoft.com/office/drawing/2010/main"/>
+                      </a:ext>
+                    </a:extLst>
+                  </pic:spPr>
+                </pic:pic>
+              </a:graphicData>
+            </a:graphic>
+          </wp:inline>
+        </w:drawing>
+      </w:r>
+    </w:p>
+    <w:p>
+      <w:pPr>
+        <w:spacing w:after="120" w:line="300" w:lineRule="auto"/>
+        <w:jc w:val="both"/>
+        <w:rPr>
+          <w:b/>
+          <w:sz w:val="36"/>
+        </w:rPr>
+      </w:pPr>
+    </w:p>
+    <w:p>
+      <w:pPr>
+        <w:spacing w:after="120" w:line="300" w:lineRule="auto"/>
+        <w:jc w:val="both"/>
+        <w:rPr>
+          <w:b/>
+          <w:sz w:val="36"/>
+        </w:rPr>
+      </w:pPr>
+    </w:p>
+    <w:p>
+      <w:pPr>
+        <w:spacing w:after="120" w:line="300" w:lineRule="auto"/>
+        <w:jc w:val="both"/>
+        <w:rPr>
+          <w:b/>
+          <w:sz w:val="36"/>
+        </w:rPr>
+      </w:pPr>
+      <w:r>
+        <w:rPr>
+          <w:b/>
+          <w:sz w:val="36"/>
+        </w:rPr>
+        <w:lastRenderedPageBreak/>
+        <w:drawing>
+          <wp:inline distT="0" distB="0" distL="0" distR="0" wp14:anchorId="3F895E69" wp14:editId="2EBF6B19">
+            <wp:extent cx="5731510" cy="1325880"/>
+            <wp:effectExtent l="0" t="0" r="2540" b="7620"/>
+            <wp:docPr id="8" name="Picture 8"/>
+            <wp:cNvGraphicFramePr>
+              <a:graphicFrameLocks xmlns:a="http://schemas.openxmlformats.org/drawingml/2006/main" noChangeAspect="1"/>
+            </wp:cNvGraphicFramePr>
+            <a:graphic xmlns:a="http://schemas.openxmlformats.org/drawingml/2006/main">
+              <a:graphicData uri="http://schemas.openxmlformats.org/drawingml/2006/picture">
+                <pic:pic xmlns:pic="http://schemas.openxmlformats.org/drawingml/2006/picture">
+                  <pic:nvPicPr>
+                    <pic:cNvPr id="1" name=""/>
+                    <pic:cNvPicPr/>
+                  </pic:nvPicPr>
+                  <pic:blipFill>
+                    <a:blip r:embed="rId35"/>
+                    <a:stretch>
+                      <a:fillRect/>
+                    </a:stretch>
+                  </pic:blipFill>
+                  <pic:spPr>
+                    <a:xfrm>
+                      <a:off x="0" y="0"/>
+                      <a:ext cx="5731510" cy="1325880"/>
+                    </a:xfrm>
+                    <a:prstGeom prst="rect">
+                      <a:avLst/>
+                    </a:prstGeom>
+                  </pic:spPr>
+                </pic:pic>
+              </a:graphicData>
+            </a:graphic>
+          </wp:inline>
+        </w:drawing>
+      </w:r>
+    </w:p>
+    <w:p>
+      <w:pPr>
+        <w:spacing w:after="120" w:line="300" w:lineRule="auto"/>
+        <w:jc w:val="both"/>
+        <w:rPr>
+          <w:b/>
+          <w:sz w:val="36"/>
+        </w:rPr>
+      </w:pPr>
+    </w:p>
+    <w:p>
+      <w:pPr>
+        <w:spacing w:after="120" w:line="300" w:lineRule="auto"/>
+        <w:jc w:val="both"/>
+        <w:rPr>
+          <w:b/>
+          <w:sz w:val="36"/>
+        </w:rPr>
+      </w:pPr>
+      <w:r>
+        <w:rPr>
+          <w:b/>
+          <w:sz w:val="36"/>
+        </w:rPr>
+        <w:drawing>
+          <wp:inline distT="0" distB="0" distL="0" distR="0" wp14:anchorId="6A061D74" wp14:editId="42EA81AF">
+            <wp:extent cx="5750560" cy="4513928"/>
+            <wp:effectExtent l="0" t="0" r="2540" b="1270"/>
+            <wp:docPr id="9" name="Picture 9"/>
+            <wp:cNvGraphicFramePr>
+              <a:graphicFrameLocks xmlns:a="http://schemas.openxmlformats.org/drawingml/2006/main" noChangeAspect="1"/>
+            </wp:cNvGraphicFramePr>
+            <a:graphic xmlns:a="http://schemas.openxmlformats.org/drawingml/2006/main">
+              <a:graphicData uri="http://schemas.openxmlformats.org/drawingml/2006/picture">
+                <pic:pic xmlns:pic="http://schemas.openxmlformats.org/drawingml/2006/picture">
+                  <pic:nvPicPr>
+                    <pic:cNvPr id="1" name=""/>
+                    <pic:cNvPicPr/>
+                  </pic:nvPicPr>
+                  <pic:blipFill>
+                    <a:blip r:embed="rId36"/>
+                    <a:stretch>
+                      <a:fillRect/>
+                    </a:stretch>
+                  </pic:blipFill>
+                  <pic:spPr>
+                    <a:xfrm>
+                      <a:off x="0" y="0"/>
+                      <a:ext cx="5777573" cy="4535132"/>
+                    </a:xfrm>
+                    <a:prstGeom prst="rect">
+                      <a:avLst/>
+                    </a:prstGeom>
+                  </pic:spPr>
+                </pic:pic>
+              </a:graphicData>
+            </a:graphic>
+          </wp:inline>
+        </w:drawing>
+      </w:r>
+    </w:p>
+    <w:p>
+      <w:pPr>
+        <w:spacing w:after="120" w:line="300" w:lineRule="auto"/>
+        <w:jc w:val="both"/>
+        <w:rPr>
+          <w:b/>
+          <w:sz w:val="36"/>
+        </w:rPr>
+      </w:pPr>
+      <w:r>
+        <w:rPr>
+          <w:b/>
+          <w:sz w:val="36"/>
+        </w:rPr>
+        <w:t>Solution:</w:t>
+      </w:r>
+    </w:p>
+    <w:p>
+      <w:pPr>
+        <w:spacing w:after="120" w:line="300" w:lineRule="auto"/>
+        <w:jc w:val="both"/>
+        <w:rPr>
+          <w:b/>
+          <w:sz w:val="36"/>
+        </w:rPr>
+      </w:pPr>
+      <w:r>
+        <w:rPr>
+          <w:b/>
+          <w:sz w:val="36"/>
+        </w:rPr>
+        <w:t>Code:</w:t>
+      </w:r>
+    </w:p>
+    <w:p>
+      <w:pPr>
+        <w:spacing w:after="120" w:line="300" w:lineRule="auto"/>
+        <w:jc w:val="both"/>
+        <w:rPr>
+          <w:b/>
+          <w:sz w:val="36"/>
+        </w:rPr>
+      </w:pPr>
+      <w:r>
+        <w:rPr>
+          <w:b/>
+          <w:sz w:val="36"/>
+        </w:rPr>
+        <w:t>Output:</w:t>
+      </w:r>
+    </w:p>
+    <w:p>
+      <w:pPr>
+        <w:spacing w:after="120" w:line="300" w:lineRule="auto"/>
+        <w:jc w:val="both"/>
+        <w:rPr>
+          <w:b/>
+          <w:sz w:val="36"/>
+        </w:rPr>
+      </w:pPr>
+      <w:r>
+        <w:rPr>
+          <w:b/>
+          <w:sz w:val="36"/>
+        </w:rPr>
+        <w:br/>
+      </w:r>
+    </w:p>
+    <w:p>
+      <w:pPr>
+        <w:spacing w:after="120" w:line="300" w:lineRule="auto"/>
+        <w:jc w:val="both"/>
+        <w:rPr>
+          <w:b/>
+          <w:sz w:val="36"/>
+        </w:rPr>
+      </w:pPr>
+    </w:p>
+    <w:p>
+      <w:pPr>
+        <w:spacing w:after="120" w:line="300" w:lineRule="auto"/>
+        <w:jc w:val="both"/>
+        <w:rPr>
+          <w:b/>
+          <w:sz w:val="36"/>
+        </w:rPr>
+      </w:pPr>
+    </w:p>
+    <w:p>
+      <w:pPr>
+        <w:spacing w:after="120" w:line="300" w:lineRule="auto"/>
+        <w:jc w:val="both"/>
+        <w:rPr>
+          <w:b/>
+          <w:sz w:val="36"/>
+        </w:rPr>
+      </w:pPr>
+    </w:p>
+    <w:p>
+      <w:pPr>
+        <w:spacing w:after="120" w:line="300" w:lineRule="auto"/>
+        <w:jc w:val="both"/>
+        <w:rPr>
+          <w:b/>
+          <w:sz w:val="36"/>
+        </w:rPr>
+      </w:pPr>
+    </w:p>
+    <w:p>
+      <w:pPr>
+        <w:spacing w:after="120" w:line="300" w:lineRule="auto"/>
+        <w:jc w:val="both"/>
+        <w:rPr>
+          <w:b/>
+          <w:sz w:val="36"/>
+        </w:rPr>
+      </w:pPr>
+      <w:r>
+        <w:rPr>
+          <w:b/>
+          <w:sz w:val="36"/>
+        </w:rPr>
+        <w:drawing>
+          <wp:inline distT="0" distB="0" distL="0" distR="0" wp14:anchorId="534BDBA0" wp14:editId="05027DF3">
+            <wp:extent cx="5731510" cy="3105150"/>
+            <wp:effectExtent l="0" t="0" r="2540" b="0"/>
+            <wp:docPr id="10" name="Picture 10"/>
+            <wp:cNvGraphicFramePr>
+              <a:graphicFrameLocks xmlns:a="http://schemas.openxmlformats.org/drawingml/2006/main" noChangeAspect="1"/>
+            </wp:cNvGraphicFramePr>
+            <a:graphic xmlns:a="http://schemas.openxmlformats.org/drawingml/2006/main">
+              <a:graphicData uri="http://schemas.openxmlformats.org/drawingml/2006/picture">
+                <pic:pic xmlns:pic="http://schemas.openxmlformats.org/drawingml/2006/picture">
+                  <pic:nvPicPr>
+                    <pic:cNvPr id="1" name=""/>
+                    <pic:cNvPicPr/>
+                  </pic:nvPicPr>
+                  <pic:blipFill rotWithShape="1">
+                    <a:blip r:embed="rId37"/>
+                    <a:srcRect b="11333"/>
+                    <a:stretch/>
+                  </pic:blipFill>
+                  <pic:spPr bwMode="auto">
+                    <a:xfrm>
+                      <a:off x="0" y="0"/>
+                      <a:ext cx="5731510" cy="3105150"/>
+                    </a:xfrm>
+                    <a:prstGeom prst="rect">
+                      <a:avLst/>
+                    </a:prstGeom>
+                    <a:ln>
+                      <a:noFill/>
+                    </a:ln>
+                    <a:extLst>
+                      <a:ext uri="{53640926-AAD7-44D8-BBD7-CCE9431645EC}">
+                        <a14:shadowObscured xmlns:a14="http://schemas.microsoft.com/office/drawing/2010/main"/>
+                      </a:ext>
+                    </a:extLst>
+                  </pic:spPr>
+                </pic:pic>
+              </a:graphicData>
+            </a:graphic>
+          </wp:inline>
+        </w:drawing>
+      </w:r>
+    </w:p>
+    <w:p>
+      <w:pPr>
+        <w:spacing w:after="120" w:line="300" w:lineRule="auto"/>
+        <w:jc w:val="both"/>
+        <w:rPr>
+          <w:b/>
+          <w:sz w:val="36"/>
+        </w:rPr>
+      </w:pPr>
+      <w:r>
+        <w:rPr>
+          <w:b/>
+          <w:sz w:val="36"/>
+        </w:rPr>
+        <w:drawing>
+          <wp:inline distT="0" distB="0" distL="0" distR="0" wp14:anchorId="652C4B6F" wp14:editId="1BDF399A">
+            <wp:extent cx="5668166" cy="2495898"/>
+            <wp:effectExtent l="0" t="0" r="8890" b="0"/>
+            <wp:docPr id="11" name="Picture 11"/>
+            <wp:cNvGraphicFramePr>
+              <a:graphicFrameLocks xmlns:a="http://schemas.openxmlformats.org/drawingml/2006/main" noChangeAspect="1"/>
+            </wp:cNvGraphicFramePr>
+            <a:graphic xmlns:a="http://schemas.openxmlformats.org/drawingml/2006/main">
+              <a:graphicData uri="http://schemas.openxmlformats.org/drawingml/2006/picture">
+                <pic:pic xmlns:pic="http://schemas.openxmlformats.org/drawingml/2006/picture">
+                  <pic:nvPicPr>
+                    <pic:cNvPr id="1" name=""/>
+                    <pic:cNvPicPr/>
+                  </pic:nvPicPr>
+                  <pic:blipFill>
+                    <a:blip r:embed="rId38"/>
+                    <a:stretch>
+                      <a:fillRect/>
+                    </a:stretch>
+                  </pic:blipFill>
+                  <pic:spPr>
+                    <a:xfrm>
+                      <a:off x="0" y="0"/>
+                      <a:ext cx="5668166" cy="2495898"/>
+                    </a:xfrm>
+                    <a:prstGeom prst="rect">
+                      <a:avLst/>
+                    </a:prstGeom>
+                  </pic:spPr>
+                </pic:pic>
+              </a:graphicData>
+            </a:graphic>
+          </wp:inline>
+        </w:drawing>
+      </w:r>
+    </w:p>
+    <w:p>
+      <w:pPr>
+        <w:spacing w:after="120" w:line="300" w:lineRule="auto"/>
+        <w:jc w:val="both"/>
+        <w:rPr>
+          <w:b/>
+          <w:sz w:val="36"/>
+        </w:rPr>
+      </w:pPr>
+      <w:r>
+        <w:rPr>
+          <w:b/>
+          <w:sz w:val="36"/>
+        </w:rPr>
+        <w:t>Solution:</w:t>
+      </w:r>
+    </w:p>
+    <w:p>
+      <w:pPr>
+        <w:spacing w:after="120" w:line="300" w:lineRule="auto"/>
+        <w:jc w:val="both"/>
+        <w:rPr>
+          <w:b/>
+          <w:sz w:val="36"/>
+        </w:rPr>
+      </w:pPr>
+      <w:r>
+        <w:rPr>
+          <w:b/>
+          <w:sz w:val="36"/>
+        </w:rPr>
+        <w:t>Code:</w:t>
+      </w:r>
+    </w:p>
+    <w:p>
+      <w:pPr>
+        <w:spacing w:after="120" w:line="300" w:lineRule="auto"/>
+        <w:jc w:val="both"/>
+        <w:rPr>
+          <w:b/>
+          <w:sz w:val="36"/>
+        </w:rPr>
+      </w:pPr>
+      <w:r>
+        <w:rPr>
+          <w:b/>
+          <w:sz w:val="36"/>
+        </w:rPr>
+        <w:t>Output:</w:t>
+      </w:r>
+    </w:p>
+    <w:p>
+      <w:pPr>
+        <w:spacing w:after="120" w:line="300" w:lineRule="auto"/>
+        <w:jc w:val="both"/>
+        <w:rPr>
+          <w:b/>
+          <w:sz w:val="36"/>
+        </w:rPr>
+      </w:pPr>
       <w:bookmarkStart w:id="0" w:name="_GoBack"/>
       <w:bookmarkEnd w:id="0"/>
+    </w:p>
+    <w:p>
+      <w:pPr>
+        <w:spacing w:after="120" w:line="300" w:lineRule="auto"/>
+        <w:jc w:val="both"/>
+        <w:rPr>
+          <w:b/>
+          <w:sz w:val="36"/>
+        </w:rPr>
+      </w:pPr>
     </w:p>
     <w:p>
       <w:pPr>
@@ -14239,7 +14759,7 @@
   <w:style w:type="paragraph" w:default="1" w:styleId="Normal">
     <w:name w:val="Normal"/>
     <w:qFormat/>
-    <w:rsid w:val="00B92B3F"/>
+    <w:rsid w:val="00FB7889"/>
     <w:pPr>
       <w:spacing w:after="118" w:line="258" w:lineRule="auto"/>
       <w:ind w:left="370" w:hanging="10"/>
@@ -14937,7 +15457,7 @@
 </file>
 
 <file path=customXml/itemProps1.xml><?xml version="1.0" encoding="utf-8"?>
-<ds:datastoreItem xmlns:ds="http://schemas.openxmlformats.org/officeDocument/2006/customXml" ds:itemID="{76625BE5-5EA4-433C-831E-3FCC6F52C909}">
+<ds:datastoreItem xmlns:ds="http://schemas.openxmlformats.org/officeDocument/2006/customXml" ds:itemID="{661F1684-E9C5-4A13-8692-CCF7CDF1D6CA}">
   <ds:schemaRefs>
     <ds:schemaRef ds:uri="http://schemas.openxmlformats.org/officeDocument/2006/bibliography"/>
   </ds:schemaRefs>

--- a/AI-Lab08.docx
+++ b/AI-Lab08.docx
@@ -8688,6 +8688,2877 @@
     </w:p>
     <w:p>
       <w:pPr>
+        <w:shd w:val="clear" w:color="auto" w:fill="1F1F1F"/>
+        <w:spacing w:after="0" w:line="285" w:lineRule="atLeast"/>
+        <w:ind w:left="0" w:firstLine="0"/>
+        <w:rPr>
+          <w:rFonts w:ascii="Consolas" w:eastAsia="Times New Roman" w:hAnsi="Consolas" w:cs="Times New Roman"/>
+          <w:color w:val="CCCCCC"/>
+          <w:sz w:val="21"/>
+          <w:szCs w:val="21"/>
+        </w:rPr>
+      </w:pPr>
+    </w:p>
+    <w:p>
+      <w:pPr>
+        <w:shd w:val="clear" w:color="auto" w:fill="1F1F1F"/>
+        <w:spacing w:after="0" w:line="285" w:lineRule="atLeast"/>
+        <w:ind w:left="0" w:firstLine="0"/>
+        <w:rPr>
+          <w:rFonts w:ascii="Consolas" w:eastAsia="Times New Roman" w:hAnsi="Consolas" w:cs="Times New Roman"/>
+          <w:color w:val="CCCCCC"/>
+          <w:sz w:val="21"/>
+          <w:szCs w:val="21"/>
+        </w:rPr>
+      </w:pPr>
+      <w:r>
+        <w:rPr>
+          <w:rFonts w:ascii="Consolas" w:eastAsia="Times New Roman" w:hAnsi="Consolas" w:cs="Times New Roman"/>
+          <w:color w:val="CCCCCC"/>
+          <w:sz w:val="21"/>
+          <w:szCs w:val="21"/>
+        </w:rPr>
+        <w:t xml:space="preserve">campus </w:t>
+      </w:r>
+      <w:r>
+        <w:rPr>
+          <w:rFonts w:ascii="Consolas" w:eastAsia="Times New Roman" w:hAnsi="Consolas" w:cs="Times New Roman"/>
+          <w:color w:val="D4D4D4"/>
+          <w:sz w:val="21"/>
+          <w:szCs w:val="21"/>
+        </w:rPr>
+        <w:t>=</w:t>
+      </w:r>
+      <w:r>
+        <w:rPr>
+          <w:rFonts w:ascii="Consolas" w:eastAsia="Times New Roman" w:hAnsi="Consolas" w:cs="Times New Roman"/>
+          <w:color w:val="CCCCCC"/>
+          <w:sz w:val="21"/>
+          <w:szCs w:val="21"/>
+        </w:rPr>
+        <w:t xml:space="preserve"> {</w:t>
+      </w:r>
+    </w:p>
+    <w:p>
+      <w:pPr>
+        <w:shd w:val="clear" w:color="auto" w:fill="1F1F1F"/>
+        <w:spacing w:after="0" w:line="285" w:lineRule="atLeast"/>
+        <w:ind w:left="0" w:firstLine="0"/>
+        <w:rPr>
+          <w:rFonts w:ascii="Consolas" w:eastAsia="Times New Roman" w:hAnsi="Consolas" w:cs="Times New Roman"/>
+          <w:color w:val="CCCCCC"/>
+          <w:sz w:val="21"/>
+          <w:szCs w:val="21"/>
+        </w:rPr>
+      </w:pPr>
+      <w:r>
+        <w:rPr>
+          <w:rFonts w:ascii="Consolas" w:eastAsia="Times New Roman" w:hAnsi="Consolas" w:cs="Times New Roman"/>
+          <w:color w:val="CCCCCC"/>
+          <w:sz w:val="21"/>
+          <w:szCs w:val="21"/>
+        </w:rPr>
+        <w:t xml:space="preserve">    </w:t>
+      </w:r>
+      <w:r>
+        <w:rPr>
+          <w:rFonts w:ascii="Consolas" w:eastAsia="Times New Roman" w:hAnsi="Consolas" w:cs="Times New Roman"/>
+          <w:color w:val="CE9178"/>
+          <w:sz w:val="21"/>
+          <w:szCs w:val="21"/>
+        </w:rPr>
+        <w:t>"Hostel"</w:t>
+      </w:r>
+      <w:r>
+        <w:rPr>
+          <w:rFonts w:ascii="Consolas" w:eastAsia="Times New Roman" w:hAnsi="Consolas" w:cs="Times New Roman"/>
+          <w:color w:val="CCCCCC"/>
+          <w:sz w:val="21"/>
+          <w:szCs w:val="21"/>
+        </w:rPr>
+        <w:t>: {</w:t>
+      </w:r>
+      <w:r>
+        <w:rPr>
+          <w:rFonts w:ascii="Consolas" w:eastAsia="Times New Roman" w:hAnsi="Consolas" w:cs="Times New Roman"/>
+          <w:color w:val="CE9178"/>
+          <w:sz w:val="21"/>
+          <w:szCs w:val="21"/>
+        </w:rPr>
+        <w:t>"Cafeteria"</w:t>
+      </w:r>
+      <w:r>
+        <w:rPr>
+          <w:rFonts w:ascii="Consolas" w:eastAsia="Times New Roman" w:hAnsi="Consolas" w:cs="Times New Roman"/>
+          <w:color w:val="CCCCCC"/>
+          <w:sz w:val="21"/>
+          <w:szCs w:val="21"/>
+        </w:rPr>
+        <w:t xml:space="preserve">: </w:t>
+      </w:r>
+      <w:r>
+        <w:rPr>
+          <w:rFonts w:ascii="Consolas" w:eastAsia="Times New Roman" w:hAnsi="Consolas" w:cs="Times New Roman"/>
+          <w:color w:val="B5CEA8"/>
+          <w:sz w:val="21"/>
+          <w:szCs w:val="21"/>
+        </w:rPr>
+        <w:t>150</w:t>
+      </w:r>
+      <w:r>
+        <w:rPr>
+          <w:rFonts w:ascii="Consolas" w:eastAsia="Times New Roman" w:hAnsi="Consolas" w:cs="Times New Roman"/>
+          <w:color w:val="CCCCCC"/>
+          <w:sz w:val="21"/>
+          <w:szCs w:val="21"/>
+        </w:rPr>
+        <w:t xml:space="preserve">, </w:t>
+      </w:r>
+      <w:r>
+        <w:rPr>
+          <w:rFonts w:ascii="Consolas" w:eastAsia="Times New Roman" w:hAnsi="Consolas" w:cs="Times New Roman"/>
+          <w:color w:val="CE9178"/>
+          <w:sz w:val="21"/>
+          <w:szCs w:val="21"/>
+        </w:rPr>
+        <w:t>"Admin Block"</w:t>
+      </w:r>
+      <w:r>
+        <w:rPr>
+          <w:rFonts w:ascii="Consolas" w:eastAsia="Times New Roman" w:hAnsi="Consolas" w:cs="Times New Roman"/>
+          <w:color w:val="CCCCCC"/>
+          <w:sz w:val="21"/>
+          <w:szCs w:val="21"/>
+        </w:rPr>
+        <w:t xml:space="preserve">: </w:t>
+      </w:r>
+      <w:r>
+        <w:rPr>
+          <w:rFonts w:ascii="Consolas" w:eastAsia="Times New Roman" w:hAnsi="Consolas" w:cs="Times New Roman"/>
+          <w:color w:val="B5CEA8"/>
+          <w:sz w:val="21"/>
+          <w:szCs w:val="21"/>
+        </w:rPr>
+        <w:t>300</w:t>
+      </w:r>
+      <w:r>
+        <w:rPr>
+          <w:rFonts w:ascii="Consolas" w:eastAsia="Times New Roman" w:hAnsi="Consolas" w:cs="Times New Roman"/>
+          <w:color w:val="CCCCCC"/>
+          <w:sz w:val="21"/>
+          <w:szCs w:val="21"/>
+        </w:rPr>
+        <w:t>},</w:t>
+      </w:r>
+    </w:p>
+    <w:p>
+      <w:pPr>
+        <w:shd w:val="clear" w:color="auto" w:fill="1F1F1F"/>
+        <w:spacing w:after="0" w:line="285" w:lineRule="atLeast"/>
+        <w:ind w:left="0" w:firstLine="0"/>
+        <w:rPr>
+          <w:rFonts w:ascii="Consolas" w:eastAsia="Times New Roman" w:hAnsi="Consolas" w:cs="Times New Roman"/>
+          <w:color w:val="CCCCCC"/>
+          <w:sz w:val="21"/>
+          <w:szCs w:val="21"/>
+        </w:rPr>
+      </w:pPr>
+      <w:r>
+        <w:rPr>
+          <w:rFonts w:ascii="Consolas" w:eastAsia="Times New Roman" w:hAnsi="Consolas" w:cs="Times New Roman"/>
+          <w:color w:val="CCCCCC"/>
+          <w:sz w:val="21"/>
+          <w:szCs w:val="21"/>
+        </w:rPr>
+        <w:t xml:space="preserve">    </w:t>
+      </w:r>
+      <w:r>
+        <w:rPr>
+          <w:rFonts w:ascii="Consolas" w:eastAsia="Times New Roman" w:hAnsi="Consolas" w:cs="Times New Roman"/>
+          <w:color w:val="CE9178"/>
+          <w:sz w:val="21"/>
+          <w:szCs w:val="21"/>
+        </w:rPr>
+        <w:t>"Cafeteria"</w:t>
+      </w:r>
+      <w:r>
+        <w:rPr>
+          <w:rFonts w:ascii="Consolas" w:eastAsia="Times New Roman" w:hAnsi="Consolas" w:cs="Times New Roman"/>
+          <w:color w:val="CCCCCC"/>
+          <w:sz w:val="21"/>
+          <w:szCs w:val="21"/>
+        </w:rPr>
+        <w:t>: {</w:t>
+      </w:r>
+      <w:r>
+        <w:rPr>
+          <w:rFonts w:ascii="Consolas" w:eastAsia="Times New Roman" w:hAnsi="Consolas" w:cs="Times New Roman"/>
+          <w:color w:val="CE9178"/>
+          <w:sz w:val="21"/>
+          <w:szCs w:val="21"/>
+        </w:rPr>
+        <w:t>"Academic Block"</w:t>
+      </w:r>
+      <w:r>
+        <w:rPr>
+          <w:rFonts w:ascii="Consolas" w:eastAsia="Times New Roman" w:hAnsi="Consolas" w:cs="Times New Roman"/>
+          <w:color w:val="CCCCCC"/>
+          <w:sz w:val="21"/>
+          <w:szCs w:val="21"/>
+        </w:rPr>
+        <w:t xml:space="preserve">: </w:t>
+      </w:r>
+      <w:r>
+        <w:rPr>
+          <w:rFonts w:ascii="Consolas" w:eastAsia="Times New Roman" w:hAnsi="Consolas" w:cs="Times New Roman"/>
+          <w:color w:val="B5CEA8"/>
+          <w:sz w:val="21"/>
+          <w:szCs w:val="21"/>
+        </w:rPr>
+        <w:t>200</w:t>
+      </w:r>
+      <w:r>
+        <w:rPr>
+          <w:rFonts w:ascii="Consolas" w:eastAsia="Times New Roman" w:hAnsi="Consolas" w:cs="Times New Roman"/>
+          <w:color w:val="CCCCCC"/>
+          <w:sz w:val="21"/>
+          <w:szCs w:val="21"/>
+        </w:rPr>
+        <w:t>},</w:t>
+      </w:r>
+    </w:p>
+    <w:p>
+      <w:pPr>
+        <w:shd w:val="clear" w:color="auto" w:fill="1F1F1F"/>
+        <w:spacing w:after="0" w:line="285" w:lineRule="atLeast"/>
+        <w:ind w:left="0" w:firstLine="0"/>
+        <w:rPr>
+          <w:rFonts w:ascii="Consolas" w:eastAsia="Times New Roman" w:hAnsi="Consolas" w:cs="Times New Roman"/>
+          <w:color w:val="CCCCCC"/>
+          <w:sz w:val="21"/>
+          <w:szCs w:val="21"/>
+        </w:rPr>
+      </w:pPr>
+      <w:r>
+        <w:rPr>
+          <w:rFonts w:ascii="Consolas" w:eastAsia="Times New Roman" w:hAnsi="Consolas" w:cs="Times New Roman"/>
+          <w:color w:val="CCCCCC"/>
+          <w:sz w:val="21"/>
+          <w:szCs w:val="21"/>
+        </w:rPr>
+        <w:t xml:space="preserve">    </w:t>
+      </w:r>
+      <w:r>
+        <w:rPr>
+          <w:rFonts w:ascii="Consolas" w:eastAsia="Times New Roman" w:hAnsi="Consolas" w:cs="Times New Roman"/>
+          <w:color w:val="CE9178"/>
+          <w:sz w:val="21"/>
+          <w:szCs w:val="21"/>
+        </w:rPr>
+        <w:t>"Admin Block"</w:t>
+      </w:r>
+      <w:r>
+        <w:rPr>
+          <w:rFonts w:ascii="Consolas" w:eastAsia="Times New Roman" w:hAnsi="Consolas" w:cs="Times New Roman"/>
+          <w:color w:val="CCCCCC"/>
+          <w:sz w:val="21"/>
+          <w:szCs w:val="21"/>
+        </w:rPr>
+        <w:t>: {</w:t>
+      </w:r>
+      <w:r>
+        <w:rPr>
+          <w:rFonts w:ascii="Consolas" w:eastAsia="Times New Roman" w:hAnsi="Consolas" w:cs="Times New Roman"/>
+          <w:color w:val="CE9178"/>
+          <w:sz w:val="21"/>
+          <w:szCs w:val="21"/>
+        </w:rPr>
+        <w:t>"Academic Block"</w:t>
+      </w:r>
+      <w:r>
+        <w:rPr>
+          <w:rFonts w:ascii="Consolas" w:eastAsia="Times New Roman" w:hAnsi="Consolas" w:cs="Times New Roman"/>
+          <w:color w:val="CCCCCC"/>
+          <w:sz w:val="21"/>
+          <w:szCs w:val="21"/>
+        </w:rPr>
+        <w:t xml:space="preserve">: </w:t>
+      </w:r>
+      <w:r>
+        <w:rPr>
+          <w:rFonts w:ascii="Consolas" w:eastAsia="Times New Roman" w:hAnsi="Consolas" w:cs="Times New Roman"/>
+          <w:color w:val="B5CEA8"/>
+          <w:sz w:val="21"/>
+          <w:szCs w:val="21"/>
+        </w:rPr>
+        <w:t>120</w:t>
+      </w:r>
+      <w:r>
+        <w:rPr>
+          <w:rFonts w:ascii="Consolas" w:eastAsia="Times New Roman" w:hAnsi="Consolas" w:cs="Times New Roman"/>
+          <w:color w:val="CCCCCC"/>
+          <w:sz w:val="21"/>
+          <w:szCs w:val="21"/>
+        </w:rPr>
+        <w:t>},</w:t>
+      </w:r>
+    </w:p>
+    <w:p>
+      <w:pPr>
+        <w:shd w:val="clear" w:color="auto" w:fill="1F1F1F"/>
+        <w:spacing w:after="0" w:line="285" w:lineRule="atLeast"/>
+        <w:ind w:left="0" w:firstLine="0"/>
+        <w:rPr>
+          <w:rFonts w:ascii="Consolas" w:eastAsia="Times New Roman" w:hAnsi="Consolas" w:cs="Times New Roman"/>
+          <w:color w:val="CCCCCC"/>
+          <w:sz w:val="21"/>
+          <w:szCs w:val="21"/>
+        </w:rPr>
+      </w:pPr>
+      <w:r>
+        <w:rPr>
+          <w:rFonts w:ascii="Consolas" w:eastAsia="Times New Roman" w:hAnsi="Consolas" w:cs="Times New Roman"/>
+          <w:color w:val="CCCCCC"/>
+          <w:sz w:val="21"/>
+          <w:szCs w:val="21"/>
+        </w:rPr>
+        <w:t xml:space="preserve">    </w:t>
+      </w:r>
+      <w:r>
+        <w:rPr>
+          <w:rFonts w:ascii="Consolas" w:eastAsia="Times New Roman" w:hAnsi="Consolas" w:cs="Times New Roman"/>
+          <w:color w:val="CE9178"/>
+          <w:sz w:val="21"/>
+          <w:szCs w:val="21"/>
+        </w:rPr>
+        <w:t>"Academic Block"</w:t>
+      </w:r>
+      <w:r>
+        <w:rPr>
+          <w:rFonts w:ascii="Consolas" w:eastAsia="Times New Roman" w:hAnsi="Consolas" w:cs="Times New Roman"/>
+          <w:color w:val="CCCCCC"/>
+          <w:sz w:val="21"/>
+          <w:szCs w:val="21"/>
+        </w:rPr>
+        <w:t>: {</w:t>
+      </w:r>
+      <w:r>
+        <w:rPr>
+          <w:rFonts w:ascii="Consolas" w:eastAsia="Times New Roman" w:hAnsi="Consolas" w:cs="Times New Roman"/>
+          <w:color w:val="CE9178"/>
+          <w:sz w:val="21"/>
+          <w:szCs w:val="21"/>
+        </w:rPr>
+        <w:t>"Library"</w:t>
+      </w:r>
+      <w:r>
+        <w:rPr>
+          <w:rFonts w:ascii="Consolas" w:eastAsia="Times New Roman" w:hAnsi="Consolas" w:cs="Times New Roman"/>
+          <w:color w:val="CCCCCC"/>
+          <w:sz w:val="21"/>
+          <w:szCs w:val="21"/>
+        </w:rPr>
+        <w:t xml:space="preserve">: </w:t>
+      </w:r>
+      <w:r>
+        <w:rPr>
+          <w:rFonts w:ascii="Consolas" w:eastAsia="Times New Roman" w:hAnsi="Consolas" w:cs="Times New Roman"/>
+          <w:color w:val="B5CEA8"/>
+          <w:sz w:val="21"/>
+          <w:szCs w:val="21"/>
+        </w:rPr>
+        <w:t>100</w:t>
+      </w:r>
+      <w:r>
+        <w:rPr>
+          <w:rFonts w:ascii="Consolas" w:eastAsia="Times New Roman" w:hAnsi="Consolas" w:cs="Times New Roman"/>
+          <w:color w:val="CCCCCC"/>
+          <w:sz w:val="21"/>
+          <w:szCs w:val="21"/>
+        </w:rPr>
+        <w:t>},</w:t>
+      </w:r>
+    </w:p>
+    <w:p>
+      <w:pPr>
+        <w:shd w:val="clear" w:color="auto" w:fill="1F1F1F"/>
+        <w:spacing w:after="0" w:line="285" w:lineRule="atLeast"/>
+        <w:ind w:left="0" w:firstLine="0"/>
+        <w:rPr>
+          <w:rFonts w:ascii="Consolas" w:eastAsia="Times New Roman" w:hAnsi="Consolas" w:cs="Times New Roman"/>
+          <w:color w:val="CCCCCC"/>
+          <w:sz w:val="21"/>
+          <w:szCs w:val="21"/>
+        </w:rPr>
+      </w:pPr>
+      <w:r>
+        <w:rPr>
+          <w:rFonts w:ascii="Consolas" w:eastAsia="Times New Roman" w:hAnsi="Consolas" w:cs="Times New Roman"/>
+          <w:color w:val="CCCCCC"/>
+          <w:sz w:val="21"/>
+          <w:szCs w:val="21"/>
+        </w:rPr>
+        <w:t xml:space="preserve">    </w:t>
+      </w:r>
+      <w:r>
+        <w:rPr>
+          <w:rFonts w:ascii="Consolas" w:eastAsia="Times New Roman" w:hAnsi="Consolas" w:cs="Times New Roman"/>
+          <w:color w:val="CE9178"/>
+          <w:sz w:val="21"/>
+          <w:szCs w:val="21"/>
+        </w:rPr>
+        <w:t>"Library"</w:t>
+      </w:r>
+      <w:r>
+        <w:rPr>
+          <w:rFonts w:ascii="Consolas" w:eastAsia="Times New Roman" w:hAnsi="Consolas" w:cs="Times New Roman"/>
+          <w:color w:val="CCCCCC"/>
+          <w:sz w:val="21"/>
+          <w:szCs w:val="21"/>
+        </w:rPr>
+        <w:t>: {}</w:t>
+      </w:r>
+    </w:p>
+    <w:p>
+      <w:pPr>
+        <w:shd w:val="clear" w:color="auto" w:fill="1F1F1F"/>
+        <w:spacing w:after="0" w:line="285" w:lineRule="atLeast"/>
+        <w:ind w:left="0" w:firstLine="0"/>
+        <w:rPr>
+          <w:rFonts w:ascii="Consolas" w:eastAsia="Times New Roman" w:hAnsi="Consolas" w:cs="Times New Roman"/>
+          <w:color w:val="CCCCCC"/>
+          <w:sz w:val="21"/>
+          <w:szCs w:val="21"/>
+        </w:rPr>
+      </w:pPr>
+      <w:r>
+        <w:rPr>
+          <w:rFonts w:ascii="Consolas" w:eastAsia="Times New Roman" w:hAnsi="Consolas" w:cs="Times New Roman"/>
+          <w:color w:val="CCCCCC"/>
+          <w:sz w:val="21"/>
+          <w:szCs w:val="21"/>
+        </w:rPr>
+        <w:t>}</w:t>
+      </w:r>
+    </w:p>
+    <w:p>
+      <w:pPr>
+        <w:shd w:val="clear" w:color="auto" w:fill="1F1F1F"/>
+        <w:spacing w:after="0" w:line="285" w:lineRule="atLeast"/>
+        <w:ind w:left="0" w:firstLine="0"/>
+        <w:rPr>
+          <w:rFonts w:ascii="Consolas" w:eastAsia="Times New Roman" w:hAnsi="Consolas" w:cs="Times New Roman"/>
+          <w:color w:val="CCCCCC"/>
+          <w:sz w:val="21"/>
+          <w:szCs w:val="21"/>
+        </w:rPr>
+      </w:pPr>
+    </w:p>
+    <w:p>
+      <w:pPr>
+        <w:shd w:val="clear" w:color="auto" w:fill="1F1F1F"/>
+        <w:spacing w:after="0" w:line="285" w:lineRule="atLeast"/>
+        <w:ind w:left="0" w:firstLine="0"/>
+        <w:rPr>
+          <w:rFonts w:ascii="Consolas" w:eastAsia="Times New Roman" w:hAnsi="Consolas" w:cs="Times New Roman"/>
+          <w:color w:val="CCCCCC"/>
+          <w:sz w:val="21"/>
+          <w:szCs w:val="21"/>
+        </w:rPr>
+      </w:pPr>
+      <w:r>
+        <w:rPr>
+          <w:rFonts w:ascii="Consolas" w:eastAsia="Times New Roman" w:hAnsi="Consolas" w:cs="Times New Roman"/>
+          <w:color w:val="CCCCCC"/>
+          <w:sz w:val="21"/>
+          <w:szCs w:val="21"/>
+        </w:rPr>
+        <w:t xml:space="preserve">heuristic </w:t>
+      </w:r>
+      <w:r>
+        <w:rPr>
+          <w:rFonts w:ascii="Consolas" w:eastAsia="Times New Roman" w:hAnsi="Consolas" w:cs="Times New Roman"/>
+          <w:color w:val="D4D4D4"/>
+          <w:sz w:val="21"/>
+          <w:szCs w:val="21"/>
+        </w:rPr>
+        <w:t>=</w:t>
+      </w:r>
+      <w:r>
+        <w:rPr>
+          <w:rFonts w:ascii="Consolas" w:eastAsia="Times New Roman" w:hAnsi="Consolas" w:cs="Times New Roman"/>
+          <w:color w:val="CCCCCC"/>
+          <w:sz w:val="21"/>
+          <w:szCs w:val="21"/>
+        </w:rPr>
+        <w:t xml:space="preserve"> {</w:t>
+      </w:r>
+    </w:p>
+    <w:p>
+      <w:pPr>
+        <w:shd w:val="clear" w:color="auto" w:fill="1F1F1F"/>
+        <w:spacing w:after="0" w:line="285" w:lineRule="atLeast"/>
+        <w:ind w:left="0" w:firstLine="0"/>
+        <w:rPr>
+          <w:rFonts w:ascii="Consolas" w:eastAsia="Times New Roman" w:hAnsi="Consolas" w:cs="Times New Roman"/>
+          <w:color w:val="CCCCCC"/>
+          <w:sz w:val="21"/>
+          <w:szCs w:val="21"/>
+        </w:rPr>
+      </w:pPr>
+      <w:r>
+        <w:rPr>
+          <w:rFonts w:ascii="Consolas" w:eastAsia="Times New Roman" w:hAnsi="Consolas" w:cs="Times New Roman"/>
+          <w:color w:val="CCCCCC"/>
+          <w:sz w:val="21"/>
+          <w:szCs w:val="21"/>
+        </w:rPr>
+        <w:t xml:space="preserve">    </w:t>
+      </w:r>
+      <w:r>
+        <w:rPr>
+          <w:rFonts w:ascii="Consolas" w:eastAsia="Times New Roman" w:hAnsi="Consolas" w:cs="Times New Roman"/>
+          <w:color w:val="CE9178"/>
+          <w:sz w:val="21"/>
+          <w:szCs w:val="21"/>
+        </w:rPr>
+        <w:t>"Hostel"</w:t>
+      </w:r>
+      <w:r>
+        <w:rPr>
+          <w:rFonts w:ascii="Consolas" w:eastAsia="Times New Roman" w:hAnsi="Consolas" w:cs="Times New Roman"/>
+          <w:color w:val="CCCCCC"/>
+          <w:sz w:val="21"/>
+          <w:szCs w:val="21"/>
+        </w:rPr>
+        <w:t xml:space="preserve">: </w:t>
+      </w:r>
+      <w:r>
+        <w:rPr>
+          <w:rFonts w:ascii="Consolas" w:eastAsia="Times New Roman" w:hAnsi="Consolas" w:cs="Times New Roman"/>
+          <w:color w:val="B5CEA8"/>
+          <w:sz w:val="21"/>
+          <w:szCs w:val="21"/>
+        </w:rPr>
+        <w:t>350</w:t>
+      </w:r>
+      <w:r>
+        <w:rPr>
+          <w:rFonts w:ascii="Consolas" w:eastAsia="Times New Roman" w:hAnsi="Consolas" w:cs="Times New Roman"/>
+          <w:color w:val="CCCCCC"/>
+          <w:sz w:val="21"/>
+          <w:szCs w:val="21"/>
+        </w:rPr>
+        <w:t>,</w:t>
+      </w:r>
+    </w:p>
+    <w:p>
+      <w:pPr>
+        <w:shd w:val="clear" w:color="auto" w:fill="1F1F1F"/>
+        <w:spacing w:after="0" w:line="285" w:lineRule="atLeast"/>
+        <w:ind w:left="0" w:firstLine="0"/>
+        <w:rPr>
+          <w:rFonts w:ascii="Consolas" w:eastAsia="Times New Roman" w:hAnsi="Consolas" w:cs="Times New Roman"/>
+          <w:color w:val="CCCCCC"/>
+          <w:sz w:val="21"/>
+          <w:szCs w:val="21"/>
+        </w:rPr>
+      </w:pPr>
+      <w:r>
+        <w:rPr>
+          <w:rFonts w:ascii="Consolas" w:eastAsia="Times New Roman" w:hAnsi="Consolas" w:cs="Times New Roman"/>
+          <w:color w:val="CCCCCC"/>
+          <w:sz w:val="21"/>
+          <w:szCs w:val="21"/>
+        </w:rPr>
+        <w:t xml:space="preserve">    </w:t>
+      </w:r>
+      <w:r>
+        <w:rPr>
+          <w:rFonts w:ascii="Consolas" w:eastAsia="Times New Roman" w:hAnsi="Consolas" w:cs="Times New Roman"/>
+          <w:color w:val="CE9178"/>
+          <w:sz w:val="21"/>
+          <w:szCs w:val="21"/>
+        </w:rPr>
+        <w:t>"Cafeteria"</w:t>
+      </w:r>
+      <w:r>
+        <w:rPr>
+          <w:rFonts w:ascii="Consolas" w:eastAsia="Times New Roman" w:hAnsi="Consolas" w:cs="Times New Roman"/>
+          <w:color w:val="CCCCCC"/>
+          <w:sz w:val="21"/>
+          <w:szCs w:val="21"/>
+        </w:rPr>
+        <w:t xml:space="preserve">: </w:t>
+      </w:r>
+      <w:r>
+        <w:rPr>
+          <w:rFonts w:ascii="Consolas" w:eastAsia="Times New Roman" w:hAnsi="Consolas" w:cs="Times New Roman"/>
+          <w:color w:val="B5CEA8"/>
+          <w:sz w:val="21"/>
+          <w:szCs w:val="21"/>
+        </w:rPr>
+        <w:t>260</w:t>
+      </w:r>
+      <w:r>
+        <w:rPr>
+          <w:rFonts w:ascii="Consolas" w:eastAsia="Times New Roman" w:hAnsi="Consolas" w:cs="Times New Roman"/>
+          <w:color w:val="CCCCCC"/>
+          <w:sz w:val="21"/>
+          <w:szCs w:val="21"/>
+        </w:rPr>
+        <w:t>,</w:t>
+      </w:r>
+    </w:p>
+    <w:p>
+      <w:pPr>
+        <w:shd w:val="clear" w:color="auto" w:fill="1F1F1F"/>
+        <w:spacing w:after="0" w:line="285" w:lineRule="atLeast"/>
+        <w:ind w:left="0" w:firstLine="0"/>
+        <w:rPr>
+          <w:rFonts w:ascii="Consolas" w:eastAsia="Times New Roman" w:hAnsi="Consolas" w:cs="Times New Roman"/>
+          <w:color w:val="CCCCCC"/>
+          <w:sz w:val="21"/>
+          <w:szCs w:val="21"/>
+        </w:rPr>
+      </w:pPr>
+      <w:r>
+        <w:rPr>
+          <w:rFonts w:ascii="Consolas" w:eastAsia="Times New Roman" w:hAnsi="Consolas" w:cs="Times New Roman"/>
+          <w:color w:val="CCCCCC"/>
+          <w:sz w:val="21"/>
+          <w:szCs w:val="21"/>
+        </w:rPr>
+        <w:t xml:space="preserve">    </w:t>
+      </w:r>
+      <w:r>
+        <w:rPr>
+          <w:rFonts w:ascii="Consolas" w:eastAsia="Times New Roman" w:hAnsi="Consolas" w:cs="Times New Roman"/>
+          <w:color w:val="CE9178"/>
+          <w:sz w:val="21"/>
+          <w:szCs w:val="21"/>
+        </w:rPr>
+        <w:t>"Admin Block"</w:t>
+      </w:r>
+      <w:r>
+        <w:rPr>
+          <w:rFonts w:ascii="Consolas" w:eastAsia="Times New Roman" w:hAnsi="Consolas" w:cs="Times New Roman"/>
+          <w:color w:val="CCCCCC"/>
+          <w:sz w:val="21"/>
+          <w:szCs w:val="21"/>
+        </w:rPr>
+        <w:t xml:space="preserve">: </w:t>
+      </w:r>
+      <w:r>
+        <w:rPr>
+          <w:rFonts w:ascii="Consolas" w:eastAsia="Times New Roman" w:hAnsi="Consolas" w:cs="Times New Roman"/>
+          <w:color w:val="B5CEA8"/>
+          <w:sz w:val="21"/>
+          <w:szCs w:val="21"/>
+        </w:rPr>
+        <w:t>150</w:t>
+      </w:r>
+      <w:r>
+        <w:rPr>
+          <w:rFonts w:ascii="Consolas" w:eastAsia="Times New Roman" w:hAnsi="Consolas" w:cs="Times New Roman"/>
+          <w:color w:val="CCCCCC"/>
+          <w:sz w:val="21"/>
+          <w:szCs w:val="21"/>
+        </w:rPr>
+        <w:t>,</w:t>
+      </w:r>
+    </w:p>
+    <w:p>
+      <w:pPr>
+        <w:shd w:val="clear" w:color="auto" w:fill="1F1F1F"/>
+        <w:spacing w:after="0" w:line="285" w:lineRule="atLeast"/>
+        <w:ind w:left="0" w:firstLine="0"/>
+        <w:rPr>
+          <w:rFonts w:ascii="Consolas" w:eastAsia="Times New Roman" w:hAnsi="Consolas" w:cs="Times New Roman"/>
+          <w:color w:val="CCCCCC"/>
+          <w:sz w:val="21"/>
+          <w:szCs w:val="21"/>
+        </w:rPr>
+      </w:pPr>
+      <w:r>
+        <w:rPr>
+          <w:rFonts w:ascii="Consolas" w:eastAsia="Times New Roman" w:hAnsi="Consolas" w:cs="Times New Roman"/>
+          <w:color w:val="CCCCCC"/>
+          <w:sz w:val="21"/>
+          <w:szCs w:val="21"/>
+        </w:rPr>
+        <w:t xml:space="preserve">    </w:t>
+      </w:r>
+      <w:r>
+        <w:rPr>
+          <w:rFonts w:ascii="Consolas" w:eastAsia="Times New Roman" w:hAnsi="Consolas" w:cs="Times New Roman"/>
+          <w:color w:val="CE9178"/>
+          <w:sz w:val="21"/>
+          <w:szCs w:val="21"/>
+        </w:rPr>
+        <w:t>"Academic Block"</w:t>
+      </w:r>
+      <w:r>
+        <w:rPr>
+          <w:rFonts w:ascii="Consolas" w:eastAsia="Times New Roman" w:hAnsi="Consolas" w:cs="Times New Roman"/>
+          <w:color w:val="CCCCCC"/>
+          <w:sz w:val="21"/>
+          <w:szCs w:val="21"/>
+        </w:rPr>
+        <w:t xml:space="preserve">: </w:t>
+      </w:r>
+      <w:r>
+        <w:rPr>
+          <w:rFonts w:ascii="Consolas" w:eastAsia="Times New Roman" w:hAnsi="Consolas" w:cs="Times New Roman"/>
+          <w:color w:val="B5CEA8"/>
+          <w:sz w:val="21"/>
+          <w:szCs w:val="21"/>
+        </w:rPr>
+        <w:t>90</w:t>
+      </w:r>
+      <w:r>
+        <w:rPr>
+          <w:rFonts w:ascii="Consolas" w:eastAsia="Times New Roman" w:hAnsi="Consolas" w:cs="Times New Roman"/>
+          <w:color w:val="CCCCCC"/>
+          <w:sz w:val="21"/>
+          <w:szCs w:val="21"/>
+        </w:rPr>
+        <w:t>,</w:t>
+      </w:r>
+    </w:p>
+    <w:p>
+      <w:pPr>
+        <w:shd w:val="clear" w:color="auto" w:fill="1F1F1F"/>
+        <w:spacing w:after="0" w:line="285" w:lineRule="atLeast"/>
+        <w:ind w:left="0" w:firstLine="0"/>
+        <w:rPr>
+          <w:rFonts w:ascii="Consolas" w:eastAsia="Times New Roman" w:hAnsi="Consolas" w:cs="Times New Roman"/>
+          <w:color w:val="CCCCCC"/>
+          <w:sz w:val="21"/>
+          <w:szCs w:val="21"/>
+        </w:rPr>
+      </w:pPr>
+      <w:r>
+        <w:rPr>
+          <w:rFonts w:ascii="Consolas" w:eastAsia="Times New Roman" w:hAnsi="Consolas" w:cs="Times New Roman"/>
+          <w:color w:val="CCCCCC"/>
+          <w:sz w:val="21"/>
+          <w:szCs w:val="21"/>
+        </w:rPr>
+        <w:t xml:space="preserve">    </w:t>
+      </w:r>
+      <w:r>
+        <w:rPr>
+          <w:rFonts w:ascii="Consolas" w:eastAsia="Times New Roman" w:hAnsi="Consolas" w:cs="Times New Roman"/>
+          <w:color w:val="CE9178"/>
+          <w:sz w:val="21"/>
+          <w:szCs w:val="21"/>
+        </w:rPr>
+        <w:t>"Library"</w:t>
+      </w:r>
+      <w:r>
+        <w:rPr>
+          <w:rFonts w:ascii="Consolas" w:eastAsia="Times New Roman" w:hAnsi="Consolas" w:cs="Times New Roman"/>
+          <w:color w:val="CCCCCC"/>
+          <w:sz w:val="21"/>
+          <w:szCs w:val="21"/>
+        </w:rPr>
+        <w:t xml:space="preserve">: </w:t>
+      </w:r>
+      <w:r>
+        <w:rPr>
+          <w:rFonts w:ascii="Consolas" w:eastAsia="Times New Roman" w:hAnsi="Consolas" w:cs="Times New Roman"/>
+          <w:color w:val="B5CEA8"/>
+          <w:sz w:val="21"/>
+          <w:szCs w:val="21"/>
+        </w:rPr>
+        <w:t>0</w:t>
+      </w:r>
+    </w:p>
+    <w:p>
+      <w:pPr>
+        <w:shd w:val="clear" w:color="auto" w:fill="1F1F1F"/>
+        <w:spacing w:after="0" w:line="285" w:lineRule="atLeast"/>
+        <w:ind w:left="0" w:firstLine="0"/>
+        <w:rPr>
+          <w:rFonts w:ascii="Consolas" w:eastAsia="Times New Roman" w:hAnsi="Consolas" w:cs="Times New Roman"/>
+          <w:color w:val="CCCCCC"/>
+          <w:sz w:val="21"/>
+          <w:szCs w:val="21"/>
+        </w:rPr>
+      </w:pPr>
+      <w:r>
+        <w:rPr>
+          <w:rFonts w:ascii="Consolas" w:eastAsia="Times New Roman" w:hAnsi="Consolas" w:cs="Times New Roman"/>
+          <w:color w:val="CCCCCC"/>
+          <w:sz w:val="21"/>
+          <w:szCs w:val="21"/>
+        </w:rPr>
+        <w:t>}</w:t>
+      </w:r>
+    </w:p>
+    <w:p>
+      <w:pPr>
+        <w:shd w:val="clear" w:color="auto" w:fill="1F1F1F"/>
+        <w:spacing w:after="240" w:line="285" w:lineRule="atLeast"/>
+        <w:ind w:left="0" w:firstLine="0"/>
+        <w:rPr>
+          <w:rFonts w:ascii="Consolas" w:eastAsia="Times New Roman" w:hAnsi="Consolas" w:cs="Times New Roman"/>
+          <w:color w:val="CCCCCC"/>
+          <w:sz w:val="21"/>
+          <w:szCs w:val="21"/>
+        </w:rPr>
+      </w:pPr>
+    </w:p>
+    <w:p>
+      <w:pPr>
+        <w:shd w:val="clear" w:color="auto" w:fill="1F1F1F"/>
+        <w:spacing w:after="0" w:line="285" w:lineRule="atLeast"/>
+        <w:ind w:left="0" w:firstLine="0"/>
+        <w:rPr>
+          <w:rFonts w:ascii="Consolas" w:eastAsia="Times New Roman" w:hAnsi="Consolas" w:cs="Times New Roman"/>
+          <w:color w:val="CCCCCC"/>
+          <w:sz w:val="21"/>
+          <w:szCs w:val="21"/>
+        </w:rPr>
+      </w:pPr>
+      <w:r>
+        <w:rPr>
+          <w:rFonts w:ascii="Consolas" w:eastAsia="Times New Roman" w:hAnsi="Consolas" w:cs="Times New Roman"/>
+          <w:color w:val="569CD6"/>
+          <w:sz w:val="21"/>
+          <w:szCs w:val="21"/>
+        </w:rPr>
+        <w:t>def</w:t>
+      </w:r>
+      <w:r>
+        <w:rPr>
+          <w:rFonts w:ascii="Consolas" w:eastAsia="Times New Roman" w:hAnsi="Consolas" w:cs="Times New Roman"/>
+          <w:color w:val="CCCCCC"/>
+          <w:sz w:val="21"/>
+          <w:szCs w:val="21"/>
+        </w:rPr>
+        <w:t xml:space="preserve"> </w:t>
+      </w:r>
+      <w:r>
+        <w:rPr>
+          <w:rFonts w:ascii="Consolas" w:eastAsia="Times New Roman" w:hAnsi="Consolas" w:cs="Times New Roman"/>
+          <w:color w:val="DCDCAA"/>
+          <w:sz w:val="21"/>
+          <w:szCs w:val="21"/>
+        </w:rPr>
+        <w:t>get_h</w:t>
+      </w:r>
+      <w:r>
+        <w:rPr>
+          <w:rFonts w:ascii="Consolas" w:eastAsia="Times New Roman" w:hAnsi="Consolas" w:cs="Times New Roman"/>
+          <w:color w:val="CCCCCC"/>
+          <w:sz w:val="21"/>
+          <w:szCs w:val="21"/>
+        </w:rPr>
+        <w:t>(</w:t>
+      </w:r>
+      <w:r>
+        <w:rPr>
+          <w:rFonts w:ascii="Consolas" w:eastAsia="Times New Roman" w:hAnsi="Consolas" w:cs="Times New Roman"/>
+          <w:color w:val="9CDCFE"/>
+          <w:sz w:val="21"/>
+          <w:szCs w:val="21"/>
+        </w:rPr>
+        <w:t>path</w:t>
+      </w:r>
+      <w:r>
+        <w:rPr>
+          <w:rFonts w:ascii="Consolas" w:eastAsia="Times New Roman" w:hAnsi="Consolas" w:cs="Times New Roman"/>
+          <w:color w:val="CCCCCC"/>
+          <w:sz w:val="21"/>
+          <w:szCs w:val="21"/>
+        </w:rPr>
+        <w:t>):</w:t>
+      </w:r>
+    </w:p>
+    <w:p>
+      <w:pPr>
+        <w:shd w:val="clear" w:color="auto" w:fill="1F1F1F"/>
+        <w:spacing w:after="0" w:line="285" w:lineRule="atLeast"/>
+        <w:ind w:left="0" w:firstLine="0"/>
+        <w:rPr>
+          <w:rFonts w:ascii="Consolas" w:eastAsia="Times New Roman" w:hAnsi="Consolas" w:cs="Times New Roman"/>
+          <w:color w:val="CCCCCC"/>
+          <w:sz w:val="21"/>
+          <w:szCs w:val="21"/>
+        </w:rPr>
+      </w:pPr>
+      <w:r>
+        <w:rPr>
+          <w:rFonts w:ascii="Consolas" w:eastAsia="Times New Roman" w:hAnsi="Consolas" w:cs="Times New Roman"/>
+          <w:color w:val="CCCCCC"/>
+          <w:sz w:val="21"/>
+          <w:szCs w:val="21"/>
+        </w:rPr>
+        <w:t xml:space="preserve">    last_node </w:t>
+      </w:r>
+      <w:r>
+        <w:rPr>
+          <w:rFonts w:ascii="Consolas" w:eastAsia="Times New Roman" w:hAnsi="Consolas" w:cs="Times New Roman"/>
+          <w:color w:val="D4D4D4"/>
+          <w:sz w:val="21"/>
+          <w:szCs w:val="21"/>
+        </w:rPr>
+        <w:t>=</w:t>
+      </w:r>
+      <w:r>
+        <w:rPr>
+          <w:rFonts w:ascii="Consolas" w:eastAsia="Times New Roman" w:hAnsi="Consolas" w:cs="Times New Roman"/>
+          <w:color w:val="CCCCCC"/>
+          <w:sz w:val="21"/>
+          <w:szCs w:val="21"/>
+        </w:rPr>
+        <w:t xml:space="preserve"> path[</w:t>
+      </w:r>
+      <w:r>
+        <w:rPr>
+          <w:rFonts w:ascii="Consolas" w:eastAsia="Times New Roman" w:hAnsi="Consolas" w:cs="Times New Roman"/>
+          <w:color w:val="D4D4D4"/>
+          <w:sz w:val="21"/>
+          <w:szCs w:val="21"/>
+        </w:rPr>
+        <w:t>-</w:t>
+      </w:r>
+      <w:r>
+        <w:rPr>
+          <w:rFonts w:ascii="Consolas" w:eastAsia="Times New Roman" w:hAnsi="Consolas" w:cs="Times New Roman"/>
+          <w:color w:val="B5CEA8"/>
+          <w:sz w:val="21"/>
+          <w:szCs w:val="21"/>
+        </w:rPr>
+        <w:t>1</w:t>
+      </w:r>
+      <w:r>
+        <w:rPr>
+          <w:rFonts w:ascii="Consolas" w:eastAsia="Times New Roman" w:hAnsi="Consolas" w:cs="Times New Roman"/>
+          <w:color w:val="CCCCCC"/>
+          <w:sz w:val="21"/>
+          <w:szCs w:val="21"/>
+        </w:rPr>
+        <w:t>]</w:t>
+      </w:r>
+    </w:p>
+    <w:p>
+      <w:pPr>
+        <w:shd w:val="clear" w:color="auto" w:fill="1F1F1F"/>
+        <w:spacing w:after="0" w:line="285" w:lineRule="atLeast"/>
+        <w:ind w:left="0" w:firstLine="0"/>
+        <w:rPr>
+          <w:rFonts w:ascii="Consolas" w:eastAsia="Times New Roman" w:hAnsi="Consolas" w:cs="Times New Roman"/>
+          <w:color w:val="CCCCCC"/>
+          <w:sz w:val="21"/>
+          <w:szCs w:val="21"/>
+        </w:rPr>
+      </w:pPr>
+      <w:r>
+        <w:rPr>
+          <w:rFonts w:ascii="Consolas" w:eastAsia="Times New Roman" w:hAnsi="Consolas" w:cs="Times New Roman"/>
+          <w:color w:val="CCCCCC"/>
+          <w:sz w:val="21"/>
+          <w:szCs w:val="21"/>
+        </w:rPr>
+        <w:t xml:space="preserve">    </w:t>
+      </w:r>
+      <w:r>
+        <w:rPr>
+          <w:rFonts w:ascii="Consolas" w:eastAsia="Times New Roman" w:hAnsi="Consolas" w:cs="Times New Roman"/>
+          <w:color w:val="C586C0"/>
+          <w:sz w:val="21"/>
+          <w:szCs w:val="21"/>
+        </w:rPr>
+        <w:t>return</w:t>
+      </w:r>
+      <w:r>
+        <w:rPr>
+          <w:rFonts w:ascii="Consolas" w:eastAsia="Times New Roman" w:hAnsi="Consolas" w:cs="Times New Roman"/>
+          <w:color w:val="CCCCCC"/>
+          <w:sz w:val="21"/>
+          <w:szCs w:val="21"/>
+        </w:rPr>
+        <w:t xml:space="preserve"> heuristic[last_node]</w:t>
+      </w:r>
+    </w:p>
+    <w:p>
+      <w:pPr>
+        <w:shd w:val="clear" w:color="auto" w:fill="1F1F1F"/>
+        <w:spacing w:after="240" w:line="285" w:lineRule="atLeast"/>
+        <w:ind w:left="0" w:firstLine="0"/>
+        <w:rPr>
+          <w:rFonts w:ascii="Consolas" w:eastAsia="Times New Roman" w:hAnsi="Consolas" w:cs="Times New Roman"/>
+          <w:color w:val="CCCCCC"/>
+          <w:sz w:val="21"/>
+          <w:szCs w:val="21"/>
+        </w:rPr>
+      </w:pPr>
+    </w:p>
+    <w:p>
+      <w:pPr>
+        <w:shd w:val="clear" w:color="auto" w:fill="1F1F1F"/>
+        <w:spacing w:after="0" w:line="285" w:lineRule="atLeast"/>
+        <w:ind w:left="0" w:firstLine="0"/>
+        <w:rPr>
+          <w:rFonts w:ascii="Consolas" w:eastAsia="Times New Roman" w:hAnsi="Consolas" w:cs="Times New Roman"/>
+          <w:color w:val="CCCCCC"/>
+          <w:sz w:val="21"/>
+          <w:szCs w:val="21"/>
+        </w:rPr>
+      </w:pPr>
+      <w:r>
+        <w:rPr>
+          <w:rFonts w:ascii="Consolas" w:eastAsia="Times New Roman" w:hAnsi="Consolas" w:cs="Times New Roman"/>
+          <w:color w:val="569CD6"/>
+          <w:sz w:val="21"/>
+          <w:szCs w:val="21"/>
+        </w:rPr>
+        <w:t>def</w:t>
+      </w:r>
+      <w:r>
+        <w:rPr>
+          <w:rFonts w:ascii="Consolas" w:eastAsia="Times New Roman" w:hAnsi="Consolas" w:cs="Times New Roman"/>
+          <w:color w:val="CCCCCC"/>
+          <w:sz w:val="21"/>
+          <w:szCs w:val="21"/>
+        </w:rPr>
+        <w:t xml:space="preserve"> </w:t>
+      </w:r>
+      <w:r>
+        <w:rPr>
+          <w:rFonts w:ascii="Consolas" w:eastAsia="Times New Roman" w:hAnsi="Consolas" w:cs="Times New Roman"/>
+          <w:color w:val="DCDCAA"/>
+          <w:sz w:val="21"/>
+          <w:szCs w:val="21"/>
+        </w:rPr>
+        <w:t>get_g</w:t>
+      </w:r>
+      <w:r>
+        <w:rPr>
+          <w:rFonts w:ascii="Consolas" w:eastAsia="Times New Roman" w:hAnsi="Consolas" w:cs="Times New Roman"/>
+          <w:color w:val="CCCCCC"/>
+          <w:sz w:val="21"/>
+          <w:szCs w:val="21"/>
+        </w:rPr>
+        <w:t>(</w:t>
+      </w:r>
+      <w:r>
+        <w:rPr>
+          <w:rFonts w:ascii="Consolas" w:eastAsia="Times New Roman" w:hAnsi="Consolas" w:cs="Times New Roman"/>
+          <w:color w:val="9CDCFE"/>
+          <w:sz w:val="21"/>
+          <w:szCs w:val="21"/>
+        </w:rPr>
+        <w:t>path</w:t>
+      </w:r>
+      <w:r>
+        <w:rPr>
+          <w:rFonts w:ascii="Consolas" w:eastAsia="Times New Roman" w:hAnsi="Consolas" w:cs="Times New Roman"/>
+          <w:color w:val="CCCCCC"/>
+          <w:sz w:val="21"/>
+          <w:szCs w:val="21"/>
+        </w:rPr>
+        <w:t>):</w:t>
+      </w:r>
+    </w:p>
+    <w:p>
+      <w:pPr>
+        <w:shd w:val="clear" w:color="auto" w:fill="1F1F1F"/>
+        <w:spacing w:after="0" w:line="285" w:lineRule="atLeast"/>
+        <w:ind w:left="0" w:firstLine="0"/>
+        <w:rPr>
+          <w:rFonts w:ascii="Consolas" w:eastAsia="Times New Roman" w:hAnsi="Consolas" w:cs="Times New Roman"/>
+          <w:color w:val="CCCCCC"/>
+          <w:sz w:val="21"/>
+          <w:szCs w:val="21"/>
+        </w:rPr>
+      </w:pPr>
+      <w:r>
+        <w:rPr>
+          <w:rFonts w:ascii="Consolas" w:eastAsia="Times New Roman" w:hAnsi="Consolas" w:cs="Times New Roman"/>
+          <w:color w:val="CCCCCC"/>
+          <w:sz w:val="21"/>
+          <w:szCs w:val="21"/>
+        </w:rPr>
+        <w:t xml:space="preserve">    total </w:t>
+      </w:r>
+      <w:r>
+        <w:rPr>
+          <w:rFonts w:ascii="Consolas" w:eastAsia="Times New Roman" w:hAnsi="Consolas" w:cs="Times New Roman"/>
+          <w:color w:val="D4D4D4"/>
+          <w:sz w:val="21"/>
+          <w:szCs w:val="21"/>
+        </w:rPr>
+        <w:t>=</w:t>
+      </w:r>
+      <w:r>
+        <w:rPr>
+          <w:rFonts w:ascii="Consolas" w:eastAsia="Times New Roman" w:hAnsi="Consolas" w:cs="Times New Roman"/>
+          <w:color w:val="CCCCCC"/>
+          <w:sz w:val="21"/>
+          <w:szCs w:val="21"/>
+        </w:rPr>
+        <w:t xml:space="preserve"> </w:t>
+      </w:r>
+      <w:r>
+        <w:rPr>
+          <w:rFonts w:ascii="Consolas" w:eastAsia="Times New Roman" w:hAnsi="Consolas" w:cs="Times New Roman"/>
+          <w:color w:val="B5CEA8"/>
+          <w:sz w:val="21"/>
+          <w:szCs w:val="21"/>
+        </w:rPr>
+        <w:t>0</w:t>
+      </w:r>
+    </w:p>
+    <w:p>
+      <w:pPr>
+        <w:shd w:val="clear" w:color="auto" w:fill="1F1F1F"/>
+        <w:spacing w:after="0" w:line="285" w:lineRule="atLeast"/>
+        <w:ind w:left="0" w:firstLine="0"/>
+        <w:rPr>
+          <w:rFonts w:ascii="Consolas" w:eastAsia="Times New Roman" w:hAnsi="Consolas" w:cs="Times New Roman"/>
+          <w:color w:val="CCCCCC"/>
+          <w:sz w:val="21"/>
+          <w:szCs w:val="21"/>
+        </w:rPr>
+      </w:pPr>
+      <w:r>
+        <w:rPr>
+          <w:rFonts w:ascii="Consolas" w:eastAsia="Times New Roman" w:hAnsi="Consolas" w:cs="Times New Roman"/>
+          <w:color w:val="CCCCCC"/>
+          <w:sz w:val="21"/>
+          <w:szCs w:val="21"/>
+        </w:rPr>
+        <w:t xml:space="preserve">    </w:t>
+      </w:r>
+      <w:r>
+        <w:rPr>
+          <w:rFonts w:ascii="Consolas" w:eastAsia="Times New Roman" w:hAnsi="Consolas" w:cs="Times New Roman"/>
+          <w:color w:val="C586C0"/>
+          <w:sz w:val="21"/>
+          <w:szCs w:val="21"/>
+        </w:rPr>
+        <w:t>for</w:t>
+      </w:r>
+      <w:r>
+        <w:rPr>
+          <w:rFonts w:ascii="Consolas" w:eastAsia="Times New Roman" w:hAnsi="Consolas" w:cs="Times New Roman"/>
+          <w:color w:val="CCCCCC"/>
+          <w:sz w:val="21"/>
+          <w:szCs w:val="21"/>
+        </w:rPr>
+        <w:t xml:space="preserve"> i </w:t>
+      </w:r>
+      <w:r>
+        <w:rPr>
+          <w:rFonts w:ascii="Consolas" w:eastAsia="Times New Roman" w:hAnsi="Consolas" w:cs="Times New Roman"/>
+          <w:color w:val="C586C0"/>
+          <w:sz w:val="21"/>
+          <w:szCs w:val="21"/>
+        </w:rPr>
+        <w:t>in</w:t>
+      </w:r>
+      <w:r>
+        <w:rPr>
+          <w:rFonts w:ascii="Consolas" w:eastAsia="Times New Roman" w:hAnsi="Consolas" w:cs="Times New Roman"/>
+          <w:color w:val="CCCCCC"/>
+          <w:sz w:val="21"/>
+          <w:szCs w:val="21"/>
+        </w:rPr>
+        <w:t xml:space="preserve"> </w:t>
+      </w:r>
+      <w:r>
+        <w:rPr>
+          <w:rFonts w:ascii="Consolas" w:eastAsia="Times New Roman" w:hAnsi="Consolas" w:cs="Times New Roman"/>
+          <w:color w:val="DCDCAA"/>
+          <w:sz w:val="21"/>
+          <w:szCs w:val="21"/>
+        </w:rPr>
+        <w:t>range</w:t>
+      </w:r>
+      <w:r>
+        <w:rPr>
+          <w:rFonts w:ascii="Consolas" w:eastAsia="Times New Roman" w:hAnsi="Consolas" w:cs="Times New Roman"/>
+          <w:color w:val="CCCCCC"/>
+          <w:sz w:val="21"/>
+          <w:szCs w:val="21"/>
+        </w:rPr>
+        <w:t>(</w:t>
+      </w:r>
+      <w:r>
+        <w:rPr>
+          <w:rFonts w:ascii="Consolas" w:eastAsia="Times New Roman" w:hAnsi="Consolas" w:cs="Times New Roman"/>
+          <w:color w:val="DCDCAA"/>
+          <w:sz w:val="21"/>
+          <w:szCs w:val="21"/>
+        </w:rPr>
+        <w:t>len</w:t>
+      </w:r>
+      <w:r>
+        <w:rPr>
+          <w:rFonts w:ascii="Consolas" w:eastAsia="Times New Roman" w:hAnsi="Consolas" w:cs="Times New Roman"/>
+          <w:color w:val="CCCCCC"/>
+          <w:sz w:val="21"/>
+          <w:szCs w:val="21"/>
+        </w:rPr>
+        <w:t xml:space="preserve">(path) </w:t>
+      </w:r>
+      <w:r>
+        <w:rPr>
+          <w:rFonts w:ascii="Consolas" w:eastAsia="Times New Roman" w:hAnsi="Consolas" w:cs="Times New Roman"/>
+          <w:color w:val="D4D4D4"/>
+          <w:sz w:val="21"/>
+          <w:szCs w:val="21"/>
+        </w:rPr>
+        <w:t>-</w:t>
+      </w:r>
+      <w:r>
+        <w:rPr>
+          <w:rFonts w:ascii="Consolas" w:eastAsia="Times New Roman" w:hAnsi="Consolas" w:cs="Times New Roman"/>
+          <w:color w:val="CCCCCC"/>
+          <w:sz w:val="21"/>
+          <w:szCs w:val="21"/>
+        </w:rPr>
+        <w:t xml:space="preserve"> </w:t>
+      </w:r>
+      <w:r>
+        <w:rPr>
+          <w:rFonts w:ascii="Consolas" w:eastAsia="Times New Roman" w:hAnsi="Consolas" w:cs="Times New Roman"/>
+          <w:color w:val="B5CEA8"/>
+          <w:sz w:val="21"/>
+          <w:szCs w:val="21"/>
+        </w:rPr>
+        <w:t>1</w:t>
+      </w:r>
+      <w:r>
+        <w:rPr>
+          <w:rFonts w:ascii="Consolas" w:eastAsia="Times New Roman" w:hAnsi="Consolas" w:cs="Times New Roman"/>
+          <w:color w:val="CCCCCC"/>
+          <w:sz w:val="21"/>
+          <w:szCs w:val="21"/>
+        </w:rPr>
+        <w:t>):</w:t>
+      </w:r>
+    </w:p>
+    <w:p>
+      <w:pPr>
+        <w:shd w:val="clear" w:color="auto" w:fill="1F1F1F"/>
+        <w:spacing w:after="0" w:line="285" w:lineRule="atLeast"/>
+        <w:ind w:left="0" w:firstLine="0"/>
+        <w:rPr>
+          <w:rFonts w:ascii="Consolas" w:eastAsia="Times New Roman" w:hAnsi="Consolas" w:cs="Times New Roman"/>
+          <w:color w:val="CCCCCC"/>
+          <w:sz w:val="21"/>
+          <w:szCs w:val="21"/>
+        </w:rPr>
+      </w:pPr>
+      <w:r>
+        <w:rPr>
+          <w:rFonts w:ascii="Consolas" w:eastAsia="Times New Roman" w:hAnsi="Consolas" w:cs="Times New Roman"/>
+          <w:color w:val="CCCCCC"/>
+          <w:sz w:val="21"/>
+          <w:szCs w:val="21"/>
+        </w:rPr>
+        <w:t xml:space="preserve">        current_node </w:t>
+      </w:r>
+      <w:r>
+        <w:rPr>
+          <w:rFonts w:ascii="Consolas" w:eastAsia="Times New Roman" w:hAnsi="Consolas" w:cs="Times New Roman"/>
+          <w:color w:val="D4D4D4"/>
+          <w:sz w:val="21"/>
+          <w:szCs w:val="21"/>
+        </w:rPr>
+        <w:t>=</w:t>
+      </w:r>
+      <w:r>
+        <w:rPr>
+          <w:rFonts w:ascii="Consolas" w:eastAsia="Times New Roman" w:hAnsi="Consolas" w:cs="Times New Roman"/>
+          <w:color w:val="CCCCCC"/>
+          <w:sz w:val="21"/>
+          <w:szCs w:val="21"/>
+        </w:rPr>
+        <w:t xml:space="preserve"> path[i]</w:t>
+      </w:r>
+    </w:p>
+    <w:p>
+      <w:pPr>
+        <w:shd w:val="clear" w:color="auto" w:fill="1F1F1F"/>
+        <w:spacing w:after="0" w:line="285" w:lineRule="atLeast"/>
+        <w:ind w:left="0" w:firstLine="0"/>
+        <w:rPr>
+          <w:rFonts w:ascii="Consolas" w:eastAsia="Times New Roman" w:hAnsi="Consolas" w:cs="Times New Roman"/>
+          <w:color w:val="CCCCCC"/>
+          <w:sz w:val="21"/>
+          <w:szCs w:val="21"/>
+        </w:rPr>
+      </w:pPr>
+      <w:r>
+        <w:rPr>
+          <w:rFonts w:ascii="Consolas" w:eastAsia="Times New Roman" w:hAnsi="Consolas" w:cs="Times New Roman"/>
+          <w:color w:val="CCCCCC"/>
+          <w:sz w:val="21"/>
+          <w:szCs w:val="21"/>
+        </w:rPr>
+        <w:t xml:space="preserve">        next_node </w:t>
+      </w:r>
+      <w:r>
+        <w:rPr>
+          <w:rFonts w:ascii="Consolas" w:eastAsia="Times New Roman" w:hAnsi="Consolas" w:cs="Times New Roman"/>
+          <w:color w:val="D4D4D4"/>
+          <w:sz w:val="21"/>
+          <w:szCs w:val="21"/>
+        </w:rPr>
+        <w:t>=</w:t>
+      </w:r>
+      <w:r>
+        <w:rPr>
+          <w:rFonts w:ascii="Consolas" w:eastAsia="Times New Roman" w:hAnsi="Consolas" w:cs="Times New Roman"/>
+          <w:color w:val="CCCCCC"/>
+          <w:sz w:val="21"/>
+          <w:szCs w:val="21"/>
+        </w:rPr>
+        <w:t xml:space="preserve"> path[i </w:t>
+      </w:r>
+      <w:r>
+        <w:rPr>
+          <w:rFonts w:ascii="Consolas" w:eastAsia="Times New Roman" w:hAnsi="Consolas" w:cs="Times New Roman"/>
+          <w:color w:val="D4D4D4"/>
+          <w:sz w:val="21"/>
+          <w:szCs w:val="21"/>
+        </w:rPr>
+        <w:t>+</w:t>
+      </w:r>
+      <w:r>
+        <w:rPr>
+          <w:rFonts w:ascii="Consolas" w:eastAsia="Times New Roman" w:hAnsi="Consolas" w:cs="Times New Roman"/>
+          <w:color w:val="CCCCCC"/>
+          <w:sz w:val="21"/>
+          <w:szCs w:val="21"/>
+        </w:rPr>
+        <w:t xml:space="preserve"> </w:t>
+      </w:r>
+      <w:r>
+        <w:rPr>
+          <w:rFonts w:ascii="Consolas" w:eastAsia="Times New Roman" w:hAnsi="Consolas" w:cs="Times New Roman"/>
+          <w:color w:val="B5CEA8"/>
+          <w:sz w:val="21"/>
+          <w:szCs w:val="21"/>
+        </w:rPr>
+        <w:t>1</w:t>
+      </w:r>
+      <w:r>
+        <w:rPr>
+          <w:rFonts w:ascii="Consolas" w:eastAsia="Times New Roman" w:hAnsi="Consolas" w:cs="Times New Roman"/>
+          <w:color w:val="CCCCCC"/>
+          <w:sz w:val="21"/>
+          <w:szCs w:val="21"/>
+        </w:rPr>
+        <w:t>]</w:t>
+      </w:r>
+    </w:p>
+    <w:p>
+      <w:pPr>
+        <w:shd w:val="clear" w:color="auto" w:fill="1F1F1F"/>
+        <w:spacing w:after="0" w:line="285" w:lineRule="atLeast"/>
+        <w:ind w:left="0" w:firstLine="0"/>
+        <w:rPr>
+          <w:rFonts w:ascii="Consolas" w:eastAsia="Times New Roman" w:hAnsi="Consolas" w:cs="Times New Roman"/>
+          <w:color w:val="CCCCCC"/>
+          <w:sz w:val="21"/>
+          <w:szCs w:val="21"/>
+        </w:rPr>
+      </w:pPr>
+      <w:r>
+        <w:rPr>
+          <w:rFonts w:ascii="Consolas" w:eastAsia="Times New Roman" w:hAnsi="Consolas" w:cs="Times New Roman"/>
+          <w:color w:val="CCCCCC"/>
+          <w:sz w:val="21"/>
+          <w:szCs w:val="21"/>
+        </w:rPr>
+        <w:t xml:space="preserve">        total </w:t>
+      </w:r>
+      <w:r>
+        <w:rPr>
+          <w:rFonts w:ascii="Consolas" w:eastAsia="Times New Roman" w:hAnsi="Consolas" w:cs="Times New Roman"/>
+          <w:color w:val="D4D4D4"/>
+          <w:sz w:val="21"/>
+          <w:szCs w:val="21"/>
+        </w:rPr>
+        <w:t>=</w:t>
+      </w:r>
+      <w:r>
+        <w:rPr>
+          <w:rFonts w:ascii="Consolas" w:eastAsia="Times New Roman" w:hAnsi="Consolas" w:cs="Times New Roman"/>
+          <w:color w:val="CCCCCC"/>
+          <w:sz w:val="21"/>
+          <w:szCs w:val="21"/>
+        </w:rPr>
+        <w:t xml:space="preserve"> total </w:t>
+      </w:r>
+      <w:r>
+        <w:rPr>
+          <w:rFonts w:ascii="Consolas" w:eastAsia="Times New Roman" w:hAnsi="Consolas" w:cs="Times New Roman"/>
+          <w:color w:val="D4D4D4"/>
+          <w:sz w:val="21"/>
+          <w:szCs w:val="21"/>
+        </w:rPr>
+        <w:t>+</w:t>
+      </w:r>
+      <w:r>
+        <w:rPr>
+          <w:rFonts w:ascii="Consolas" w:eastAsia="Times New Roman" w:hAnsi="Consolas" w:cs="Times New Roman"/>
+          <w:color w:val="CCCCCC"/>
+          <w:sz w:val="21"/>
+          <w:szCs w:val="21"/>
+        </w:rPr>
+        <w:t xml:space="preserve"> campus[current_node][next_node]</w:t>
+      </w:r>
+    </w:p>
+    <w:p>
+      <w:pPr>
+        <w:shd w:val="clear" w:color="auto" w:fill="1F1F1F"/>
+        <w:spacing w:after="0" w:line="285" w:lineRule="atLeast"/>
+        <w:ind w:left="0" w:firstLine="0"/>
+        <w:rPr>
+          <w:rFonts w:ascii="Consolas" w:eastAsia="Times New Roman" w:hAnsi="Consolas" w:cs="Times New Roman"/>
+          <w:color w:val="CCCCCC"/>
+          <w:sz w:val="21"/>
+          <w:szCs w:val="21"/>
+        </w:rPr>
+      </w:pPr>
+      <w:r>
+        <w:rPr>
+          <w:rFonts w:ascii="Consolas" w:eastAsia="Times New Roman" w:hAnsi="Consolas" w:cs="Times New Roman"/>
+          <w:color w:val="CCCCCC"/>
+          <w:sz w:val="21"/>
+          <w:szCs w:val="21"/>
+        </w:rPr>
+        <w:t xml:space="preserve">    </w:t>
+      </w:r>
+      <w:r>
+        <w:rPr>
+          <w:rFonts w:ascii="Consolas" w:eastAsia="Times New Roman" w:hAnsi="Consolas" w:cs="Times New Roman"/>
+          <w:color w:val="C586C0"/>
+          <w:sz w:val="21"/>
+          <w:szCs w:val="21"/>
+        </w:rPr>
+        <w:t>return</w:t>
+      </w:r>
+      <w:r>
+        <w:rPr>
+          <w:rFonts w:ascii="Consolas" w:eastAsia="Times New Roman" w:hAnsi="Consolas" w:cs="Times New Roman"/>
+          <w:color w:val="CCCCCC"/>
+          <w:sz w:val="21"/>
+          <w:szCs w:val="21"/>
+        </w:rPr>
+        <w:t xml:space="preserve"> total</w:t>
+      </w:r>
+    </w:p>
+    <w:p>
+      <w:pPr>
+        <w:shd w:val="clear" w:color="auto" w:fill="1F1F1F"/>
+        <w:spacing w:after="240" w:line="285" w:lineRule="atLeast"/>
+        <w:ind w:left="0" w:firstLine="0"/>
+        <w:rPr>
+          <w:rFonts w:ascii="Consolas" w:eastAsia="Times New Roman" w:hAnsi="Consolas" w:cs="Times New Roman"/>
+          <w:color w:val="CCCCCC"/>
+          <w:sz w:val="21"/>
+          <w:szCs w:val="21"/>
+        </w:rPr>
+      </w:pPr>
+    </w:p>
+    <w:p>
+      <w:pPr>
+        <w:shd w:val="clear" w:color="auto" w:fill="1F1F1F"/>
+        <w:spacing w:after="0" w:line="285" w:lineRule="atLeast"/>
+        <w:ind w:left="0" w:firstLine="0"/>
+        <w:rPr>
+          <w:rFonts w:ascii="Consolas" w:eastAsia="Times New Roman" w:hAnsi="Consolas" w:cs="Times New Roman"/>
+          <w:color w:val="CCCCCC"/>
+          <w:sz w:val="21"/>
+          <w:szCs w:val="21"/>
+        </w:rPr>
+      </w:pPr>
+      <w:r>
+        <w:rPr>
+          <w:rFonts w:ascii="Consolas" w:eastAsia="Times New Roman" w:hAnsi="Consolas" w:cs="Times New Roman"/>
+          <w:color w:val="569CD6"/>
+          <w:sz w:val="21"/>
+          <w:szCs w:val="21"/>
+        </w:rPr>
+        <w:t>def</w:t>
+      </w:r>
+      <w:r>
+        <w:rPr>
+          <w:rFonts w:ascii="Consolas" w:eastAsia="Times New Roman" w:hAnsi="Consolas" w:cs="Times New Roman"/>
+          <w:color w:val="CCCCCC"/>
+          <w:sz w:val="21"/>
+          <w:szCs w:val="21"/>
+        </w:rPr>
+        <w:t xml:space="preserve"> </w:t>
+      </w:r>
+      <w:r>
+        <w:rPr>
+          <w:rFonts w:ascii="Consolas" w:eastAsia="Times New Roman" w:hAnsi="Consolas" w:cs="Times New Roman"/>
+          <w:color w:val="DCDCAA"/>
+          <w:sz w:val="21"/>
+          <w:szCs w:val="21"/>
+        </w:rPr>
+        <w:t>gbfs</w:t>
+      </w:r>
+      <w:r>
+        <w:rPr>
+          <w:rFonts w:ascii="Consolas" w:eastAsia="Times New Roman" w:hAnsi="Consolas" w:cs="Times New Roman"/>
+          <w:color w:val="CCCCCC"/>
+          <w:sz w:val="21"/>
+          <w:szCs w:val="21"/>
+        </w:rPr>
+        <w:t>(</w:t>
+      </w:r>
+      <w:r>
+        <w:rPr>
+          <w:rFonts w:ascii="Consolas" w:eastAsia="Times New Roman" w:hAnsi="Consolas" w:cs="Times New Roman"/>
+          <w:color w:val="9CDCFE"/>
+          <w:sz w:val="21"/>
+          <w:szCs w:val="21"/>
+        </w:rPr>
+        <w:t>start</w:t>
+      </w:r>
+      <w:r>
+        <w:rPr>
+          <w:rFonts w:ascii="Consolas" w:eastAsia="Times New Roman" w:hAnsi="Consolas" w:cs="Times New Roman"/>
+          <w:color w:val="CCCCCC"/>
+          <w:sz w:val="21"/>
+          <w:szCs w:val="21"/>
+        </w:rPr>
+        <w:t xml:space="preserve">, </w:t>
+      </w:r>
+      <w:r>
+        <w:rPr>
+          <w:rFonts w:ascii="Consolas" w:eastAsia="Times New Roman" w:hAnsi="Consolas" w:cs="Times New Roman"/>
+          <w:color w:val="9CDCFE"/>
+          <w:sz w:val="21"/>
+          <w:szCs w:val="21"/>
+        </w:rPr>
+        <w:t>goal</w:t>
+      </w:r>
+      <w:r>
+        <w:rPr>
+          <w:rFonts w:ascii="Consolas" w:eastAsia="Times New Roman" w:hAnsi="Consolas" w:cs="Times New Roman"/>
+          <w:color w:val="CCCCCC"/>
+          <w:sz w:val="21"/>
+          <w:szCs w:val="21"/>
+        </w:rPr>
+        <w:t>):</w:t>
+      </w:r>
+    </w:p>
+    <w:p>
+      <w:pPr>
+        <w:shd w:val="clear" w:color="auto" w:fill="1F1F1F"/>
+        <w:spacing w:after="0" w:line="285" w:lineRule="atLeast"/>
+        <w:ind w:left="0" w:firstLine="0"/>
+        <w:rPr>
+          <w:rFonts w:ascii="Consolas" w:eastAsia="Times New Roman" w:hAnsi="Consolas" w:cs="Times New Roman"/>
+          <w:color w:val="CCCCCC"/>
+          <w:sz w:val="21"/>
+          <w:szCs w:val="21"/>
+        </w:rPr>
+      </w:pPr>
+      <w:r>
+        <w:rPr>
+          <w:rFonts w:ascii="Consolas" w:eastAsia="Times New Roman" w:hAnsi="Consolas" w:cs="Times New Roman"/>
+          <w:color w:val="CCCCCC"/>
+          <w:sz w:val="21"/>
+          <w:szCs w:val="21"/>
+        </w:rPr>
+        <w:t xml:space="preserve">    frontier </w:t>
+      </w:r>
+      <w:r>
+        <w:rPr>
+          <w:rFonts w:ascii="Consolas" w:eastAsia="Times New Roman" w:hAnsi="Consolas" w:cs="Times New Roman"/>
+          <w:color w:val="D4D4D4"/>
+          <w:sz w:val="21"/>
+          <w:szCs w:val="21"/>
+        </w:rPr>
+        <w:t>=</w:t>
+      </w:r>
+      <w:r>
+        <w:rPr>
+          <w:rFonts w:ascii="Consolas" w:eastAsia="Times New Roman" w:hAnsi="Consolas" w:cs="Times New Roman"/>
+          <w:color w:val="CCCCCC"/>
+          <w:sz w:val="21"/>
+          <w:szCs w:val="21"/>
+        </w:rPr>
+        <w:t xml:space="preserve"> [[start]]</w:t>
+      </w:r>
+    </w:p>
+    <w:p>
+      <w:pPr>
+        <w:shd w:val="clear" w:color="auto" w:fill="1F1F1F"/>
+        <w:spacing w:after="0" w:line="285" w:lineRule="atLeast"/>
+        <w:ind w:left="0" w:firstLine="0"/>
+        <w:rPr>
+          <w:rFonts w:ascii="Consolas" w:eastAsia="Times New Roman" w:hAnsi="Consolas" w:cs="Times New Roman"/>
+          <w:color w:val="CCCCCC"/>
+          <w:sz w:val="21"/>
+          <w:szCs w:val="21"/>
+        </w:rPr>
+      </w:pPr>
+      <w:r>
+        <w:rPr>
+          <w:rFonts w:ascii="Consolas" w:eastAsia="Times New Roman" w:hAnsi="Consolas" w:cs="Times New Roman"/>
+          <w:color w:val="CCCCCC"/>
+          <w:sz w:val="21"/>
+          <w:szCs w:val="21"/>
+        </w:rPr>
+        <w:t xml:space="preserve">    visited </w:t>
+      </w:r>
+      <w:r>
+        <w:rPr>
+          <w:rFonts w:ascii="Consolas" w:eastAsia="Times New Roman" w:hAnsi="Consolas" w:cs="Times New Roman"/>
+          <w:color w:val="D4D4D4"/>
+          <w:sz w:val="21"/>
+          <w:szCs w:val="21"/>
+        </w:rPr>
+        <w:t>=</w:t>
+      </w:r>
+      <w:r>
+        <w:rPr>
+          <w:rFonts w:ascii="Consolas" w:eastAsia="Times New Roman" w:hAnsi="Consolas" w:cs="Times New Roman"/>
+          <w:color w:val="CCCCCC"/>
+          <w:sz w:val="21"/>
+          <w:szCs w:val="21"/>
+        </w:rPr>
+        <w:t xml:space="preserve"> []</w:t>
+      </w:r>
+    </w:p>
+    <w:p>
+      <w:pPr>
+        <w:shd w:val="clear" w:color="auto" w:fill="1F1F1F"/>
+        <w:spacing w:after="0" w:line="285" w:lineRule="atLeast"/>
+        <w:ind w:left="0" w:firstLine="0"/>
+        <w:rPr>
+          <w:rFonts w:ascii="Consolas" w:eastAsia="Times New Roman" w:hAnsi="Consolas" w:cs="Times New Roman"/>
+          <w:color w:val="CCCCCC"/>
+          <w:sz w:val="21"/>
+          <w:szCs w:val="21"/>
+        </w:rPr>
+      </w:pPr>
+    </w:p>
+    <w:p>
+      <w:pPr>
+        <w:shd w:val="clear" w:color="auto" w:fill="1F1F1F"/>
+        <w:spacing w:after="0" w:line="285" w:lineRule="atLeast"/>
+        <w:ind w:left="0" w:firstLine="0"/>
+        <w:rPr>
+          <w:rFonts w:ascii="Consolas" w:eastAsia="Times New Roman" w:hAnsi="Consolas" w:cs="Times New Roman"/>
+          <w:color w:val="CCCCCC"/>
+          <w:sz w:val="21"/>
+          <w:szCs w:val="21"/>
+        </w:rPr>
+      </w:pPr>
+      <w:r>
+        <w:rPr>
+          <w:rFonts w:ascii="Consolas" w:eastAsia="Times New Roman" w:hAnsi="Consolas" w:cs="Times New Roman"/>
+          <w:color w:val="CCCCCC"/>
+          <w:sz w:val="21"/>
+          <w:szCs w:val="21"/>
+        </w:rPr>
+        <w:t xml:space="preserve">    </w:t>
+      </w:r>
+      <w:r>
+        <w:rPr>
+          <w:rFonts w:ascii="Consolas" w:eastAsia="Times New Roman" w:hAnsi="Consolas" w:cs="Times New Roman"/>
+          <w:color w:val="C586C0"/>
+          <w:sz w:val="21"/>
+          <w:szCs w:val="21"/>
+        </w:rPr>
+        <w:t>while</w:t>
+      </w:r>
+      <w:r>
+        <w:rPr>
+          <w:rFonts w:ascii="Consolas" w:eastAsia="Times New Roman" w:hAnsi="Consolas" w:cs="Times New Roman"/>
+          <w:color w:val="CCCCCC"/>
+          <w:sz w:val="21"/>
+          <w:szCs w:val="21"/>
+        </w:rPr>
+        <w:t xml:space="preserve"> </w:t>
+      </w:r>
+      <w:r>
+        <w:rPr>
+          <w:rFonts w:ascii="Consolas" w:eastAsia="Times New Roman" w:hAnsi="Consolas" w:cs="Times New Roman"/>
+          <w:color w:val="DCDCAA"/>
+          <w:sz w:val="21"/>
+          <w:szCs w:val="21"/>
+        </w:rPr>
+        <w:t>len</w:t>
+      </w:r>
+      <w:r>
+        <w:rPr>
+          <w:rFonts w:ascii="Consolas" w:eastAsia="Times New Roman" w:hAnsi="Consolas" w:cs="Times New Roman"/>
+          <w:color w:val="CCCCCC"/>
+          <w:sz w:val="21"/>
+          <w:szCs w:val="21"/>
+        </w:rPr>
+        <w:t xml:space="preserve">(frontier) </w:t>
+      </w:r>
+      <w:r>
+        <w:rPr>
+          <w:rFonts w:ascii="Consolas" w:eastAsia="Times New Roman" w:hAnsi="Consolas" w:cs="Times New Roman"/>
+          <w:color w:val="D4D4D4"/>
+          <w:sz w:val="21"/>
+          <w:szCs w:val="21"/>
+        </w:rPr>
+        <w:t>&gt;</w:t>
+      </w:r>
+      <w:r>
+        <w:rPr>
+          <w:rFonts w:ascii="Consolas" w:eastAsia="Times New Roman" w:hAnsi="Consolas" w:cs="Times New Roman"/>
+          <w:color w:val="CCCCCC"/>
+          <w:sz w:val="21"/>
+          <w:szCs w:val="21"/>
+        </w:rPr>
+        <w:t xml:space="preserve"> </w:t>
+      </w:r>
+      <w:r>
+        <w:rPr>
+          <w:rFonts w:ascii="Consolas" w:eastAsia="Times New Roman" w:hAnsi="Consolas" w:cs="Times New Roman"/>
+          <w:color w:val="B5CEA8"/>
+          <w:sz w:val="21"/>
+          <w:szCs w:val="21"/>
+        </w:rPr>
+        <w:t>0</w:t>
+      </w:r>
+      <w:r>
+        <w:rPr>
+          <w:rFonts w:ascii="Consolas" w:eastAsia="Times New Roman" w:hAnsi="Consolas" w:cs="Times New Roman"/>
+          <w:color w:val="CCCCCC"/>
+          <w:sz w:val="21"/>
+          <w:szCs w:val="21"/>
+        </w:rPr>
+        <w:t>:</w:t>
+      </w:r>
+    </w:p>
+    <w:p>
+      <w:pPr>
+        <w:shd w:val="clear" w:color="auto" w:fill="1F1F1F"/>
+        <w:spacing w:after="0" w:line="285" w:lineRule="atLeast"/>
+        <w:ind w:left="0" w:firstLine="0"/>
+        <w:rPr>
+          <w:rFonts w:ascii="Consolas" w:eastAsia="Times New Roman" w:hAnsi="Consolas" w:cs="Times New Roman"/>
+          <w:color w:val="CCCCCC"/>
+          <w:sz w:val="21"/>
+          <w:szCs w:val="21"/>
+        </w:rPr>
+      </w:pPr>
+      <w:r>
+        <w:rPr>
+          <w:rFonts w:ascii="Consolas" w:eastAsia="Times New Roman" w:hAnsi="Consolas" w:cs="Times New Roman"/>
+          <w:color w:val="CCCCCC"/>
+          <w:sz w:val="21"/>
+          <w:szCs w:val="21"/>
+        </w:rPr>
+        <w:t>        frontier.sort(</w:t>
+      </w:r>
+      <w:r>
+        <w:rPr>
+          <w:rFonts w:ascii="Consolas" w:eastAsia="Times New Roman" w:hAnsi="Consolas" w:cs="Times New Roman"/>
+          <w:color w:val="9CDCFE"/>
+          <w:sz w:val="21"/>
+          <w:szCs w:val="21"/>
+        </w:rPr>
+        <w:t>key</w:t>
+      </w:r>
+      <w:r>
+        <w:rPr>
+          <w:rFonts w:ascii="Consolas" w:eastAsia="Times New Roman" w:hAnsi="Consolas" w:cs="Times New Roman"/>
+          <w:color w:val="D4D4D4"/>
+          <w:sz w:val="21"/>
+          <w:szCs w:val="21"/>
+        </w:rPr>
+        <w:t>=</w:t>
+      </w:r>
+      <w:r>
+        <w:rPr>
+          <w:rFonts w:ascii="Consolas" w:eastAsia="Times New Roman" w:hAnsi="Consolas" w:cs="Times New Roman"/>
+          <w:color w:val="CCCCCC"/>
+          <w:sz w:val="21"/>
+          <w:szCs w:val="21"/>
+        </w:rPr>
+        <w:t>get_h)</w:t>
+      </w:r>
+    </w:p>
+    <w:p>
+      <w:pPr>
+        <w:shd w:val="clear" w:color="auto" w:fill="1F1F1F"/>
+        <w:spacing w:after="0" w:line="285" w:lineRule="atLeast"/>
+        <w:ind w:left="0" w:firstLine="0"/>
+        <w:rPr>
+          <w:rFonts w:ascii="Consolas" w:eastAsia="Times New Roman" w:hAnsi="Consolas" w:cs="Times New Roman"/>
+          <w:color w:val="CCCCCC"/>
+          <w:sz w:val="21"/>
+          <w:szCs w:val="21"/>
+        </w:rPr>
+      </w:pPr>
+      <w:r>
+        <w:rPr>
+          <w:rFonts w:ascii="Consolas" w:eastAsia="Times New Roman" w:hAnsi="Consolas" w:cs="Times New Roman"/>
+          <w:color w:val="CCCCCC"/>
+          <w:sz w:val="21"/>
+          <w:szCs w:val="21"/>
+        </w:rPr>
+        <w:t xml:space="preserve">        path </w:t>
+      </w:r>
+      <w:r>
+        <w:rPr>
+          <w:rFonts w:ascii="Consolas" w:eastAsia="Times New Roman" w:hAnsi="Consolas" w:cs="Times New Roman"/>
+          <w:color w:val="D4D4D4"/>
+          <w:sz w:val="21"/>
+          <w:szCs w:val="21"/>
+        </w:rPr>
+        <w:t>=</w:t>
+      </w:r>
+      <w:r>
+        <w:rPr>
+          <w:rFonts w:ascii="Consolas" w:eastAsia="Times New Roman" w:hAnsi="Consolas" w:cs="Times New Roman"/>
+          <w:color w:val="CCCCCC"/>
+          <w:sz w:val="21"/>
+          <w:szCs w:val="21"/>
+        </w:rPr>
+        <w:t xml:space="preserve"> frontier.pop(</w:t>
+      </w:r>
+      <w:r>
+        <w:rPr>
+          <w:rFonts w:ascii="Consolas" w:eastAsia="Times New Roman" w:hAnsi="Consolas" w:cs="Times New Roman"/>
+          <w:color w:val="B5CEA8"/>
+          <w:sz w:val="21"/>
+          <w:szCs w:val="21"/>
+        </w:rPr>
+        <w:t>0</w:t>
+      </w:r>
+      <w:r>
+        <w:rPr>
+          <w:rFonts w:ascii="Consolas" w:eastAsia="Times New Roman" w:hAnsi="Consolas" w:cs="Times New Roman"/>
+          <w:color w:val="CCCCCC"/>
+          <w:sz w:val="21"/>
+          <w:szCs w:val="21"/>
+        </w:rPr>
+        <w:t>)</w:t>
+      </w:r>
+    </w:p>
+    <w:p>
+      <w:pPr>
+        <w:shd w:val="clear" w:color="auto" w:fill="1F1F1F"/>
+        <w:spacing w:after="0" w:line="285" w:lineRule="atLeast"/>
+        <w:ind w:left="0" w:firstLine="0"/>
+        <w:rPr>
+          <w:rFonts w:ascii="Consolas" w:eastAsia="Times New Roman" w:hAnsi="Consolas" w:cs="Times New Roman"/>
+          <w:color w:val="CCCCCC"/>
+          <w:sz w:val="21"/>
+          <w:szCs w:val="21"/>
+        </w:rPr>
+      </w:pPr>
+      <w:r>
+        <w:rPr>
+          <w:rFonts w:ascii="Consolas" w:eastAsia="Times New Roman" w:hAnsi="Consolas" w:cs="Times New Roman"/>
+          <w:color w:val="CCCCCC"/>
+          <w:sz w:val="21"/>
+          <w:szCs w:val="21"/>
+        </w:rPr>
+        <w:t xml:space="preserve">        node </w:t>
+      </w:r>
+      <w:r>
+        <w:rPr>
+          <w:rFonts w:ascii="Consolas" w:eastAsia="Times New Roman" w:hAnsi="Consolas" w:cs="Times New Roman"/>
+          <w:color w:val="D4D4D4"/>
+          <w:sz w:val="21"/>
+          <w:szCs w:val="21"/>
+        </w:rPr>
+        <w:t>=</w:t>
+      </w:r>
+      <w:r>
+        <w:rPr>
+          <w:rFonts w:ascii="Consolas" w:eastAsia="Times New Roman" w:hAnsi="Consolas" w:cs="Times New Roman"/>
+          <w:color w:val="CCCCCC"/>
+          <w:sz w:val="21"/>
+          <w:szCs w:val="21"/>
+        </w:rPr>
+        <w:t xml:space="preserve"> path[</w:t>
+      </w:r>
+      <w:r>
+        <w:rPr>
+          <w:rFonts w:ascii="Consolas" w:eastAsia="Times New Roman" w:hAnsi="Consolas" w:cs="Times New Roman"/>
+          <w:color w:val="D4D4D4"/>
+          <w:sz w:val="21"/>
+          <w:szCs w:val="21"/>
+        </w:rPr>
+        <w:t>-</w:t>
+      </w:r>
+      <w:r>
+        <w:rPr>
+          <w:rFonts w:ascii="Consolas" w:eastAsia="Times New Roman" w:hAnsi="Consolas" w:cs="Times New Roman"/>
+          <w:color w:val="B5CEA8"/>
+          <w:sz w:val="21"/>
+          <w:szCs w:val="21"/>
+        </w:rPr>
+        <w:t>1</w:t>
+      </w:r>
+      <w:r>
+        <w:rPr>
+          <w:rFonts w:ascii="Consolas" w:eastAsia="Times New Roman" w:hAnsi="Consolas" w:cs="Times New Roman"/>
+          <w:color w:val="CCCCCC"/>
+          <w:sz w:val="21"/>
+          <w:szCs w:val="21"/>
+        </w:rPr>
+        <w:t>]</w:t>
+      </w:r>
+    </w:p>
+    <w:p>
+      <w:pPr>
+        <w:shd w:val="clear" w:color="auto" w:fill="1F1F1F"/>
+        <w:spacing w:after="0" w:line="285" w:lineRule="atLeast"/>
+        <w:ind w:left="0" w:firstLine="0"/>
+        <w:rPr>
+          <w:rFonts w:ascii="Consolas" w:eastAsia="Times New Roman" w:hAnsi="Consolas" w:cs="Times New Roman"/>
+          <w:color w:val="CCCCCC"/>
+          <w:sz w:val="21"/>
+          <w:szCs w:val="21"/>
+        </w:rPr>
+      </w:pPr>
+    </w:p>
+    <w:p>
+      <w:pPr>
+        <w:shd w:val="clear" w:color="auto" w:fill="1F1F1F"/>
+        <w:spacing w:after="0" w:line="285" w:lineRule="atLeast"/>
+        <w:ind w:left="0" w:firstLine="0"/>
+        <w:rPr>
+          <w:rFonts w:ascii="Consolas" w:eastAsia="Times New Roman" w:hAnsi="Consolas" w:cs="Times New Roman"/>
+          <w:color w:val="CCCCCC"/>
+          <w:sz w:val="21"/>
+          <w:szCs w:val="21"/>
+        </w:rPr>
+      </w:pPr>
+      <w:r>
+        <w:rPr>
+          <w:rFonts w:ascii="Consolas" w:eastAsia="Times New Roman" w:hAnsi="Consolas" w:cs="Times New Roman"/>
+          <w:color w:val="CCCCCC"/>
+          <w:sz w:val="21"/>
+          <w:szCs w:val="21"/>
+        </w:rPr>
+        <w:t xml:space="preserve">        </w:t>
+      </w:r>
+      <w:r>
+        <w:rPr>
+          <w:rFonts w:ascii="Consolas" w:eastAsia="Times New Roman" w:hAnsi="Consolas" w:cs="Times New Roman"/>
+          <w:color w:val="C586C0"/>
+          <w:sz w:val="21"/>
+          <w:szCs w:val="21"/>
+        </w:rPr>
+        <w:t>if</w:t>
+      </w:r>
+      <w:r>
+        <w:rPr>
+          <w:rFonts w:ascii="Consolas" w:eastAsia="Times New Roman" w:hAnsi="Consolas" w:cs="Times New Roman"/>
+          <w:color w:val="CCCCCC"/>
+          <w:sz w:val="21"/>
+          <w:szCs w:val="21"/>
+        </w:rPr>
+        <w:t xml:space="preserve"> node </w:t>
+      </w:r>
+      <w:r>
+        <w:rPr>
+          <w:rFonts w:ascii="Consolas" w:eastAsia="Times New Roman" w:hAnsi="Consolas" w:cs="Times New Roman"/>
+          <w:color w:val="569CD6"/>
+          <w:sz w:val="21"/>
+          <w:szCs w:val="21"/>
+        </w:rPr>
+        <w:t>in</w:t>
+      </w:r>
+      <w:r>
+        <w:rPr>
+          <w:rFonts w:ascii="Consolas" w:eastAsia="Times New Roman" w:hAnsi="Consolas" w:cs="Times New Roman"/>
+          <w:color w:val="CCCCCC"/>
+          <w:sz w:val="21"/>
+          <w:szCs w:val="21"/>
+        </w:rPr>
+        <w:t xml:space="preserve"> visited:</w:t>
+      </w:r>
+    </w:p>
+    <w:p>
+      <w:pPr>
+        <w:shd w:val="clear" w:color="auto" w:fill="1F1F1F"/>
+        <w:spacing w:after="0" w:line="285" w:lineRule="atLeast"/>
+        <w:ind w:left="0" w:firstLine="0"/>
+        <w:rPr>
+          <w:rFonts w:ascii="Consolas" w:eastAsia="Times New Roman" w:hAnsi="Consolas" w:cs="Times New Roman"/>
+          <w:color w:val="CCCCCC"/>
+          <w:sz w:val="21"/>
+          <w:szCs w:val="21"/>
+        </w:rPr>
+      </w:pPr>
+      <w:r>
+        <w:rPr>
+          <w:rFonts w:ascii="Consolas" w:eastAsia="Times New Roman" w:hAnsi="Consolas" w:cs="Times New Roman"/>
+          <w:color w:val="CCCCCC"/>
+          <w:sz w:val="21"/>
+          <w:szCs w:val="21"/>
+        </w:rPr>
+        <w:t xml:space="preserve">            </w:t>
+      </w:r>
+      <w:r>
+        <w:rPr>
+          <w:rFonts w:ascii="Consolas" w:eastAsia="Times New Roman" w:hAnsi="Consolas" w:cs="Times New Roman"/>
+          <w:color w:val="C586C0"/>
+          <w:sz w:val="21"/>
+          <w:szCs w:val="21"/>
+        </w:rPr>
+        <w:t>continue</w:t>
+      </w:r>
+    </w:p>
+    <w:p>
+      <w:pPr>
+        <w:shd w:val="clear" w:color="auto" w:fill="1F1F1F"/>
+        <w:spacing w:after="0" w:line="285" w:lineRule="atLeast"/>
+        <w:ind w:left="0" w:firstLine="0"/>
+        <w:rPr>
+          <w:rFonts w:ascii="Consolas" w:eastAsia="Times New Roman" w:hAnsi="Consolas" w:cs="Times New Roman"/>
+          <w:color w:val="CCCCCC"/>
+          <w:sz w:val="21"/>
+          <w:szCs w:val="21"/>
+        </w:rPr>
+      </w:pPr>
+    </w:p>
+    <w:p>
+      <w:pPr>
+        <w:shd w:val="clear" w:color="auto" w:fill="1F1F1F"/>
+        <w:spacing w:after="0" w:line="285" w:lineRule="atLeast"/>
+        <w:ind w:left="0" w:firstLine="0"/>
+        <w:rPr>
+          <w:rFonts w:ascii="Consolas" w:eastAsia="Times New Roman" w:hAnsi="Consolas" w:cs="Times New Roman"/>
+          <w:color w:val="CCCCCC"/>
+          <w:sz w:val="21"/>
+          <w:szCs w:val="21"/>
+        </w:rPr>
+      </w:pPr>
+      <w:r>
+        <w:rPr>
+          <w:rFonts w:ascii="Consolas" w:eastAsia="Times New Roman" w:hAnsi="Consolas" w:cs="Times New Roman"/>
+          <w:color w:val="CCCCCC"/>
+          <w:sz w:val="21"/>
+          <w:szCs w:val="21"/>
+        </w:rPr>
+        <w:t>        visited.append(node)</w:t>
+      </w:r>
+    </w:p>
+    <w:p>
+      <w:pPr>
+        <w:shd w:val="clear" w:color="auto" w:fill="1F1F1F"/>
+        <w:spacing w:after="0" w:line="285" w:lineRule="atLeast"/>
+        <w:ind w:left="0" w:firstLine="0"/>
+        <w:rPr>
+          <w:rFonts w:ascii="Consolas" w:eastAsia="Times New Roman" w:hAnsi="Consolas" w:cs="Times New Roman"/>
+          <w:color w:val="CCCCCC"/>
+          <w:sz w:val="21"/>
+          <w:szCs w:val="21"/>
+        </w:rPr>
+      </w:pPr>
+    </w:p>
+    <w:p>
+      <w:pPr>
+        <w:shd w:val="clear" w:color="auto" w:fill="1F1F1F"/>
+        <w:spacing w:after="0" w:line="285" w:lineRule="atLeast"/>
+        <w:ind w:left="0" w:firstLine="0"/>
+        <w:rPr>
+          <w:rFonts w:ascii="Consolas" w:eastAsia="Times New Roman" w:hAnsi="Consolas" w:cs="Times New Roman"/>
+          <w:color w:val="CCCCCC"/>
+          <w:sz w:val="21"/>
+          <w:szCs w:val="21"/>
+        </w:rPr>
+      </w:pPr>
+      <w:r>
+        <w:rPr>
+          <w:rFonts w:ascii="Consolas" w:eastAsia="Times New Roman" w:hAnsi="Consolas" w:cs="Times New Roman"/>
+          <w:color w:val="CCCCCC"/>
+          <w:sz w:val="21"/>
+          <w:szCs w:val="21"/>
+        </w:rPr>
+        <w:t xml:space="preserve">        </w:t>
+      </w:r>
+      <w:r>
+        <w:rPr>
+          <w:rFonts w:ascii="Consolas" w:eastAsia="Times New Roman" w:hAnsi="Consolas" w:cs="Times New Roman"/>
+          <w:color w:val="DCDCAA"/>
+          <w:sz w:val="21"/>
+          <w:szCs w:val="21"/>
+        </w:rPr>
+        <w:t>print</w:t>
+      </w:r>
+      <w:r>
+        <w:rPr>
+          <w:rFonts w:ascii="Consolas" w:eastAsia="Times New Roman" w:hAnsi="Consolas" w:cs="Times New Roman"/>
+          <w:color w:val="CCCCCC"/>
+          <w:sz w:val="21"/>
+          <w:szCs w:val="21"/>
+        </w:rPr>
+        <w:t>(</w:t>
+      </w:r>
+      <w:r>
+        <w:rPr>
+          <w:rFonts w:ascii="Consolas" w:eastAsia="Times New Roman" w:hAnsi="Consolas" w:cs="Times New Roman"/>
+          <w:color w:val="CE9178"/>
+          <w:sz w:val="21"/>
+          <w:szCs w:val="21"/>
+        </w:rPr>
+        <w:t>"Exploring"</w:t>
+      </w:r>
+      <w:r>
+        <w:rPr>
+          <w:rFonts w:ascii="Consolas" w:eastAsia="Times New Roman" w:hAnsi="Consolas" w:cs="Times New Roman"/>
+          <w:color w:val="CCCCCC"/>
+          <w:sz w:val="21"/>
+          <w:szCs w:val="21"/>
+        </w:rPr>
+        <w:t xml:space="preserve">, node, </w:t>
+      </w:r>
+      <w:r>
+        <w:rPr>
+          <w:rFonts w:ascii="Consolas" w:eastAsia="Times New Roman" w:hAnsi="Consolas" w:cs="Times New Roman"/>
+          <w:color w:val="CE9178"/>
+          <w:sz w:val="21"/>
+          <w:szCs w:val="21"/>
+        </w:rPr>
+        <w:t>" path:"</w:t>
+      </w:r>
+      <w:r>
+        <w:rPr>
+          <w:rFonts w:ascii="Consolas" w:eastAsia="Times New Roman" w:hAnsi="Consolas" w:cs="Times New Roman"/>
+          <w:color w:val="CCCCCC"/>
+          <w:sz w:val="21"/>
+          <w:szCs w:val="21"/>
+        </w:rPr>
+        <w:t>, path,</w:t>
+      </w:r>
+    </w:p>
+    <w:p>
+      <w:pPr>
+        <w:shd w:val="clear" w:color="auto" w:fill="1F1F1F"/>
+        <w:spacing w:after="0" w:line="285" w:lineRule="atLeast"/>
+        <w:ind w:left="0" w:firstLine="0"/>
+        <w:rPr>
+          <w:rFonts w:ascii="Consolas" w:eastAsia="Times New Roman" w:hAnsi="Consolas" w:cs="Times New Roman"/>
+          <w:color w:val="CCCCCC"/>
+          <w:sz w:val="21"/>
+          <w:szCs w:val="21"/>
+        </w:rPr>
+      </w:pPr>
+      <w:r>
+        <w:rPr>
+          <w:rFonts w:ascii="Consolas" w:eastAsia="Times New Roman" w:hAnsi="Consolas" w:cs="Times New Roman"/>
+          <w:color w:val="CCCCCC"/>
+          <w:sz w:val="21"/>
+          <w:szCs w:val="21"/>
+        </w:rPr>
+        <w:t xml:space="preserve">              </w:t>
+      </w:r>
+      <w:r>
+        <w:rPr>
+          <w:rFonts w:ascii="Consolas" w:eastAsia="Times New Roman" w:hAnsi="Consolas" w:cs="Times New Roman"/>
+          <w:color w:val="CE9178"/>
+          <w:sz w:val="21"/>
+          <w:szCs w:val="21"/>
+        </w:rPr>
+        <w:t>" h ="</w:t>
+      </w:r>
+      <w:r>
+        <w:rPr>
+          <w:rFonts w:ascii="Consolas" w:eastAsia="Times New Roman" w:hAnsi="Consolas" w:cs="Times New Roman"/>
+          <w:color w:val="CCCCCC"/>
+          <w:sz w:val="21"/>
+          <w:szCs w:val="21"/>
+        </w:rPr>
+        <w:t>, get_h(path))</w:t>
+      </w:r>
+    </w:p>
+    <w:p>
+      <w:pPr>
+        <w:shd w:val="clear" w:color="auto" w:fill="1F1F1F"/>
+        <w:spacing w:after="0" w:line="285" w:lineRule="atLeast"/>
+        <w:ind w:left="0" w:firstLine="0"/>
+        <w:rPr>
+          <w:rFonts w:ascii="Consolas" w:eastAsia="Times New Roman" w:hAnsi="Consolas" w:cs="Times New Roman"/>
+          <w:color w:val="CCCCCC"/>
+          <w:sz w:val="21"/>
+          <w:szCs w:val="21"/>
+        </w:rPr>
+      </w:pPr>
+    </w:p>
+    <w:p>
+      <w:pPr>
+        <w:shd w:val="clear" w:color="auto" w:fill="1F1F1F"/>
+        <w:spacing w:after="0" w:line="285" w:lineRule="atLeast"/>
+        <w:ind w:left="0" w:firstLine="0"/>
+        <w:rPr>
+          <w:rFonts w:ascii="Consolas" w:eastAsia="Times New Roman" w:hAnsi="Consolas" w:cs="Times New Roman"/>
+          <w:color w:val="CCCCCC"/>
+          <w:sz w:val="21"/>
+          <w:szCs w:val="21"/>
+        </w:rPr>
+      </w:pPr>
+      <w:r>
+        <w:rPr>
+          <w:rFonts w:ascii="Consolas" w:eastAsia="Times New Roman" w:hAnsi="Consolas" w:cs="Times New Roman"/>
+          <w:color w:val="CCCCCC"/>
+          <w:sz w:val="21"/>
+          <w:szCs w:val="21"/>
+        </w:rPr>
+        <w:t xml:space="preserve">        </w:t>
+      </w:r>
+      <w:r>
+        <w:rPr>
+          <w:rFonts w:ascii="Consolas" w:eastAsia="Times New Roman" w:hAnsi="Consolas" w:cs="Times New Roman"/>
+          <w:color w:val="C586C0"/>
+          <w:sz w:val="21"/>
+          <w:szCs w:val="21"/>
+        </w:rPr>
+        <w:t>if</w:t>
+      </w:r>
+      <w:r>
+        <w:rPr>
+          <w:rFonts w:ascii="Consolas" w:eastAsia="Times New Roman" w:hAnsi="Consolas" w:cs="Times New Roman"/>
+          <w:color w:val="CCCCCC"/>
+          <w:sz w:val="21"/>
+          <w:szCs w:val="21"/>
+        </w:rPr>
+        <w:t xml:space="preserve"> node </w:t>
+      </w:r>
+      <w:r>
+        <w:rPr>
+          <w:rFonts w:ascii="Consolas" w:eastAsia="Times New Roman" w:hAnsi="Consolas" w:cs="Times New Roman"/>
+          <w:color w:val="D4D4D4"/>
+          <w:sz w:val="21"/>
+          <w:szCs w:val="21"/>
+        </w:rPr>
+        <w:t>==</w:t>
+      </w:r>
+      <w:r>
+        <w:rPr>
+          <w:rFonts w:ascii="Consolas" w:eastAsia="Times New Roman" w:hAnsi="Consolas" w:cs="Times New Roman"/>
+          <w:color w:val="CCCCCC"/>
+          <w:sz w:val="21"/>
+          <w:szCs w:val="21"/>
+        </w:rPr>
+        <w:t xml:space="preserve"> goal:</w:t>
+      </w:r>
+    </w:p>
+    <w:p>
+      <w:pPr>
+        <w:shd w:val="clear" w:color="auto" w:fill="1F1F1F"/>
+        <w:spacing w:after="0" w:line="285" w:lineRule="atLeast"/>
+        <w:ind w:left="0" w:firstLine="0"/>
+        <w:rPr>
+          <w:rFonts w:ascii="Consolas" w:eastAsia="Times New Roman" w:hAnsi="Consolas" w:cs="Times New Roman"/>
+          <w:color w:val="CCCCCC"/>
+          <w:sz w:val="21"/>
+          <w:szCs w:val="21"/>
+        </w:rPr>
+      </w:pPr>
+      <w:r>
+        <w:rPr>
+          <w:rFonts w:ascii="Consolas" w:eastAsia="Times New Roman" w:hAnsi="Consolas" w:cs="Times New Roman"/>
+          <w:color w:val="CCCCCC"/>
+          <w:sz w:val="21"/>
+          <w:szCs w:val="21"/>
+        </w:rPr>
+        <w:t xml:space="preserve">            </w:t>
+      </w:r>
+      <w:r>
+        <w:rPr>
+          <w:rFonts w:ascii="Consolas" w:eastAsia="Times New Roman" w:hAnsi="Consolas" w:cs="Times New Roman"/>
+          <w:color w:val="C586C0"/>
+          <w:sz w:val="21"/>
+          <w:szCs w:val="21"/>
+        </w:rPr>
+        <w:t>return</w:t>
+      </w:r>
+      <w:r>
+        <w:rPr>
+          <w:rFonts w:ascii="Consolas" w:eastAsia="Times New Roman" w:hAnsi="Consolas" w:cs="Times New Roman"/>
+          <w:color w:val="CCCCCC"/>
+          <w:sz w:val="21"/>
+          <w:szCs w:val="21"/>
+        </w:rPr>
+        <w:t xml:space="preserve"> path</w:t>
+      </w:r>
+    </w:p>
+    <w:p>
+      <w:pPr>
+        <w:shd w:val="clear" w:color="auto" w:fill="1F1F1F"/>
+        <w:spacing w:after="0" w:line="285" w:lineRule="atLeast"/>
+        <w:ind w:left="0" w:firstLine="0"/>
+        <w:rPr>
+          <w:rFonts w:ascii="Consolas" w:eastAsia="Times New Roman" w:hAnsi="Consolas" w:cs="Times New Roman"/>
+          <w:color w:val="CCCCCC"/>
+          <w:sz w:val="21"/>
+          <w:szCs w:val="21"/>
+        </w:rPr>
+      </w:pPr>
+    </w:p>
+    <w:p>
+      <w:pPr>
+        <w:shd w:val="clear" w:color="auto" w:fill="1F1F1F"/>
+        <w:spacing w:after="0" w:line="285" w:lineRule="atLeast"/>
+        <w:ind w:left="0" w:firstLine="0"/>
+        <w:rPr>
+          <w:rFonts w:ascii="Consolas" w:eastAsia="Times New Roman" w:hAnsi="Consolas" w:cs="Times New Roman"/>
+          <w:color w:val="CCCCCC"/>
+          <w:sz w:val="21"/>
+          <w:szCs w:val="21"/>
+        </w:rPr>
+      </w:pPr>
+      <w:r>
+        <w:rPr>
+          <w:rFonts w:ascii="Consolas" w:eastAsia="Times New Roman" w:hAnsi="Consolas" w:cs="Times New Roman"/>
+          <w:color w:val="CCCCCC"/>
+          <w:sz w:val="21"/>
+          <w:szCs w:val="21"/>
+        </w:rPr>
+        <w:t xml:space="preserve">        </w:t>
+      </w:r>
+      <w:r>
+        <w:rPr>
+          <w:rFonts w:ascii="Consolas" w:eastAsia="Times New Roman" w:hAnsi="Consolas" w:cs="Times New Roman"/>
+          <w:color w:val="C586C0"/>
+          <w:sz w:val="21"/>
+          <w:szCs w:val="21"/>
+        </w:rPr>
+        <w:t>for</w:t>
+      </w:r>
+      <w:r>
+        <w:rPr>
+          <w:rFonts w:ascii="Consolas" w:eastAsia="Times New Roman" w:hAnsi="Consolas" w:cs="Times New Roman"/>
+          <w:color w:val="CCCCCC"/>
+          <w:sz w:val="21"/>
+          <w:szCs w:val="21"/>
+        </w:rPr>
+        <w:t xml:space="preserve"> neighbour </w:t>
+      </w:r>
+      <w:r>
+        <w:rPr>
+          <w:rFonts w:ascii="Consolas" w:eastAsia="Times New Roman" w:hAnsi="Consolas" w:cs="Times New Roman"/>
+          <w:color w:val="C586C0"/>
+          <w:sz w:val="21"/>
+          <w:szCs w:val="21"/>
+        </w:rPr>
+        <w:t>in</w:t>
+      </w:r>
+      <w:r>
+        <w:rPr>
+          <w:rFonts w:ascii="Consolas" w:eastAsia="Times New Roman" w:hAnsi="Consolas" w:cs="Times New Roman"/>
+          <w:color w:val="CCCCCC"/>
+          <w:sz w:val="21"/>
+          <w:szCs w:val="21"/>
+        </w:rPr>
+        <w:t xml:space="preserve"> campus[node]:</w:t>
+      </w:r>
+    </w:p>
+    <w:p>
+      <w:pPr>
+        <w:shd w:val="clear" w:color="auto" w:fill="1F1F1F"/>
+        <w:spacing w:after="0" w:line="285" w:lineRule="atLeast"/>
+        <w:ind w:left="0" w:firstLine="0"/>
+        <w:rPr>
+          <w:rFonts w:ascii="Consolas" w:eastAsia="Times New Roman" w:hAnsi="Consolas" w:cs="Times New Roman"/>
+          <w:color w:val="CCCCCC"/>
+          <w:sz w:val="21"/>
+          <w:szCs w:val="21"/>
+        </w:rPr>
+      </w:pPr>
+      <w:r>
+        <w:rPr>
+          <w:rFonts w:ascii="Consolas" w:eastAsia="Times New Roman" w:hAnsi="Consolas" w:cs="Times New Roman"/>
+          <w:color w:val="CCCCCC"/>
+          <w:sz w:val="21"/>
+          <w:szCs w:val="21"/>
+        </w:rPr>
+        <w:t xml:space="preserve">            new_path </w:t>
+      </w:r>
+      <w:r>
+        <w:rPr>
+          <w:rFonts w:ascii="Consolas" w:eastAsia="Times New Roman" w:hAnsi="Consolas" w:cs="Times New Roman"/>
+          <w:color w:val="D4D4D4"/>
+          <w:sz w:val="21"/>
+          <w:szCs w:val="21"/>
+        </w:rPr>
+        <w:t>=</w:t>
+      </w:r>
+      <w:r>
+        <w:rPr>
+          <w:rFonts w:ascii="Consolas" w:eastAsia="Times New Roman" w:hAnsi="Consolas" w:cs="Times New Roman"/>
+          <w:color w:val="CCCCCC"/>
+          <w:sz w:val="21"/>
+          <w:szCs w:val="21"/>
+        </w:rPr>
+        <w:t xml:space="preserve"> path </w:t>
+      </w:r>
+      <w:r>
+        <w:rPr>
+          <w:rFonts w:ascii="Consolas" w:eastAsia="Times New Roman" w:hAnsi="Consolas" w:cs="Times New Roman"/>
+          <w:color w:val="D4D4D4"/>
+          <w:sz w:val="21"/>
+          <w:szCs w:val="21"/>
+        </w:rPr>
+        <w:t>+</w:t>
+      </w:r>
+      <w:r>
+        <w:rPr>
+          <w:rFonts w:ascii="Consolas" w:eastAsia="Times New Roman" w:hAnsi="Consolas" w:cs="Times New Roman"/>
+          <w:color w:val="CCCCCC"/>
+          <w:sz w:val="21"/>
+          <w:szCs w:val="21"/>
+        </w:rPr>
+        <w:t xml:space="preserve"> [neighbour]</w:t>
+      </w:r>
+    </w:p>
+    <w:p>
+      <w:pPr>
+        <w:shd w:val="clear" w:color="auto" w:fill="1F1F1F"/>
+        <w:spacing w:after="0" w:line="285" w:lineRule="atLeast"/>
+        <w:ind w:left="0" w:firstLine="0"/>
+        <w:rPr>
+          <w:rFonts w:ascii="Consolas" w:eastAsia="Times New Roman" w:hAnsi="Consolas" w:cs="Times New Roman"/>
+          <w:color w:val="CCCCCC"/>
+          <w:sz w:val="21"/>
+          <w:szCs w:val="21"/>
+        </w:rPr>
+      </w:pPr>
+      <w:r>
+        <w:rPr>
+          <w:rFonts w:ascii="Consolas" w:eastAsia="Times New Roman" w:hAnsi="Consolas" w:cs="Times New Roman"/>
+          <w:color w:val="CCCCCC"/>
+          <w:sz w:val="21"/>
+          <w:szCs w:val="21"/>
+        </w:rPr>
+        <w:t>            frontier.append(new_path)</w:t>
+      </w:r>
+    </w:p>
+    <w:p>
+      <w:pPr>
+        <w:shd w:val="clear" w:color="auto" w:fill="1F1F1F"/>
+        <w:spacing w:after="0" w:line="285" w:lineRule="atLeast"/>
+        <w:ind w:left="0" w:firstLine="0"/>
+        <w:rPr>
+          <w:rFonts w:ascii="Consolas" w:eastAsia="Times New Roman" w:hAnsi="Consolas" w:cs="Times New Roman"/>
+          <w:color w:val="CCCCCC"/>
+          <w:sz w:val="21"/>
+          <w:szCs w:val="21"/>
+        </w:rPr>
+      </w:pPr>
+    </w:p>
+    <w:p>
+      <w:pPr>
+        <w:shd w:val="clear" w:color="auto" w:fill="1F1F1F"/>
+        <w:spacing w:after="0" w:line="285" w:lineRule="atLeast"/>
+        <w:ind w:left="0" w:firstLine="0"/>
+        <w:rPr>
+          <w:rFonts w:ascii="Consolas" w:eastAsia="Times New Roman" w:hAnsi="Consolas" w:cs="Times New Roman"/>
+          <w:color w:val="CCCCCC"/>
+          <w:sz w:val="21"/>
+          <w:szCs w:val="21"/>
+        </w:rPr>
+      </w:pPr>
+      <w:r>
+        <w:rPr>
+          <w:rFonts w:ascii="Consolas" w:eastAsia="Times New Roman" w:hAnsi="Consolas" w:cs="Times New Roman"/>
+          <w:color w:val="CCCCCC"/>
+          <w:sz w:val="21"/>
+          <w:szCs w:val="21"/>
+        </w:rPr>
+        <w:t xml:space="preserve">    </w:t>
+      </w:r>
+      <w:r>
+        <w:rPr>
+          <w:rFonts w:ascii="Consolas" w:eastAsia="Times New Roman" w:hAnsi="Consolas" w:cs="Times New Roman"/>
+          <w:color w:val="C586C0"/>
+          <w:sz w:val="21"/>
+          <w:szCs w:val="21"/>
+        </w:rPr>
+        <w:t>return</w:t>
+      </w:r>
+      <w:r>
+        <w:rPr>
+          <w:rFonts w:ascii="Consolas" w:eastAsia="Times New Roman" w:hAnsi="Consolas" w:cs="Times New Roman"/>
+          <w:color w:val="CCCCCC"/>
+          <w:sz w:val="21"/>
+          <w:szCs w:val="21"/>
+        </w:rPr>
+        <w:t xml:space="preserve"> </w:t>
+      </w:r>
+      <w:r>
+        <w:rPr>
+          <w:rFonts w:ascii="Consolas" w:eastAsia="Times New Roman" w:hAnsi="Consolas" w:cs="Times New Roman"/>
+          <w:color w:val="569CD6"/>
+          <w:sz w:val="21"/>
+          <w:szCs w:val="21"/>
+        </w:rPr>
+        <w:t>None</w:t>
+      </w:r>
+    </w:p>
+    <w:p>
+      <w:pPr>
+        <w:shd w:val="clear" w:color="auto" w:fill="1F1F1F"/>
+        <w:spacing w:after="240" w:line="285" w:lineRule="atLeast"/>
+        <w:ind w:left="0" w:firstLine="0"/>
+        <w:rPr>
+          <w:rFonts w:ascii="Consolas" w:eastAsia="Times New Roman" w:hAnsi="Consolas" w:cs="Times New Roman"/>
+          <w:color w:val="CCCCCC"/>
+          <w:sz w:val="21"/>
+          <w:szCs w:val="21"/>
+        </w:rPr>
+      </w:pPr>
+    </w:p>
+    <w:p>
+      <w:pPr>
+        <w:shd w:val="clear" w:color="auto" w:fill="1F1F1F"/>
+        <w:spacing w:after="0" w:line="285" w:lineRule="atLeast"/>
+        <w:ind w:left="0" w:firstLine="0"/>
+        <w:rPr>
+          <w:rFonts w:ascii="Consolas" w:eastAsia="Times New Roman" w:hAnsi="Consolas" w:cs="Times New Roman"/>
+          <w:color w:val="CCCCCC"/>
+          <w:sz w:val="21"/>
+          <w:szCs w:val="21"/>
+        </w:rPr>
+      </w:pPr>
+      <w:r>
+        <w:rPr>
+          <w:rFonts w:ascii="Consolas" w:eastAsia="Times New Roman" w:hAnsi="Consolas" w:cs="Times New Roman"/>
+          <w:color w:val="CCCCCC"/>
+          <w:sz w:val="21"/>
+          <w:szCs w:val="21"/>
+        </w:rPr>
+        <w:t xml:space="preserve">answer </w:t>
+      </w:r>
+      <w:r>
+        <w:rPr>
+          <w:rFonts w:ascii="Consolas" w:eastAsia="Times New Roman" w:hAnsi="Consolas" w:cs="Times New Roman"/>
+          <w:color w:val="D4D4D4"/>
+          <w:sz w:val="21"/>
+          <w:szCs w:val="21"/>
+        </w:rPr>
+        <w:t>=</w:t>
+      </w:r>
+      <w:r>
+        <w:rPr>
+          <w:rFonts w:ascii="Consolas" w:eastAsia="Times New Roman" w:hAnsi="Consolas" w:cs="Times New Roman"/>
+          <w:color w:val="CCCCCC"/>
+          <w:sz w:val="21"/>
+          <w:szCs w:val="21"/>
+        </w:rPr>
+        <w:t xml:space="preserve"> gbfs(</w:t>
+      </w:r>
+      <w:r>
+        <w:rPr>
+          <w:rFonts w:ascii="Consolas" w:eastAsia="Times New Roman" w:hAnsi="Consolas" w:cs="Times New Roman"/>
+          <w:color w:val="CE9178"/>
+          <w:sz w:val="21"/>
+          <w:szCs w:val="21"/>
+        </w:rPr>
+        <w:t>"Hostel"</w:t>
+      </w:r>
+      <w:r>
+        <w:rPr>
+          <w:rFonts w:ascii="Consolas" w:eastAsia="Times New Roman" w:hAnsi="Consolas" w:cs="Times New Roman"/>
+          <w:color w:val="CCCCCC"/>
+          <w:sz w:val="21"/>
+          <w:szCs w:val="21"/>
+        </w:rPr>
+        <w:t xml:space="preserve">, </w:t>
+      </w:r>
+      <w:r>
+        <w:rPr>
+          <w:rFonts w:ascii="Consolas" w:eastAsia="Times New Roman" w:hAnsi="Consolas" w:cs="Times New Roman"/>
+          <w:color w:val="CE9178"/>
+          <w:sz w:val="21"/>
+          <w:szCs w:val="21"/>
+        </w:rPr>
+        <w:t>"Library"</w:t>
+      </w:r>
+      <w:r>
+        <w:rPr>
+          <w:rFonts w:ascii="Consolas" w:eastAsia="Times New Roman" w:hAnsi="Consolas" w:cs="Times New Roman"/>
+          <w:color w:val="CCCCCC"/>
+          <w:sz w:val="21"/>
+          <w:szCs w:val="21"/>
+        </w:rPr>
+        <w:t>)</w:t>
+      </w:r>
+    </w:p>
+    <w:p>
+      <w:pPr>
+        <w:shd w:val="clear" w:color="auto" w:fill="1F1F1F"/>
+        <w:spacing w:after="0" w:line="285" w:lineRule="atLeast"/>
+        <w:ind w:left="0" w:firstLine="0"/>
+        <w:rPr>
+          <w:rFonts w:ascii="Consolas" w:eastAsia="Times New Roman" w:hAnsi="Consolas" w:cs="Times New Roman"/>
+          <w:color w:val="CCCCCC"/>
+          <w:sz w:val="21"/>
+          <w:szCs w:val="21"/>
+        </w:rPr>
+      </w:pPr>
+    </w:p>
+    <w:p>
+      <w:pPr>
+        <w:shd w:val="clear" w:color="auto" w:fill="1F1F1F"/>
+        <w:spacing w:after="0" w:line="285" w:lineRule="atLeast"/>
+        <w:ind w:left="0" w:firstLine="0"/>
+        <w:rPr>
+          <w:rFonts w:ascii="Consolas" w:eastAsia="Times New Roman" w:hAnsi="Consolas" w:cs="Times New Roman"/>
+          <w:color w:val="CCCCCC"/>
+          <w:sz w:val="21"/>
+          <w:szCs w:val="21"/>
+        </w:rPr>
+      </w:pPr>
+      <w:r>
+        <w:rPr>
+          <w:rFonts w:ascii="Consolas" w:eastAsia="Times New Roman" w:hAnsi="Consolas" w:cs="Times New Roman"/>
+          <w:color w:val="DCDCAA"/>
+          <w:sz w:val="21"/>
+          <w:szCs w:val="21"/>
+        </w:rPr>
+        <w:t>print</w:t>
+      </w:r>
+      <w:r>
+        <w:rPr>
+          <w:rFonts w:ascii="Consolas" w:eastAsia="Times New Roman" w:hAnsi="Consolas" w:cs="Times New Roman"/>
+          <w:color w:val="CCCCCC"/>
+          <w:sz w:val="21"/>
+          <w:szCs w:val="21"/>
+        </w:rPr>
+        <w:t>()</w:t>
+      </w:r>
+    </w:p>
+    <w:p>
+      <w:pPr>
+        <w:shd w:val="clear" w:color="auto" w:fill="1F1F1F"/>
+        <w:spacing w:after="0" w:line="285" w:lineRule="atLeast"/>
+        <w:ind w:left="0" w:firstLine="0"/>
+        <w:rPr>
+          <w:rFonts w:ascii="Consolas" w:eastAsia="Times New Roman" w:hAnsi="Consolas" w:cs="Times New Roman"/>
+          <w:color w:val="CCCCCC"/>
+          <w:sz w:val="21"/>
+          <w:szCs w:val="21"/>
+        </w:rPr>
+      </w:pPr>
+      <w:r>
+        <w:rPr>
+          <w:rFonts w:ascii="Consolas" w:eastAsia="Times New Roman" w:hAnsi="Consolas" w:cs="Times New Roman"/>
+          <w:color w:val="DCDCAA"/>
+          <w:sz w:val="21"/>
+          <w:szCs w:val="21"/>
+        </w:rPr>
+        <w:t>print</w:t>
+      </w:r>
+      <w:r>
+        <w:rPr>
+          <w:rFonts w:ascii="Consolas" w:eastAsia="Times New Roman" w:hAnsi="Consolas" w:cs="Times New Roman"/>
+          <w:color w:val="CCCCCC"/>
+          <w:sz w:val="21"/>
+          <w:szCs w:val="21"/>
+        </w:rPr>
+        <w:t>(</w:t>
+      </w:r>
+      <w:r>
+        <w:rPr>
+          <w:rFonts w:ascii="Consolas" w:eastAsia="Times New Roman" w:hAnsi="Consolas" w:cs="Times New Roman"/>
+          <w:color w:val="CE9178"/>
+          <w:sz w:val="21"/>
+          <w:szCs w:val="21"/>
+        </w:rPr>
+        <w:t>"Path found by GBFS:"</w:t>
+      </w:r>
+      <w:r>
+        <w:rPr>
+          <w:rFonts w:ascii="Consolas" w:eastAsia="Times New Roman" w:hAnsi="Consolas" w:cs="Times New Roman"/>
+          <w:color w:val="CCCCCC"/>
+          <w:sz w:val="21"/>
+          <w:szCs w:val="21"/>
+        </w:rPr>
+        <w:t>, answer)</w:t>
+      </w:r>
+    </w:p>
+    <w:p>
+      <w:pPr>
+        <w:shd w:val="clear" w:color="auto" w:fill="1F1F1F"/>
+        <w:spacing w:after="0" w:line="285" w:lineRule="atLeast"/>
+        <w:ind w:left="0" w:firstLine="0"/>
+        <w:rPr>
+          <w:rFonts w:ascii="Consolas" w:eastAsia="Times New Roman" w:hAnsi="Consolas" w:cs="Times New Roman"/>
+          <w:color w:val="CCCCCC"/>
+          <w:sz w:val="21"/>
+          <w:szCs w:val="21"/>
+        </w:rPr>
+      </w:pPr>
+    </w:p>
+    <w:p>
+      <w:pPr>
+        <w:shd w:val="clear" w:color="auto" w:fill="1F1F1F"/>
+        <w:spacing w:after="0" w:line="285" w:lineRule="atLeast"/>
+        <w:ind w:left="0" w:firstLine="0"/>
+        <w:rPr>
+          <w:rFonts w:ascii="Consolas" w:eastAsia="Times New Roman" w:hAnsi="Consolas" w:cs="Times New Roman"/>
+          <w:color w:val="CCCCCC"/>
+          <w:sz w:val="21"/>
+          <w:szCs w:val="21"/>
+        </w:rPr>
+      </w:pPr>
+      <w:r>
+        <w:rPr>
+          <w:rFonts w:ascii="Consolas" w:eastAsia="Times New Roman" w:hAnsi="Consolas" w:cs="Times New Roman"/>
+          <w:color w:val="C586C0"/>
+          <w:sz w:val="21"/>
+          <w:szCs w:val="21"/>
+        </w:rPr>
+        <w:t>if</w:t>
+      </w:r>
+      <w:r>
+        <w:rPr>
+          <w:rFonts w:ascii="Consolas" w:eastAsia="Times New Roman" w:hAnsi="Consolas" w:cs="Times New Roman"/>
+          <w:color w:val="CCCCCC"/>
+          <w:sz w:val="21"/>
+          <w:szCs w:val="21"/>
+        </w:rPr>
+        <w:t xml:space="preserve"> answer </w:t>
+      </w:r>
+      <w:r>
+        <w:rPr>
+          <w:rFonts w:ascii="Consolas" w:eastAsia="Times New Roman" w:hAnsi="Consolas" w:cs="Times New Roman"/>
+          <w:color w:val="569CD6"/>
+          <w:sz w:val="21"/>
+          <w:szCs w:val="21"/>
+        </w:rPr>
+        <w:t>is</w:t>
+      </w:r>
+      <w:r>
+        <w:rPr>
+          <w:rFonts w:ascii="Consolas" w:eastAsia="Times New Roman" w:hAnsi="Consolas" w:cs="Times New Roman"/>
+          <w:color w:val="CCCCCC"/>
+          <w:sz w:val="21"/>
+          <w:szCs w:val="21"/>
+        </w:rPr>
+        <w:t xml:space="preserve"> </w:t>
+      </w:r>
+      <w:r>
+        <w:rPr>
+          <w:rFonts w:ascii="Consolas" w:eastAsia="Times New Roman" w:hAnsi="Consolas" w:cs="Times New Roman"/>
+          <w:color w:val="569CD6"/>
+          <w:sz w:val="21"/>
+          <w:szCs w:val="21"/>
+        </w:rPr>
+        <w:t>not</w:t>
+      </w:r>
+      <w:r>
+        <w:rPr>
+          <w:rFonts w:ascii="Consolas" w:eastAsia="Times New Roman" w:hAnsi="Consolas" w:cs="Times New Roman"/>
+          <w:color w:val="CCCCCC"/>
+          <w:sz w:val="21"/>
+          <w:szCs w:val="21"/>
+        </w:rPr>
+        <w:t xml:space="preserve"> </w:t>
+      </w:r>
+      <w:r>
+        <w:rPr>
+          <w:rFonts w:ascii="Consolas" w:eastAsia="Times New Roman" w:hAnsi="Consolas" w:cs="Times New Roman"/>
+          <w:color w:val="569CD6"/>
+          <w:sz w:val="21"/>
+          <w:szCs w:val="21"/>
+        </w:rPr>
+        <w:t>None</w:t>
+      </w:r>
+      <w:r>
+        <w:rPr>
+          <w:rFonts w:ascii="Consolas" w:eastAsia="Times New Roman" w:hAnsi="Consolas" w:cs="Times New Roman"/>
+          <w:color w:val="CCCCCC"/>
+          <w:sz w:val="21"/>
+          <w:szCs w:val="21"/>
+        </w:rPr>
+        <w:t>:</w:t>
+      </w:r>
+    </w:p>
+    <w:p>
+      <w:pPr>
+        <w:shd w:val="clear" w:color="auto" w:fill="1F1F1F"/>
+        <w:spacing w:after="0" w:line="285" w:lineRule="atLeast"/>
+        <w:ind w:left="0" w:firstLine="0"/>
+        <w:rPr>
+          <w:rFonts w:ascii="Consolas" w:eastAsia="Times New Roman" w:hAnsi="Consolas" w:cs="Times New Roman"/>
+          <w:color w:val="CCCCCC"/>
+          <w:sz w:val="21"/>
+          <w:szCs w:val="21"/>
+        </w:rPr>
+      </w:pPr>
+      <w:r>
+        <w:rPr>
+          <w:rFonts w:ascii="Consolas" w:eastAsia="Times New Roman" w:hAnsi="Consolas" w:cs="Times New Roman"/>
+          <w:color w:val="CCCCCC"/>
+          <w:sz w:val="21"/>
+          <w:szCs w:val="21"/>
+        </w:rPr>
+        <w:t xml:space="preserve">    </w:t>
+      </w:r>
+      <w:r>
+        <w:rPr>
+          <w:rFonts w:ascii="Consolas" w:eastAsia="Times New Roman" w:hAnsi="Consolas" w:cs="Times New Roman"/>
+          <w:color w:val="DCDCAA"/>
+          <w:sz w:val="21"/>
+          <w:szCs w:val="21"/>
+        </w:rPr>
+        <w:t>print</w:t>
+      </w:r>
+      <w:r>
+        <w:rPr>
+          <w:rFonts w:ascii="Consolas" w:eastAsia="Times New Roman" w:hAnsi="Consolas" w:cs="Times New Roman"/>
+          <w:color w:val="CCCCCC"/>
+          <w:sz w:val="21"/>
+          <w:szCs w:val="21"/>
+        </w:rPr>
+        <w:t>(</w:t>
+      </w:r>
+      <w:r>
+        <w:rPr>
+          <w:rFonts w:ascii="Consolas" w:eastAsia="Times New Roman" w:hAnsi="Consolas" w:cs="Times New Roman"/>
+          <w:color w:val="CE9178"/>
+          <w:sz w:val="21"/>
+          <w:szCs w:val="21"/>
+        </w:rPr>
+        <w:t>"Total cost of this path:"</w:t>
+      </w:r>
+      <w:r>
+        <w:rPr>
+          <w:rFonts w:ascii="Consolas" w:eastAsia="Times New Roman" w:hAnsi="Consolas" w:cs="Times New Roman"/>
+          <w:color w:val="CCCCCC"/>
+          <w:sz w:val="21"/>
+          <w:szCs w:val="21"/>
+        </w:rPr>
+        <w:t>, get_g(answer))</w:t>
+      </w:r>
+    </w:p>
+    <w:p>
+      <w:pPr>
+        <w:shd w:val="clear" w:color="auto" w:fill="1F1F1F"/>
+        <w:spacing w:after="0" w:line="285" w:lineRule="atLeast"/>
+        <w:ind w:left="0" w:firstLine="0"/>
+        <w:rPr>
+          <w:rFonts w:ascii="Consolas" w:eastAsia="Times New Roman" w:hAnsi="Consolas" w:cs="Times New Roman"/>
+          <w:color w:val="CCCCCC"/>
+          <w:sz w:val="21"/>
+          <w:szCs w:val="21"/>
+        </w:rPr>
+      </w:pPr>
+    </w:p>
+    <w:p>
+      <w:pPr>
         <w:spacing w:after="120" w:line="300" w:lineRule="auto"/>
         <w:jc w:val="both"/>
         <w:rPr>
@@ -8695,11 +11566,21 @@
           <w:sz w:val="36"/>
         </w:rPr>
       </w:pPr>
-      <w:r>
+    </w:p>
+    <w:p>
+      <w:pPr>
+        <w:spacing w:after="120" w:line="300" w:lineRule="auto"/>
+        <w:jc w:val="both"/>
         <w:rPr>
           <w:b/>
           <w:sz w:val="36"/>
         </w:rPr>
+      </w:pPr>
+      <w:r>
+        <w:rPr>
+          <w:b/>
+          <w:sz w:val="36"/>
+        </w:rPr>
         <w:t>Output:</w:t>
       </w:r>
     </w:p>
@@ -8717,7 +11598,41 @@
           <w:b/>
           <w:sz w:val="36"/>
         </w:rPr>
-        <w:br/>
+        <w:drawing>
+          <wp:inline distT="0" distB="0" distL="0" distR="0" wp14:anchorId="5FDF631A" wp14:editId="787C116B">
+            <wp:extent cx="5731510" cy="1729105"/>
+            <wp:effectExtent l="0" t="0" r="2540" b="4445"/>
+            <wp:docPr id="13" name="Picture 13"/>
+            <wp:cNvGraphicFramePr>
+              <a:graphicFrameLocks xmlns:a="http://schemas.openxmlformats.org/drawingml/2006/main" noChangeAspect="1"/>
+            </wp:cNvGraphicFramePr>
+            <a:graphic xmlns:a="http://schemas.openxmlformats.org/drawingml/2006/main">
+              <a:graphicData uri="http://schemas.openxmlformats.org/drawingml/2006/picture">
+                <pic:pic xmlns:pic="http://schemas.openxmlformats.org/drawingml/2006/picture">
+                  <pic:nvPicPr>
+                    <pic:cNvPr id="1" name=""/>
+                    <pic:cNvPicPr/>
+                  </pic:nvPicPr>
+                  <pic:blipFill>
+                    <a:blip r:embed="rId37"/>
+                    <a:stretch>
+                      <a:fillRect/>
+                    </a:stretch>
+                  </pic:blipFill>
+                  <pic:spPr>
+                    <a:xfrm>
+                      <a:off x="0" y="0"/>
+                      <a:ext cx="5731510" cy="1729105"/>
+                    </a:xfrm>
+                    <a:prstGeom prst="rect">
+                      <a:avLst/>
+                    </a:prstGeom>
+                  </pic:spPr>
+                </pic:pic>
+              </a:graphicData>
+            </a:graphic>
+          </wp:inline>
+        </w:drawing>
       </w:r>
     </w:p>
     <w:p>
@@ -8729,6 +11644,13 @@
           <w:sz w:val="36"/>
         </w:rPr>
       </w:pPr>
+      <w:r>
+        <w:rPr>
+          <w:b/>
+          <w:sz w:val="36"/>
+        </w:rPr>
+        <w:t>Git and GitHub</w:t>
+      </w:r>
     </w:p>
     <w:p>
       <w:pPr>
@@ -8739,6 +11661,47 @@
           <w:sz w:val="36"/>
         </w:rPr>
       </w:pPr>
+      <w:r>
+        <w:rPr>
+          <w:b/>
+          <w:sz w:val="36"/>
+        </w:rPr>
+        <w:drawing>
+          <wp:inline distT="0" distB="0" distL="0" distR="0" wp14:anchorId="72C271B7" wp14:editId="5DE88F07">
+            <wp:extent cx="4972744" cy="1438476"/>
+            <wp:effectExtent l="0" t="0" r="0" b="9525"/>
+            <wp:docPr id="15" name="Picture 15"/>
+            <wp:cNvGraphicFramePr>
+              <a:graphicFrameLocks xmlns:a="http://schemas.openxmlformats.org/drawingml/2006/main" noChangeAspect="1"/>
+            </wp:cNvGraphicFramePr>
+            <a:graphic xmlns:a="http://schemas.openxmlformats.org/drawingml/2006/main">
+              <a:graphicData uri="http://schemas.openxmlformats.org/drawingml/2006/picture">
+                <pic:pic xmlns:pic="http://schemas.openxmlformats.org/drawingml/2006/picture">
+                  <pic:nvPicPr>
+                    <pic:cNvPr id="1" name=""/>
+                    <pic:cNvPicPr/>
+                  </pic:nvPicPr>
+                  <pic:blipFill>
+                    <a:blip r:embed="rId38"/>
+                    <a:stretch>
+                      <a:fillRect/>
+                    </a:stretch>
+                  </pic:blipFill>
+                  <pic:spPr>
+                    <a:xfrm>
+                      <a:off x="0" y="0"/>
+                      <a:ext cx="4972744" cy="1438476"/>
+                    </a:xfrm>
+                    <a:prstGeom prst="rect">
+                      <a:avLst/>
+                    </a:prstGeom>
+                  </pic:spPr>
+                </pic:pic>
+              </a:graphicData>
+            </a:graphic>
+          </wp:inline>
+        </w:drawing>
+      </w:r>
     </w:p>
     <w:p>
       <w:pPr>
@@ -8749,6 +11712,47 @@
           <w:sz w:val="36"/>
         </w:rPr>
       </w:pPr>
+      <w:r>
+        <w:rPr>
+          <w:b/>
+          <w:sz w:val="36"/>
+        </w:rPr>
+        <w:drawing>
+          <wp:inline distT="0" distB="0" distL="0" distR="0" wp14:anchorId="0AB83E5A" wp14:editId="09F47E59">
+            <wp:extent cx="3886200" cy="2122251"/>
+            <wp:effectExtent l="0" t="0" r="0" b="0"/>
+            <wp:docPr id="16" name="Picture 16"/>
+            <wp:cNvGraphicFramePr>
+              <a:graphicFrameLocks xmlns:a="http://schemas.openxmlformats.org/drawingml/2006/main" noChangeAspect="1"/>
+            </wp:cNvGraphicFramePr>
+            <a:graphic xmlns:a="http://schemas.openxmlformats.org/drawingml/2006/main">
+              <a:graphicData uri="http://schemas.openxmlformats.org/drawingml/2006/picture">
+                <pic:pic xmlns:pic="http://schemas.openxmlformats.org/drawingml/2006/picture">
+                  <pic:nvPicPr>
+                    <pic:cNvPr id="1" name=""/>
+                    <pic:cNvPicPr/>
+                  </pic:nvPicPr>
+                  <pic:blipFill>
+                    <a:blip r:embed="rId39"/>
+                    <a:stretch>
+                      <a:fillRect/>
+                    </a:stretch>
+                  </pic:blipFill>
+                  <pic:spPr>
+                    <a:xfrm>
+                      <a:off x="0" y="0"/>
+                      <a:ext cx="3910903" cy="2135742"/>
+                    </a:xfrm>
+                    <a:prstGeom prst="rect">
+                      <a:avLst/>
+                    </a:prstGeom>
+                  </pic:spPr>
+                </pic:pic>
+              </a:graphicData>
+            </a:graphic>
+          </wp:inline>
+        </w:drawing>
+      </w:r>
     </w:p>
     <w:p>
       <w:pPr>
@@ -8759,21 +11763,12 @@
           <w:sz w:val="36"/>
         </w:rPr>
       </w:pPr>
-    </w:p>
-    <w:p>
-      <w:pPr>
-        <w:spacing w:after="120" w:line="300" w:lineRule="auto"/>
-        <w:jc w:val="both"/>
+      <w:r>
         <w:rPr>
           <w:b/>
           <w:sz w:val="36"/>
         </w:rPr>
-      </w:pPr>
-      <w:r>
-        <w:rPr>
-          <w:b/>
-          <w:sz w:val="36"/>
-        </w:rPr>
+        <w:lastRenderedPageBreak/>
         <w:drawing>
           <wp:inline distT="0" distB="0" distL="0" distR="0" wp14:anchorId="534BDBA0" wp14:editId="05027DF3">
             <wp:extent cx="5731510" cy="3105150"/>
@@ -8790,7 +11785,7 @@
                     <pic:cNvPicPr/>
                   </pic:nvPicPr>
                   <pic:blipFill rotWithShape="1">
-                    <a:blip r:embed="rId37"/>
+                    <a:blip r:embed="rId40"/>
                     <a:srcRect b="11333"/>
                     <a:stretch/>
                   </pic:blipFill>
@@ -8848,7 +11843,7 @@
                     <pic:cNvPicPr/>
                   </pic:nvPicPr>
                   <pic:blipFill>
-                    <a:blip r:embed="rId38"/>
+                    <a:blip r:embed="rId41"/>
                     <a:stretch>
                       <a:fillRect/>
                     </a:stretch>
@@ -8905,6 +11900,3066 @@
     </w:p>
     <w:p>
       <w:pPr>
+        <w:shd w:val="clear" w:color="auto" w:fill="1F1F1F"/>
+        <w:spacing w:after="0" w:line="285" w:lineRule="atLeast"/>
+        <w:ind w:left="0" w:firstLine="0"/>
+        <w:rPr>
+          <w:rFonts w:ascii="Consolas" w:eastAsia="Times New Roman" w:hAnsi="Consolas" w:cs="Times New Roman"/>
+          <w:color w:val="CCCCCC"/>
+          <w:sz w:val="21"/>
+          <w:szCs w:val="21"/>
+        </w:rPr>
+      </w:pPr>
+    </w:p>
+    <w:p>
+      <w:pPr>
+        <w:shd w:val="clear" w:color="auto" w:fill="1F1F1F"/>
+        <w:spacing w:after="0" w:line="285" w:lineRule="atLeast"/>
+        <w:ind w:left="0" w:firstLine="0"/>
+        <w:rPr>
+          <w:rFonts w:ascii="Consolas" w:eastAsia="Times New Roman" w:hAnsi="Consolas" w:cs="Times New Roman"/>
+          <w:color w:val="CCCCCC"/>
+          <w:sz w:val="21"/>
+          <w:szCs w:val="21"/>
+        </w:rPr>
+      </w:pPr>
+      <w:r>
+        <w:rPr>
+          <w:rFonts w:ascii="Consolas" w:eastAsia="Times New Roman" w:hAnsi="Consolas" w:cs="Times New Roman"/>
+          <w:color w:val="CCCCCC"/>
+          <w:sz w:val="21"/>
+          <w:szCs w:val="21"/>
+        </w:rPr>
+        <w:t xml:space="preserve">warehouse </w:t>
+      </w:r>
+      <w:r>
+        <w:rPr>
+          <w:rFonts w:ascii="Consolas" w:eastAsia="Times New Roman" w:hAnsi="Consolas" w:cs="Times New Roman"/>
+          <w:color w:val="D4D4D4"/>
+          <w:sz w:val="21"/>
+          <w:szCs w:val="21"/>
+        </w:rPr>
+        <w:t>=</w:t>
+      </w:r>
+      <w:r>
+        <w:rPr>
+          <w:rFonts w:ascii="Consolas" w:eastAsia="Times New Roman" w:hAnsi="Consolas" w:cs="Times New Roman"/>
+          <w:color w:val="CCCCCC"/>
+          <w:sz w:val="21"/>
+          <w:szCs w:val="21"/>
+        </w:rPr>
+        <w:t xml:space="preserve"> {</w:t>
+      </w:r>
+    </w:p>
+    <w:p>
+      <w:pPr>
+        <w:shd w:val="clear" w:color="auto" w:fill="1F1F1F"/>
+        <w:spacing w:after="0" w:line="285" w:lineRule="atLeast"/>
+        <w:ind w:left="0" w:firstLine="0"/>
+        <w:rPr>
+          <w:rFonts w:ascii="Consolas" w:eastAsia="Times New Roman" w:hAnsi="Consolas" w:cs="Times New Roman"/>
+          <w:color w:val="CCCCCC"/>
+          <w:sz w:val="21"/>
+          <w:szCs w:val="21"/>
+        </w:rPr>
+      </w:pPr>
+      <w:r>
+        <w:rPr>
+          <w:rFonts w:ascii="Consolas" w:eastAsia="Times New Roman" w:hAnsi="Consolas" w:cs="Times New Roman"/>
+          <w:color w:val="CCCCCC"/>
+          <w:sz w:val="21"/>
+          <w:szCs w:val="21"/>
+        </w:rPr>
+        <w:t xml:space="preserve">    </w:t>
+      </w:r>
+      <w:r>
+        <w:rPr>
+          <w:rFonts w:ascii="Consolas" w:eastAsia="Times New Roman" w:hAnsi="Consolas" w:cs="Times New Roman"/>
+          <w:color w:val="CE9178"/>
+          <w:sz w:val="21"/>
+          <w:szCs w:val="21"/>
+        </w:rPr>
+        <w:t>"Receiving"</w:t>
+      </w:r>
+      <w:r>
+        <w:rPr>
+          <w:rFonts w:ascii="Consolas" w:eastAsia="Times New Roman" w:hAnsi="Consolas" w:cs="Times New Roman"/>
+          <w:color w:val="CCCCCC"/>
+          <w:sz w:val="21"/>
+          <w:szCs w:val="21"/>
+        </w:rPr>
+        <w:t>: {</w:t>
+      </w:r>
+      <w:r>
+        <w:rPr>
+          <w:rFonts w:ascii="Consolas" w:eastAsia="Times New Roman" w:hAnsi="Consolas" w:cs="Times New Roman"/>
+          <w:color w:val="CE9178"/>
+          <w:sz w:val="21"/>
+          <w:szCs w:val="21"/>
+        </w:rPr>
+        <w:t>"Aisle1"</w:t>
+      </w:r>
+      <w:r>
+        <w:rPr>
+          <w:rFonts w:ascii="Consolas" w:eastAsia="Times New Roman" w:hAnsi="Consolas" w:cs="Times New Roman"/>
+          <w:color w:val="CCCCCC"/>
+          <w:sz w:val="21"/>
+          <w:szCs w:val="21"/>
+        </w:rPr>
+        <w:t xml:space="preserve">: </w:t>
+      </w:r>
+      <w:r>
+        <w:rPr>
+          <w:rFonts w:ascii="Consolas" w:eastAsia="Times New Roman" w:hAnsi="Consolas" w:cs="Times New Roman"/>
+          <w:color w:val="B5CEA8"/>
+          <w:sz w:val="21"/>
+          <w:szCs w:val="21"/>
+        </w:rPr>
+        <w:t>40</w:t>
+      </w:r>
+      <w:r>
+        <w:rPr>
+          <w:rFonts w:ascii="Consolas" w:eastAsia="Times New Roman" w:hAnsi="Consolas" w:cs="Times New Roman"/>
+          <w:color w:val="CCCCCC"/>
+          <w:sz w:val="21"/>
+          <w:szCs w:val="21"/>
+        </w:rPr>
+        <w:t xml:space="preserve">, </w:t>
+      </w:r>
+      <w:r>
+        <w:rPr>
+          <w:rFonts w:ascii="Consolas" w:eastAsia="Times New Roman" w:hAnsi="Consolas" w:cs="Times New Roman"/>
+          <w:color w:val="CE9178"/>
+          <w:sz w:val="21"/>
+          <w:szCs w:val="21"/>
+        </w:rPr>
+        <w:t>"Aisle2"</w:t>
+      </w:r>
+      <w:r>
+        <w:rPr>
+          <w:rFonts w:ascii="Consolas" w:eastAsia="Times New Roman" w:hAnsi="Consolas" w:cs="Times New Roman"/>
+          <w:color w:val="CCCCCC"/>
+          <w:sz w:val="21"/>
+          <w:szCs w:val="21"/>
+        </w:rPr>
+        <w:t xml:space="preserve">: </w:t>
+      </w:r>
+      <w:r>
+        <w:rPr>
+          <w:rFonts w:ascii="Consolas" w:eastAsia="Times New Roman" w:hAnsi="Consolas" w:cs="Times New Roman"/>
+          <w:color w:val="B5CEA8"/>
+          <w:sz w:val="21"/>
+          <w:szCs w:val="21"/>
+        </w:rPr>
+        <w:t>70</w:t>
+      </w:r>
+      <w:r>
+        <w:rPr>
+          <w:rFonts w:ascii="Consolas" w:eastAsia="Times New Roman" w:hAnsi="Consolas" w:cs="Times New Roman"/>
+          <w:color w:val="CCCCCC"/>
+          <w:sz w:val="21"/>
+          <w:szCs w:val="21"/>
+        </w:rPr>
+        <w:t>},</w:t>
+      </w:r>
+    </w:p>
+    <w:p>
+      <w:pPr>
+        <w:shd w:val="clear" w:color="auto" w:fill="1F1F1F"/>
+        <w:spacing w:after="0" w:line="285" w:lineRule="atLeast"/>
+        <w:ind w:left="0" w:firstLine="0"/>
+        <w:rPr>
+          <w:rFonts w:ascii="Consolas" w:eastAsia="Times New Roman" w:hAnsi="Consolas" w:cs="Times New Roman"/>
+          <w:color w:val="CCCCCC"/>
+          <w:sz w:val="21"/>
+          <w:szCs w:val="21"/>
+        </w:rPr>
+      </w:pPr>
+      <w:r>
+        <w:rPr>
+          <w:rFonts w:ascii="Consolas" w:eastAsia="Times New Roman" w:hAnsi="Consolas" w:cs="Times New Roman"/>
+          <w:color w:val="CCCCCC"/>
+          <w:sz w:val="21"/>
+          <w:szCs w:val="21"/>
+        </w:rPr>
+        <w:t xml:space="preserve">    </w:t>
+      </w:r>
+      <w:r>
+        <w:rPr>
+          <w:rFonts w:ascii="Consolas" w:eastAsia="Times New Roman" w:hAnsi="Consolas" w:cs="Times New Roman"/>
+          <w:color w:val="CE9178"/>
+          <w:sz w:val="21"/>
+          <w:szCs w:val="21"/>
+        </w:rPr>
+        <w:t>"Aisle1"</w:t>
+      </w:r>
+      <w:r>
+        <w:rPr>
+          <w:rFonts w:ascii="Consolas" w:eastAsia="Times New Roman" w:hAnsi="Consolas" w:cs="Times New Roman"/>
+          <w:color w:val="CCCCCC"/>
+          <w:sz w:val="21"/>
+          <w:szCs w:val="21"/>
+        </w:rPr>
+        <w:t>: {</w:t>
+      </w:r>
+      <w:r>
+        <w:rPr>
+          <w:rFonts w:ascii="Consolas" w:eastAsia="Times New Roman" w:hAnsi="Consolas" w:cs="Times New Roman"/>
+          <w:color w:val="CE9178"/>
+          <w:sz w:val="21"/>
+          <w:szCs w:val="21"/>
+        </w:rPr>
+        <w:t>"Aisle2"</w:t>
+      </w:r>
+      <w:r>
+        <w:rPr>
+          <w:rFonts w:ascii="Consolas" w:eastAsia="Times New Roman" w:hAnsi="Consolas" w:cs="Times New Roman"/>
+          <w:color w:val="CCCCCC"/>
+          <w:sz w:val="21"/>
+          <w:szCs w:val="21"/>
+        </w:rPr>
+        <w:t xml:space="preserve">: </w:t>
+      </w:r>
+      <w:r>
+        <w:rPr>
+          <w:rFonts w:ascii="Consolas" w:eastAsia="Times New Roman" w:hAnsi="Consolas" w:cs="Times New Roman"/>
+          <w:color w:val="B5CEA8"/>
+          <w:sz w:val="21"/>
+          <w:szCs w:val="21"/>
+        </w:rPr>
+        <w:t>30</w:t>
+      </w:r>
+      <w:r>
+        <w:rPr>
+          <w:rFonts w:ascii="Consolas" w:eastAsia="Times New Roman" w:hAnsi="Consolas" w:cs="Times New Roman"/>
+          <w:color w:val="CCCCCC"/>
+          <w:sz w:val="21"/>
+          <w:szCs w:val="21"/>
+        </w:rPr>
+        <w:t xml:space="preserve">, </w:t>
+      </w:r>
+      <w:r>
+        <w:rPr>
+          <w:rFonts w:ascii="Consolas" w:eastAsia="Times New Roman" w:hAnsi="Consolas" w:cs="Times New Roman"/>
+          <w:color w:val="CE9178"/>
+          <w:sz w:val="21"/>
+          <w:szCs w:val="21"/>
+        </w:rPr>
+        <w:t>"Packing Station"</w:t>
+      </w:r>
+      <w:r>
+        <w:rPr>
+          <w:rFonts w:ascii="Consolas" w:eastAsia="Times New Roman" w:hAnsi="Consolas" w:cs="Times New Roman"/>
+          <w:color w:val="CCCCCC"/>
+          <w:sz w:val="21"/>
+          <w:szCs w:val="21"/>
+        </w:rPr>
+        <w:t xml:space="preserve">: </w:t>
+      </w:r>
+      <w:r>
+        <w:rPr>
+          <w:rFonts w:ascii="Consolas" w:eastAsia="Times New Roman" w:hAnsi="Consolas" w:cs="Times New Roman"/>
+          <w:color w:val="B5CEA8"/>
+          <w:sz w:val="21"/>
+          <w:szCs w:val="21"/>
+        </w:rPr>
+        <w:t>90</w:t>
+      </w:r>
+      <w:r>
+        <w:rPr>
+          <w:rFonts w:ascii="Consolas" w:eastAsia="Times New Roman" w:hAnsi="Consolas" w:cs="Times New Roman"/>
+          <w:color w:val="CCCCCC"/>
+          <w:sz w:val="21"/>
+          <w:szCs w:val="21"/>
+        </w:rPr>
+        <w:t>},</w:t>
+      </w:r>
+    </w:p>
+    <w:p>
+      <w:pPr>
+        <w:shd w:val="clear" w:color="auto" w:fill="1F1F1F"/>
+        <w:spacing w:after="0" w:line="285" w:lineRule="atLeast"/>
+        <w:ind w:left="0" w:firstLine="0"/>
+        <w:rPr>
+          <w:rFonts w:ascii="Consolas" w:eastAsia="Times New Roman" w:hAnsi="Consolas" w:cs="Times New Roman"/>
+          <w:color w:val="CCCCCC"/>
+          <w:sz w:val="21"/>
+          <w:szCs w:val="21"/>
+        </w:rPr>
+      </w:pPr>
+      <w:r>
+        <w:rPr>
+          <w:rFonts w:ascii="Consolas" w:eastAsia="Times New Roman" w:hAnsi="Consolas" w:cs="Times New Roman"/>
+          <w:color w:val="CCCCCC"/>
+          <w:sz w:val="21"/>
+          <w:szCs w:val="21"/>
+        </w:rPr>
+        <w:t xml:space="preserve">    </w:t>
+      </w:r>
+      <w:r>
+        <w:rPr>
+          <w:rFonts w:ascii="Consolas" w:eastAsia="Times New Roman" w:hAnsi="Consolas" w:cs="Times New Roman"/>
+          <w:color w:val="CE9178"/>
+          <w:sz w:val="21"/>
+          <w:szCs w:val="21"/>
+        </w:rPr>
+        <w:t>"Aisle2"</w:t>
+      </w:r>
+      <w:r>
+        <w:rPr>
+          <w:rFonts w:ascii="Consolas" w:eastAsia="Times New Roman" w:hAnsi="Consolas" w:cs="Times New Roman"/>
+          <w:color w:val="CCCCCC"/>
+          <w:sz w:val="21"/>
+          <w:szCs w:val="21"/>
+        </w:rPr>
+        <w:t>: {</w:t>
+      </w:r>
+      <w:r>
+        <w:rPr>
+          <w:rFonts w:ascii="Consolas" w:eastAsia="Times New Roman" w:hAnsi="Consolas" w:cs="Times New Roman"/>
+          <w:color w:val="CE9178"/>
+          <w:sz w:val="21"/>
+          <w:szCs w:val="21"/>
+        </w:rPr>
+        <w:t>"Packing Station"</w:t>
+      </w:r>
+      <w:r>
+        <w:rPr>
+          <w:rFonts w:ascii="Consolas" w:eastAsia="Times New Roman" w:hAnsi="Consolas" w:cs="Times New Roman"/>
+          <w:color w:val="CCCCCC"/>
+          <w:sz w:val="21"/>
+          <w:szCs w:val="21"/>
+        </w:rPr>
+        <w:t xml:space="preserve">: </w:t>
+      </w:r>
+      <w:r>
+        <w:rPr>
+          <w:rFonts w:ascii="Consolas" w:eastAsia="Times New Roman" w:hAnsi="Consolas" w:cs="Times New Roman"/>
+          <w:color w:val="B5CEA8"/>
+          <w:sz w:val="21"/>
+          <w:szCs w:val="21"/>
+        </w:rPr>
+        <w:t>35</w:t>
+      </w:r>
+      <w:r>
+        <w:rPr>
+          <w:rFonts w:ascii="Consolas" w:eastAsia="Times New Roman" w:hAnsi="Consolas" w:cs="Times New Roman"/>
+          <w:color w:val="CCCCCC"/>
+          <w:sz w:val="21"/>
+          <w:szCs w:val="21"/>
+        </w:rPr>
+        <w:t>},</w:t>
+      </w:r>
+    </w:p>
+    <w:p>
+      <w:pPr>
+        <w:shd w:val="clear" w:color="auto" w:fill="1F1F1F"/>
+        <w:spacing w:after="0" w:line="285" w:lineRule="atLeast"/>
+        <w:ind w:left="0" w:firstLine="0"/>
+        <w:rPr>
+          <w:rFonts w:ascii="Consolas" w:eastAsia="Times New Roman" w:hAnsi="Consolas" w:cs="Times New Roman"/>
+          <w:color w:val="CCCCCC"/>
+          <w:sz w:val="21"/>
+          <w:szCs w:val="21"/>
+        </w:rPr>
+      </w:pPr>
+      <w:r>
+        <w:rPr>
+          <w:rFonts w:ascii="Consolas" w:eastAsia="Times New Roman" w:hAnsi="Consolas" w:cs="Times New Roman"/>
+          <w:color w:val="CCCCCC"/>
+          <w:sz w:val="21"/>
+          <w:szCs w:val="21"/>
+        </w:rPr>
+        <w:t xml:space="preserve">    </w:t>
+      </w:r>
+      <w:r>
+        <w:rPr>
+          <w:rFonts w:ascii="Consolas" w:eastAsia="Times New Roman" w:hAnsi="Consolas" w:cs="Times New Roman"/>
+          <w:color w:val="CE9178"/>
+          <w:sz w:val="21"/>
+          <w:szCs w:val="21"/>
+        </w:rPr>
+        <w:t>"Packing Station"</w:t>
+      </w:r>
+      <w:r>
+        <w:rPr>
+          <w:rFonts w:ascii="Consolas" w:eastAsia="Times New Roman" w:hAnsi="Consolas" w:cs="Times New Roman"/>
+          <w:color w:val="CCCCCC"/>
+          <w:sz w:val="21"/>
+          <w:szCs w:val="21"/>
+        </w:rPr>
+        <w:t>: {}</w:t>
+      </w:r>
+    </w:p>
+    <w:p>
+      <w:pPr>
+        <w:shd w:val="clear" w:color="auto" w:fill="1F1F1F"/>
+        <w:spacing w:after="0" w:line="285" w:lineRule="atLeast"/>
+        <w:ind w:left="0" w:firstLine="0"/>
+        <w:rPr>
+          <w:rFonts w:ascii="Consolas" w:eastAsia="Times New Roman" w:hAnsi="Consolas" w:cs="Times New Roman"/>
+          <w:color w:val="CCCCCC"/>
+          <w:sz w:val="21"/>
+          <w:szCs w:val="21"/>
+        </w:rPr>
+      </w:pPr>
+      <w:r>
+        <w:rPr>
+          <w:rFonts w:ascii="Consolas" w:eastAsia="Times New Roman" w:hAnsi="Consolas" w:cs="Times New Roman"/>
+          <w:color w:val="CCCCCC"/>
+          <w:sz w:val="21"/>
+          <w:szCs w:val="21"/>
+        </w:rPr>
+        <w:t>}</w:t>
+      </w:r>
+    </w:p>
+    <w:p>
+      <w:pPr>
+        <w:shd w:val="clear" w:color="auto" w:fill="1F1F1F"/>
+        <w:spacing w:after="0" w:line="285" w:lineRule="atLeast"/>
+        <w:ind w:left="0" w:firstLine="0"/>
+        <w:rPr>
+          <w:rFonts w:ascii="Consolas" w:eastAsia="Times New Roman" w:hAnsi="Consolas" w:cs="Times New Roman"/>
+          <w:color w:val="CCCCCC"/>
+          <w:sz w:val="21"/>
+          <w:szCs w:val="21"/>
+        </w:rPr>
+      </w:pPr>
+    </w:p>
+    <w:p>
+      <w:pPr>
+        <w:shd w:val="clear" w:color="auto" w:fill="1F1F1F"/>
+        <w:spacing w:after="0" w:line="285" w:lineRule="atLeast"/>
+        <w:ind w:left="0" w:firstLine="0"/>
+        <w:rPr>
+          <w:rFonts w:ascii="Consolas" w:eastAsia="Times New Roman" w:hAnsi="Consolas" w:cs="Times New Roman"/>
+          <w:color w:val="CCCCCC"/>
+          <w:sz w:val="21"/>
+          <w:szCs w:val="21"/>
+        </w:rPr>
+      </w:pPr>
+      <w:r>
+        <w:rPr>
+          <w:rFonts w:ascii="Consolas" w:eastAsia="Times New Roman" w:hAnsi="Consolas" w:cs="Times New Roman"/>
+          <w:color w:val="CCCCCC"/>
+          <w:sz w:val="21"/>
+          <w:szCs w:val="21"/>
+        </w:rPr>
+        <w:t xml:space="preserve">heuristic </w:t>
+      </w:r>
+      <w:r>
+        <w:rPr>
+          <w:rFonts w:ascii="Consolas" w:eastAsia="Times New Roman" w:hAnsi="Consolas" w:cs="Times New Roman"/>
+          <w:color w:val="D4D4D4"/>
+          <w:sz w:val="21"/>
+          <w:szCs w:val="21"/>
+        </w:rPr>
+        <w:t>=</w:t>
+      </w:r>
+      <w:r>
+        <w:rPr>
+          <w:rFonts w:ascii="Consolas" w:eastAsia="Times New Roman" w:hAnsi="Consolas" w:cs="Times New Roman"/>
+          <w:color w:val="CCCCCC"/>
+          <w:sz w:val="21"/>
+          <w:szCs w:val="21"/>
+        </w:rPr>
+        <w:t xml:space="preserve"> {</w:t>
+      </w:r>
+    </w:p>
+    <w:p>
+      <w:pPr>
+        <w:shd w:val="clear" w:color="auto" w:fill="1F1F1F"/>
+        <w:spacing w:after="0" w:line="285" w:lineRule="atLeast"/>
+        <w:ind w:left="0" w:firstLine="0"/>
+        <w:rPr>
+          <w:rFonts w:ascii="Consolas" w:eastAsia="Times New Roman" w:hAnsi="Consolas" w:cs="Times New Roman"/>
+          <w:color w:val="CCCCCC"/>
+          <w:sz w:val="21"/>
+          <w:szCs w:val="21"/>
+        </w:rPr>
+      </w:pPr>
+      <w:r>
+        <w:rPr>
+          <w:rFonts w:ascii="Consolas" w:eastAsia="Times New Roman" w:hAnsi="Consolas" w:cs="Times New Roman"/>
+          <w:color w:val="CCCCCC"/>
+          <w:sz w:val="21"/>
+          <w:szCs w:val="21"/>
+        </w:rPr>
+        <w:t xml:space="preserve">    </w:t>
+      </w:r>
+      <w:r>
+        <w:rPr>
+          <w:rFonts w:ascii="Consolas" w:eastAsia="Times New Roman" w:hAnsi="Consolas" w:cs="Times New Roman"/>
+          <w:color w:val="CE9178"/>
+          <w:sz w:val="21"/>
+          <w:szCs w:val="21"/>
+        </w:rPr>
+        <w:t>"Receiving"</w:t>
+      </w:r>
+      <w:r>
+        <w:rPr>
+          <w:rFonts w:ascii="Consolas" w:eastAsia="Times New Roman" w:hAnsi="Consolas" w:cs="Times New Roman"/>
+          <w:color w:val="CCCCCC"/>
+          <w:sz w:val="21"/>
+          <w:szCs w:val="21"/>
+        </w:rPr>
+        <w:t xml:space="preserve">: </w:t>
+      </w:r>
+      <w:r>
+        <w:rPr>
+          <w:rFonts w:ascii="Consolas" w:eastAsia="Times New Roman" w:hAnsi="Consolas" w:cs="Times New Roman"/>
+          <w:color w:val="B5CEA8"/>
+          <w:sz w:val="21"/>
+          <w:szCs w:val="21"/>
+        </w:rPr>
+        <w:t>100</w:t>
+      </w:r>
+      <w:r>
+        <w:rPr>
+          <w:rFonts w:ascii="Consolas" w:eastAsia="Times New Roman" w:hAnsi="Consolas" w:cs="Times New Roman"/>
+          <w:color w:val="CCCCCC"/>
+          <w:sz w:val="21"/>
+          <w:szCs w:val="21"/>
+        </w:rPr>
+        <w:t>,</w:t>
+      </w:r>
+    </w:p>
+    <w:p>
+      <w:pPr>
+        <w:shd w:val="clear" w:color="auto" w:fill="1F1F1F"/>
+        <w:spacing w:after="0" w:line="285" w:lineRule="atLeast"/>
+        <w:ind w:left="0" w:firstLine="0"/>
+        <w:rPr>
+          <w:rFonts w:ascii="Consolas" w:eastAsia="Times New Roman" w:hAnsi="Consolas" w:cs="Times New Roman"/>
+          <w:color w:val="CCCCCC"/>
+          <w:sz w:val="21"/>
+          <w:szCs w:val="21"/>
+        </w:rPr>
+      </w:pPr>
+      <w:r>
+        <w:rPr>
+          <w:rFonts w:ascii="Consolas" w:eastAsia="Times New Roman" w:hAnsi="Consolas" w:cs="Times New Roman"/>
+          <w:color w:val="CCCCCC"/>
+          <w:sz w:val="21"/>
+          <w:szCs w:val="21"/>
+        </w:rPr>
+        <w:t xml:space="preserve">    </w:t>
+      </w:r>
+      <w:r>
+        <w:rPr>
+          <w:rFonts w:ascii="Consolas" w:eastAsia="Times New Roman" w:hAnsi="Consolas" w:cs="Times New Roman"/>
+          <w:color w:val="CE9178"/>
+          <w:sz w:val="21"/>
+          <w:szCs w:val="21"/>
+        </w:rPr>
+        <w:t>"Aisle1"</w:t>
+      </w:r>
+      <w:r>
+        <w:rPr>
+          <w:rFonts w:ascii="Consolas" w:eastAsia="Times New Roman" w:hAnsi="Consolas" w:cs="Times New Roman"/>
+          <w:color w:val="CCCCCC"/>
+          <w:sz w:val="21"/>
+          <w:szCs w:val="21"/>
+        </w:rPr>
+        <w:t xml:space="preserve">: </w:t>
+      </w:r>
+      <w:r>
+        <w:rPr>
+          <w:rFonts w:ascii="Consolas" w:eastAsia="Times New Roman" w:hAnsi="Consolas" w:cs="Times New Roman"/>
+          <w:color w:val="B5CEA8"/>
+          <w:sz w:val="21"/>
+          <w:szCs w:val="21"/>
+        </w:rPr>
+        <w:t>70</w:t>
+      </w:r>
+      <w:r>
+        <w:rPr>
+          <w:rFonts w:ascii="Consolas" w:eastAsia="Times New Roman" w:hAnsi="Consolas" w:cs="Times New Roman"/>
+          <w:color w:val="CCCCCC"/>
+          <w:sz w:val="21"/>
+          <w:szCs w:val="21"/>
+        </w:rPr>
+        <w:t>,</w:t>
+      </w:r>
+    </w:p>
+    <w:p>
+      <w:pPr>
+        <w:shd w:val="clear" w:color="auto" w:fill="1F1F1F"/>
+        <w:spacing w:after="0" w:line="285" w:lineRule="atLeast"/>
+        <w:ind w:left="0" w:firstLine="0"/>
+        <w:rPr>
+          <w:rFonts w:ascii="Consolas" w:eastAsia="Times New Roman" w:hAnsi="Consolas" w:cs="Times New Roman"/>
+          <w:color w:val="CCCCCC"/>
+          <w:sz w:val="21"/>
+          <w:szCs w:val="21"/>
+        </w:rPr>
+      </w:pPr>
+      <w:r>
+        <w:rPr>
+          <w:rFonts w:ascii="Consolas" w:eastAsia="Times New Roman" w:hAnsi="Consolas" w:cs="Times New Roman"/>
+          <w:color w:val="CCCCCC"/>
+          <w:sz w:val="21"/>
+          <w:szCs w:val="21"/>
+        </w:rPr>
+        <w:lastRenderedPageBreak/>
+        <w:t xml:space="preserve">    </w:t>
+      </w:r>
+      <w:r>
+        <w:rPr>
+          <w:rFonts w:ascii="Consolas" w:eastAsia="Times New Roman" w:hAnsi="Consolas" w:cs="Times New Roman"/>
+          <w:color w:val="CE9178"/>
+          <w:sz w:val="21"/>
+          <w:szCs w:val="21"/>
+        </w:rPr>
+        <w:t>"Aisle2"</w:t>
+      </w:r>
+      <w:r>
+        <w:rPr>
+          <w:rFonts w:ascii="Consolas" w:eastAsia="Times New Roman" w:hAnsi="Consolas" w:cs="Times New Roman"/>
+          <w:color w:val="CCCCCC"/>
+          <w:sz w:val="21"/>
+          <w:szCs w:val="21"/>
+        </w:rPr>
+        <w:t xml:space="preserve">: </w:t>
+      </w:r>
+      <w:r>
+        <w:rPr>
+          <w:rFonts w:ascii="Consolas" w:eastAsia="Times New Roman" w:hAnsi="Consolas" w:cs="Times New Roman"/>
+          <w:color w:val="B5CEA8"/>
+          <w:sz w:val="21"/>
+          <w:szCs w:val="21"/>
+        </w:rPr>
+        <w:t>35</w:t>
+      </w:r>
+      <w:r>
+        <w:rPr>
+          <w:rFonts w:ascii="Consolas" w:eastAsia="Times New Roman" w:hAnsi="Consolas" w:cs="Times New Roman"/>
+          <w:color w:val="CCCCCC"/>
+          <w:sz w:val="21"/>
+          <w:szCs w:val="21"/>
+        </w:rPr>
+        <w:t>,</w:t>
+      </w:r>
+    </w:p>
+    <w:p>
+      <w:pPr>
+        <w:shd w:val="clear" w:color="auto" w:fill="1F1F1F"/>
+        <w:spacing w:after="0" w:line="285" w:lineRule="atLeast"/>
+        <w:ind w:left="0" w:firstLine="0"/>
+        <w:rPr>
+          <w:rFonts w:ascii="Consolas" w:eastAsia="Times New Roman" w:hAnsi="Consolas" w:cs="Times New Roman"/>
+          <w:color w:val="CCCCCC"/>
+          <w:sz w:val="21"/>
+          <w:szCs w:val="21"/>
+        </w:rPr>
+      </w:pPr>
+      <w:r>
+        <w:rPr>
+          <w:rFonts w:ascii="Consolas" w:eastAsia="Times New Roman" w:hAnsi="Consolas" w:cs="Times New Roman"/>
+          <w:color w:val="CCCCCC"/>
+          <w:sz w:val="21"/>
+          <w:szCs w:val="21"/>
+        </w:rPr>
+        <w:t xml:space="preserve">    </w:t>
+      </w:r>
+      <w:r>
+        <w:rPr>
+          <w:rFonts w:ascii="Consolas" w:eastAsia="Times New Roman" w:hAnsi="Consolas" w:cs="Times New Roman"/>
+          <w:color w:val="CE9178"/>
+          <w:sz w:val="21"/>
+          <w:szCs w:val="21"/>
+        </w:rPr>
+        <w:t>"Packing Station"</w:t>
+      </w:r>
+      <w:r>
+        <w:rPr>
+          <w:rFonts w:ascii="Consolas" w:eastAsia="Times New Roman" w:hAnsi="Consolas" w:cs="Times New Roman"/>
+          <w:color w:val="CCCCCC"/>
+          <w:sz w:val="21"/>
+          <w:szCs w:val="21"/>
+        </w:rPr>
+        <w:t xml:space="preserve">: </w:t>
+      </w:r>
+      <w:r>
+        <w:rPr>
+          <w:rFonts w:ascii="Consolas" w:eastAsia="Times New Roman" w:hAnsi="Consolas" w:cs="Times New Roman"/>
+          <w:color w:val="B5CEA8"/>
+          <w:sz w:val="21"/>
+          <w:szCs w:val="21"/>
+        </w:rPr>
+        <w:t>0</w:t>
+      </w:r>
+    </w:p>
+    <w:p>
+      <w:pPr>
+        <w:shd w:val="clear" w:color="auto" w:fill="1F1F1F"/>
+        <w:spacing w:after="0" w:line="285" w:lineRule="atLeast"/>
+        <w:ind w:left="0" w:firstLine="0"/>
+        <w:rPr>
+          <w:rFonts w:ascii="Consolas" w:eastAsia="Times New Roman" w:hAnsi="Consolas" w:cs="Times New Roman"/>
+          <w:color w:val="CCCCCC"/>
+          <w:sz w:val="21"/>
+          <w:szCs w:val="21"/>
+        </w:rPr>
+      </w:pPr>
+      <w:r>
+        <w:rPr>
+          <w:rFonts w:ascii="Consolas" w:eastAsia="Times New Roman" w:hAnsi="Consolas" w:cs="Times New Roman"/>
+          <w:color w:val="CCCCCC"/>
+          <w:sz w:val="21"/>
+          <w:szCs w:val="21"/>
+        </w:rPr>
+        <w:t>}</w:t>
+      </w:r>
+    </w:p>
+    <w:p>
+      <w:pPr>
+        <w:shd w:val="clear" w:color="auto" w:fill="1F1F1F"/>
+        <w:spacing w:after="240" w:line="285" w:lineRule="atLeast"/>
+        <w:ind w:left="0" w:firstLine="0"/>
+        <w:rPr>
+          <w:rFonts w:ascii="Consolas" w:eastAsia="Times New Roman" w:hAnsi="Consolas" w:cs="Times New Roman"/>
+          <w:color w:val="CCCCCC"/>
+          <w:sz w:val="21"/>
+          <w:szCs w:val="21"/>
+        </w:rPr>
+      </w:pPr>
+    </w:p>
+    <w:p>
+      <w:pPr>
+        <w:shd w:val="clear" w:color="auto" w:fill="1F1F1F"/>
+        <w:spacing w:after="0" w:line="285" w:lineRule="atLeast"/>
+        <w:ind w:left="0" w:firstLine="0"/>
+        <w:rPr>
+          <w:rFonts w:ascii="Consolas" w:eastAsia="Times New Roman" w:hAnsi="Consolas" w:cs="Times New Roman"/>
+          <w:color w:val="CCCCCC"/>
+          <w:sz w:val="21"/>
+          <w:szCs w:val="21"/>
+        </w:rPr>
+      </w:pPr>
+      <w:r>
+        <w:rPr>
+          <w:rFonts w:ascii="Consolas" w:eastAsia="Times New Roman" w:hAnsi="Consolas" w:cs="Times New Roman"/>
+          <w:color w:val="569CD6"/>
+          <w:sz w:val="21"/>
+          <w:szCs w:val="21"/>
+        </w:rPr>
+        <w:t>def</w:t>
+      </w:r>
+      <w:r>
+        <w:rPr>
+          <w:rFonts w:ascii="Consolas" w:eastAsia="Times New Roman" w:hAnsi="Consolas" w:cs="Times New Roman"/>
+          <w:color w:val="CCCCCC"/>
+          <w:sz w:val="21"/>
+          <w:szCs w:val="21"/>
+        </w:rPr>
+        <w:t xml:space="preserve"> </w:t>
+      </w:r>
+      <w:r>
+        <w:rPr>
+          <w:rFonts w:ascii="Consolas" w:eastAsia="Times New Roman" w:hAnsi="Consolas" w:cs="Times New Roman"/>
+          <w:color w:val="DCDCAA"/>
+          <w:sz w:val="21"/>
+          <w:szCs w:val="21"/>
+        </w:rPr>
+        <w:t>get_g</w:t>
+      </w:r>
+      <w:r>
+        <w:rPr>
+          <w:rFonts w:ascii="Consolas" w:eastAsia="Times New Roman" w:hAnsi="Consolas" w:cs="Times New Roman"/>
+          <w:color w:val="CCCCCC"/>
+          <w:sz w:val="21"/>
+          <w:szCs w:val="21"/>
+        </w:rPr>
+        <w:t>(</w:t>
+      </w:r>
+      <w:r>
+        <w:rPr>
+          <w:rFonts w:ascii="Consolas" w:eastAsia="Times New Roman" w:hAnsi="Consolas" w:cs="Times New Roman"/>
+          <w:color w:val="9CDCFE"/>
+          <w:sz w:val="21"/>
+          <w:szCs w:val="21"/>
+        </w:rPr>
+        <w:t>path</w:t>
+      </w:r>
+      <w:r>
+        <w:rPr>
+          <w:rFonts w:ascii="Consolas" w:eastAsia="Times New Roman" w:hAnsi="Consolas" w:cs="Times New Roman"/>
+          <w:color w:val="CCCCCC"/>
+          <w:sz w:val="21"/>
+          <w:szCs w:val="21"/>
+        </w:rPr>
+        <w:t>):</w:t>
+      </w:r>
+    </w:p>
+    <w:p>
+      <w:pPr>
+        <w:shd w:val="clear" w:color="auto" w:fill="1F1F1F"/>
+        <w:spacing w:after="0" w:line="285" w:lineRule="atLeast"/>
+        <w:ind w:left="0" w:firstLine="0"/>
+        <w:rPr>
+          <w:rFonts w:ascii="Consolas" w:eastAsia="Times New Roman" w:hAnsi="Consolas" w:cs="Times New Roman"/>
+          <w:color w:val="CCCCCC"/>
+          <w:sz w:val="21"/>
+          <w:szCs w:val="21"/>
+        </w:rPr>
+      </w:pPr>
+      <w:r>
+        <w:rPr>
+          <w:rFonts w:ascii="Consolas" w:eastAsia="Times New Roman" w:hAnsi="Consolas" w:cs="Times New Roman"/>
+          <w:color w:val="CCCCCC"/>
+          <w:sz w:val="21"/>
+          <w:szCs w:val="21"/>
+        </w:rPr>
+        <w:t xml:space="preserve">    total </w:t>
+      </w:r>
+      <w:r>
+        <w:rPr>
+          <w:rFonts w:ascii="Consolas" w:eastAsia="Times New Roman" w:hAnsi="Consolas" w:cs="Times New Roman"/>
+          <w:color w:val="D4D4D4"/>
+          <w:sz w:val="21"/>
+          <w:szCs w:val="21"/>
+        </w:rPr>
+        <w:t>=</w:t>
+      </w:r>
+      <w:r>
+        <w:rPr>
+          <w:rFonts w:ascii="Consolas" w:eastAsia="Times New Roman" w:hAnsi="Consolas" w:cs="Times New Roman"/>
+          <w:color w:val="CCCCCC"/>
+          <w:sz w:val="21"/>
+          <w:szCs w:val="21"/>
+        </w:rPr>
+        <w:t xml:space="preserve"> </w:t>
+      </w:r>
+      <w:r>
+        <w:rPr>
+          <w:rFonts w:ascii="Consolas" w:eastAsia="Times New Roman" w:hAnsi="Consolas" w:cs="Times New Roman"/>
+          <w:color w:val="B5CEA8"/>
+          <w:sz w:val="21"/>
+          <w:szCs w:val="21"/>
+        </w:rPr>
+        <w:t>0</w:t>
+      </w:r>
+    </w:p>
+    <w:p>
+      <w:pPr>
+        <w:shd w:val="clear" w:color="auto" w:fill="1F1F1F"/>
+        <w:spacing w:after="0" w:line="285" w:lineRule="atLeast"/>
+        <w:ind w:left="0" w:firstLine="0"/>
+        <w:rPr>
+          <w:rFonts w:ascii="Consolas" w:eastAsia="Times New Roman" w:hAnsi="Consolas" w:cs="Times New Roman"/>
+          <w:color w:val="CCCCCC"/>
+          <w:sz w:val="21"/>
+          <w:szCs w:val="21"/>
+        </w:rPr>
+      </w:pPr>
+      <w:r>
+        <w:rPr>
+          <w:rFonts w:ascii="Consolas" w:eastAsia="Times New Roman" w:hAnsi="Consolas" w:cs="Times New Roman"/>
+          <w:color w:val="CCCCCC"/>
+          <w:sz w:val="21"/>
+          <w:szCs w:val="21"/>
+        </w:rPr>
+        <w:t xml:space="preserve">    </w:t>
+      </w:r>
+      <w:r>
+        <w:rPr>
+          <w:rFonts w:ascii="Consolas" w:eastAsia="Times New Roman" w:hAnsi="Consolas" w:cs="Times New Roman"/>
+          <w:color w:val="C586C0"/>
+          <w:sz w:val="21"/>
+          <w:szCs w:val="21"/>
+        </w:rPr>
+        <w:t>for</w:t>
+      </w:r>
+      <w:r>
+        <w:rPr>
+          <w:rFonts w:ascii="Consolas" w:eastAsia="Times New Roman" w:hAnsi="Consolas" w:cs="Times New Roman"/>
+          <w:color w:val="CCCCCC"/>
+          <w:sz w:val="21"/>
+          <w:szCs w:val="21"/>
+        </w:rPr>
+        <w:t xml:space="preserve"> i </w:t>
+      </w:r>
+      <w:r>
+        <w:rPr>
+          <w:rFonts w:ascii="Consolas" w:eastAsia="Times New Roman" w:hAnsi="Consolas" w:cs="Times New Roman"/>
+          <w:color w:val="C586C0"/>
+          <w:sz w:val="21"/>
+          <w:szCs w:val="21"/>
+        </w:rPr>
+        <w:t>in</w:t>
+      </w:r>
+      <w:r>
+        <w:rPr>
+          <w:rFonts w:ascii="Consolas" w:eastAsia="Times New Roman" w:hAnsi="Consolas" w:cs="Times New Roman"/>
+          <w:color w:val="CCCCCC"/>
+          <w:sz w:val="21"/>
+          <w:szCs w:val="21"/>
+        </w:rPr>
+        <w:t xml:space="preserve"> </w:t>
+      </w:r>
+      <w:r>
+        <w:rPr>
+          <w:rFonts w:ascii="Consolas" w:eastAsia="Times New Roman" w:hAnsi="Consolas" w:cs="Times New Roman"/>
+          <w:color w:val="DCDCAA"/>
+          <w:sz w:val="21"/>
+          <w:szCs w:val="21"/>
+        </w:rPr>
+        <w:t>range</w:t>
+      </w:r>
+      <w:r>
+        <w:rPr>
+          <w:rFonts w:ascii="Consolas" w:eastAsia="Times New Roman" w:hAnsi="Consolas" w:cs="Times New Roman"/>
+          <w:color w:val="CCCCCC"/>
+          <w:sz w:val="21"/>
+          <w:szCs w:val="21"/>
+        </w:rPr>
+        <w:t>(</w:t>
+      </w:r>
+      <w:r>
+        <w:rPr>
+          <w:rFonts w:ascii="Consolas" w:eastAsia="Times New Roman" w:hAnsi="Consolas" w:cs="Times New Roman"/>
+          <w:color w:val="DCDCAA"/>
+          <w:sz w:val="21"/>
+          <w:szCs w:val="21"/>
+        </w:rPr>
+        <w:t>len</w:t>
+      </w:r>
+      <w:r>
+        <w:rPr>
+          <w:rFonts w:ascii="Consolas" w:eastAsia="Times New Roman" w:hAnsi="Consolas" w:cs="Times New Roman"/>
+          <w:color w:val="CCCCCC"/>
+          <w:sz w:val="21"/>
+          <w:szCs w:val="21"/>
+        </w:rPr>
+        <w:t xml:space="preserve">(path) </w:t>
+      </w:r>
+      <w:r>
+        <w:rPr>
+          <w:rFonts w:ascii="Consolas" w:eastAsia="Times New Roman" w:hAnsi="Consolas" w:cs="Times New Roman"/>
+          <w:color w:val="D4D4D4"/>
+          <w:sz w:val="21"/>
+          <w:szCs w:val="21"/>
+        </w:rPr>
+        <w:t>-</w:t>
+      </w:r>
+      <w:r>
+        <w:rPr>
+          <w:rFonts w:ascii="Consolas" w:eastAsia="Times New Roman" w:hAnsi="Consolas" w:cs="Times New Roman"/>
+          <w:color w:val="CCCCCC"/>
+          <w:sz w:val="21"/>
+          <w:szCs w:val="21"/>
+        </w:rPr>
+        <w:t xml:space="preserve"> </w:t>
+      </w:r>
+      <w:r>
+        <w:rPr>
+          <w:rFonts w:ascii="Consolas" w:eastAsia="Times New Roman" w:hAnsi="Consolas" w:cs="Times New Roman"/>
+          <w:color w:val="B5CEA8"/>
+          <w:sz w:val="21"/>
+          <w:szCs w:val="21"/>
+        </w:rPr>
+        <w:t>1</w:t>
+      </w:r>
+      <w:r>
+        <w:rPr>
+          <w:rFonts w:ascii="Consolas" w:eastAsia="Times New Roman" w:hAnsi="Consolas" w:cs="Times New Roman"/>
+          <w:color w:val="CCCCCC"/>
+          <w:sz w:val="21"/>
+          <w:szCs w:val="21"/>
+        </w:rPr>
+        <w:t>):</w:t>
+      </w:r>
+    </w:p>
+    <w:p>
+      <w:pPr>
+        <w:shd w:val="clear" w:color="auto" w:fill="1F1F1F"/>
+        <w:spacing w:after="0" w:line="285" w:lineRule="atLeast"/>
+        <w:ind w:left="0" w:firstLine="0"/>
+        <w:rPr>
+          <w:rFonts w:ascii="Consolas" w:eastAsia="Times New Roman" w:hAnsi="Consolas" w:cs="Times New Roman"/>
+          <w:color w:val="CCCCCC"/>
+          <w:sz w:val="21"/>
+          <w:szCs w:val="21"/>
+        </w:rPr>
+      </w:pPr>
+      <w:r>
+        <w:rPr>
+          <w:rFonts w:ascii="Consolas" w:eastAsia="Times New Roman" w:hAnsi="Consolas" w:cs="Times New Roman"/>
+          <w:color w:val="CCCCCC"/>
+          <w:sz w:val="21"/>
+          <w:szCs w:val="21"/>
+        </w:rPr>
+        <w:t xml:space="preserve">        current_node </w:t>
+      </w:r>
+      <w:r>
+        <w:rPr>
+          <w:rFonts w:ascii="Consolas" w:eastAsia="Times New Roman" w:hAnsi="Consolas" w:cs="Times New Roman"/>
+          <w:color w:val="D4D4D4"/>
+          <w:sz w:val="21"/>
+          <w:szCs w:val="21"/>
+        </w:rPr>
+        <w:t>=</w:t>
+      </w:r>
+      <w:r>
+        <w:rPr>
+          <w:rFonts w:ascii="Consolas" w:eastAsia="Times New Roman" w:hAnsi="Consolas" w:cs="Times New Roman"/>
+          <w:color w:val="CCCCCC"/>
+          <w:sz w:val="21"/>
+          <w:szCs w:val="21"/>
+        </w:rPr>
+        <w:t xml:space="preserve"> path[i]</w:t>
+      </w:r>
+    </w:p>
+    <w:p>
+      <w:pPr>
+        <w:shd w:val="clear" w:color="auto" w:fill="1F1F1F"/>
+        <w:spacing w:after="0" w:line="285" w:lineRule="atLeast"/>
+        <w:ind w:left="0" w:firstLine="0"/>
+        <w:rPr>
+          <w:rFonts w:ascii="Consolas" w:eastAsia="Times New Roman" w:hAnsi="Consolas" w:cs="Times New Roman"/>
+          <w:color w:val="CCCCCC"/>
+          <w:sz w:val="21"/>
+          <w:szCs w:val="21"/>
+        </w:rPr>
+      </w:pPr>
+      <w:r>
+        <w:rPr>
+          <w:rFonts w:ascii="Consolas" w:eastAsia="Times New Roman" w:hAnsi="Consolas" w:cs="Times New Roman"/>
+          <w:color w:val="CCCCCC"/>
+          <w:sz w:val="21"/>
+          <w:szCs w:val="21"/>
+        </w:rPr>
+        <w:t xml:space="preserve">        next_node </w:t>
+      </w:r>
+      <w:r>
+        <w:rPr>
+          <w:rFonts w:ascii="Consolas" w:eastAsia="Times New Roman" w:hAnsi="Consolas" w:cs="Times New Roman"/>
+          <w:color w:val="D4D4D4"/>
+          <w:sz w:val="21"/>
+          <w:szCs w:val="21"/>
+        </w:rPr>
+        <w:t>=</w:t>
+      </w:r>
+      <w:r>
+        <w:rPr>
+          <w:rFonts w:ascii="Consolas" w:eastAsia="Times New Roman" w:hAnsi="Consolas" w:cs="Times New Roman"/>
+          <w:color w:val="CCCCCC"/>
+          <w:sz w:val="21"/>
+          <w:szCs w:val="21"/>
+        </w:rPr>
+        <w:t xml:space="preserve"> path[i </w:t>
+      </w:r>
+      <w:r>
+        <w:rPr>
+          <w:rFonts w:ascii="Consolas" w:eastAsia="Times New Roman" w:hAnsi="Consolas" w:cs="Times New Roman"/>
+          <w:color w:val="D4D4D4"/>
+          <w:sz w:val="21"/>
+          <w:szCs w:val="21"/>
+        </w:rPr>
+        <w:t>+</w:t>
+      </w:r>
+      <w:r>
+        <w:rPr>
+          <w:rFonts w:ascii="Consolas" w:eastAsia="Times New Roman" w:hAnsi="Consolas" w:cs="Times New Roman"/>
+          <w:color w:val="CCCCCC"/>
+          <w:sz w:val="21"/>
+          <w:szCs w:val="21"/>
+        </w:rPr>
+        <w:t xml:space="preserve"> </w:t>
+      </w:r>
+      <w:r>
+        <w:rPr>
+          <w:rFonts w:ascii="Consolas" w:eastAsia="Times New Roman" w:hAnsi="Consolas" w:cs="Times New Roman"/>
+          <w:color w:val="B5CEA8"/>
+          <w:sz w:val="21"/>
+          <w:szCs w:val="21"/>
+        </w:rPr>
+        <w:t>1</w:t>
+      </w:r>
+      <w:r>
+        <w:rPr>
+          <w:rFonts w:ascii="Consolas" w:eastAsia="Times New Roman" w:hAnsi="Consolas" w:cs="Times New Roman"/>
+          <w:color w:val="CCCCCC"/>
+          <w:sz w:val="21"/>
+          <w:szCs w:val="21"/>
+        </w:rPr>
+        <w:t>]</w:t>
+      </w:r>
+    </w:p>
+    <w:p>
+      <w:pPr>
+        <w:shd w:val="clear" w:color="auto" w:fill="1F1F1F"/>
+        <w:spacing w:after="0" w:line="285" w:lineRule="atLeast"/>
+        <w:ind w:left="0" w:firstLine="0"/>
+        <w:rPr>
+          <w:rFonts w:ascii="Consolas" w:eastAsia="Times New Roman" w:hAnsi="Consolas" w:cs="Times New Roman"/>
+          <w:color w:val="CCCCCC"/>
+          <w:sz w:val="21"/>
+          <w:szCs w:val="21"/>
+        </w:rPr>
+      </w:pPr>
+      <w:r>
+        <w:rPr>
+          <w:rFonts w:ascii="Consolas" w:eastAsia="Times New Roman" w:hAnsi="Consolas" w:cs="Times New Roman"/>
+          <w:color w:val="CCCCCC"/>
+          <w:sz w:val="21"/>
+          <w:szCs w:val="21"/>
+        </w:rPr>
+        <w:t xml:space="preserve">        total </w:t>
+      </w:r>
+      <w:r>
+        <w:rPr>
+          <w:rFonts w:ascii="Consolas" w:eastAsia="Times New Roman" w:hAnsi="Consolas" w:cs="Times New Roman"/>
+          <w:color w:val="D4D4D4"/>
+          <w:sz w:val="21"/>
+          <w:szCs w:val="21"/>
+        </w:rPr>
+        <w:t>=</w:t>
+      </w:r>
+      <w:r>
+        <w:rPr>
+          <w:rFonts w:ascii="Consolas" w:eastAsia="Times New Roman" w:hAnsi="Consolas" w:cs="Times New Roman"/>
+          <w:color w:val="CCCCCC"/>
+          <w:sz w:val="21"/>
+          <w:szCs w:val="21"/>
+        </w:rPr>
+        <w:t xml:space="preserve"> total </w:t>
+      </w:r>
+      <w:r>
+        <w:rPr>
+          <w:rFonts w:ascii="Consolas" w:eastAsia="Times New Roman" w:hAnsi="Consolas" w:cs="Times New Roman"/>
+          <w:color w:val="D4D4D4"/>
+          <w:sz w:val="21"/>
+          <w:szCs w:val="21"/>
+        </w:rPr>
+        <w:t>+</w:t>
+      </w:r>
+      <w:r>
+        <w:rPr>
+          <w:rFonts w:ascii="Consolas" w:eastAsia="Times New Roman" w:hAnsi="Consolas" w:cs="Times New Roman"/>
+          <w:color w:val="CCCCCC"/>
+          <w:sz w:val="21"/>
+          <w:szCs w:val="21"/>
+        </w:rPr>
+        <w:t xml:space="preserve"> warehouse[current_node][next_node]</w:t>
+      </w:r>
+    </w:p>
+    <w:p>
+      <w:pPr>
+        <w:shd w:val="clear" w:color="auto" w:fill="1F1F1F"/>
+        <w:spacing w:after="0" w:line="285" w:lineRule="atLeast"/>
+        <w:ind w:left="0" w:firstLine="0"/>
+        <w:rPr>
+          <w:rFonts w:ascii="Consolas" w:eastAsia="Times New Roman" w:hAnsi="Consolas" w:cs="Times New Roman"/>
+          <w:color w:val="CCCCCC"/>
+          <w:sz w:val="21"/>
+          <w:szCs w:val="21"/>
+        </w:rPr>
+      </w:pPr>
+      <w:r>
+        <w:rPr>
+          <w:rFonts w:ascii="Consolas" w:eastAsia="Times New Roman" w:hAnsi="Consolas" w:cs="Times New Roman"/>
+          <w:color w:val="CCCCCC"/>
+          <w:sz w:val="21"/>
+          <w:szCs w:val="21"/>
+        </w:rPr>
+        <w:t xml:space="preserve">    </w:t>
+      </w:r>
+      <w:r>
+        <w:rPr>
+          <w:rFonts w:ascii="Consolas" w:eastAsia="Times New Roman" w:hAnsi="Consolas" w:cs="Times New Roman"/>
+          <w:color w:val="C586C0"/>
+          <w:sz w:val="21"/>
+          <w:szCs w:val="21"/>
+        </w:rPr>
+        <w:t>return</w:t>
+      </w:r>
+      <w:r>
+        <w:rPr>
+          <w:rFonts w:ascii="Consolas" w:eastAsia="Times New Roman" w:hAnsi="Consolas" w:cs="Times New Roman"/>
+          <w:color w:val="CCCCCC"/>
+          <w:sz w:val="21"/>
+          <w:szCs w:val="21"/>
+        </w:rPr>
+        <w:t xml:space="preserve"> total</w:t>
+      </w:r>
+    </w:p>
+    <w:p>
+      <w:pPr>
+        <w:shd w:val="clear" w:color="auto" w:fill="1F1F1F"/>
+        <w:spacing w:after="240" w:line="285" w:lineRule="atLeast"/>
+        <w:ind w:left="0" w:firstLine="0"/>
+        <w:rPr>
+          <w:rFonts w:ascii="Consolas" w:eastAsia="Times New Roman" w:hAnsi="Consolas" w:cs="Times New Roman"/>
+          <w:color w:val="CCCCCC"/>
+          <w:sz w:val="21"/>
+          <w:szCs w:val="21"/>
+        </w:rPr>
+      </w:pPr>
+    </w:p>
+    <w:p>
+      <w:pPr>
+        <w:shd w:val="clear" w:color="auto" w:fill="1F1F1F"/>
+        <w:spacing w:after="0" w:line="285" w:lineRule="atLeast"/>
+        <w:ind w:left="0" w:firstLine="0"/>
+        <w:rPr>
+          <w:rFonts w:ascii="Consolas" w:eastAsia="Times New Roman" w:hAnsi="Consolas" w:cs="Times New Roman"/>
+          <w:color w:val="CCCCCC"/>
+          <w:sz w:val="21"/>
+          <w:szCs w:val="21"/>
+        </w:rPr>
+      </w:pPr>
+      <w:r>
+        <w:rPr>
+          <w:rFonts w:ascii="Consolas" w:eastAsia="Times New Roman" w:hAnsi="Consolas" w:cs="Times New Roman"/>
+          <w:color w:val="569CD6"/>
+          <w:sz w:val="21"/>
+          <w:szCs w:val="21"/>
+        </w:rPr>
+        <w:t>def</w:t>
+      </w:r>
+      <w:r>
+        <w:rPr>
+          <w:rFonts w:ascii="Consolas" w:eastAsia="Times New Roman" w:hAnsi="Consolas" w:cs="Times New Roman"/>
+          <w:color w:val="CCCCCC"/>
+          <w:sz w:val="21"/>
+          <w:szCs w:val="21"/>
+        </w:rPr>
+        <w:t xml:space="preserve"> </w:t>
+      </w:r>
+      <w:r>
+        <w:rPr>
+          <w:rFonts w:ascii="Consolas" w:eastAsia="Times New Roman" w:hAnsi="Consolas" w:cs="Times New Roman"/>
+          <w:color w:val="DCDCAA"/>
+          <w:sz w:val="21"/>
+          <w:szCs w:val="21"/>
+        </w:rPr>
+        <w:t>get_h</w:t>
+      </w:r>
+      <w:r>
+        <w:rPr>
+          <w:rFonts w:ascii="Consolas" w:eastAsia="Times New Roman" w:hAnsi="Consolas" w:cs="Times New Roman"/>
+          <w:color w:val="CCCCCC"/>
+          <w:sz w:val="21"/>
+          <w:szCs w:val="21"/>
+        </w:rPr>
+        <w:t>(</w:t>
+      </w:r>
+      <w:r>
+        <w:rPr>
+          <w:rFonts w:ascii="Consolas" w:eastAsia="Times New Roman" w:hAnsi="Consolas" w:cs="Times New Roman"/>
+          <w:color w:val="9CDCFE"/>
+          <w:sz w:val="21"/>
+          <w:szCs w:val="21"/>
+        </w:rPr>
+        <w:t>path</w:t>
+      </w:r>
+      <w:r>
+        <w:rPr>
+          <w:rFonts w:ascii="Consolas" w:eastAsia="Times New Roman" w:hAnsi="Consolas" w:cs="Times New Roman"/>
+          <w:color w:val="CCCCCC"/>
+          <w:sz w:val="21"/>
+          <w:szCs w:val="21"/>
+        </w:rPr>
+        <w:t>):</w:t>
+      </w:r>
+    </w:p>
+    <w:p>
+      <w:pPr>
+        <w:shd w:val="clear" w:color="auto" w:fill="1F1F1F"/>
+        <w:spacing w:after="0" w:line="285" w:lineRule="atLeast"/>
+        <w:ind w:left="0" w:firstLine="0"/>
+        <w:rPr>
+          <w:rFonts w:ascii="Consolas" w:eastAsia="Times New Roman" w:hAnsi="Consolas" w:cs="Times New Roman"/>
+          <w:color w:val="CCCCCC"/>
+          <w:sz w:val="21"/>
+          <w:szCs w:val="21"/>
+        </w:rPr>
+      </w:pPr>
+      <w:r>
+        <w:rPr>
+          <w:rFonts w:ascii="Consolas" w:eastAsia="Times New Roman" w:hAnsi="Consolas" w:cs="Times New Roman"/>
+          <w:color w:val="CCCCCC"/>
+          <w:sz w:val="21"/>
+          <w:szCs w:val="21"/>
+        </w:rPr>
+        <w:t xml:space="preserve">    last_node </w:t>
+      </w:r>
+      <w:r>
+        <w:rPr>
+          <w:rFonts w:ascii="Consolas" w:eastAsia="Times New Roman" w:hAnsi="Consolas" w:cs="Times New Roman"/>
+          <w:color w:val="D4D4D4"/>
+          <w:sz w:val="21"/>
+          <w:szCs w:val="21"/>
+        </w:rPr>
+        <w:t>=</w:t>
+      </w:r>
+      <w:r>
+        <w:rPr>
+          <w:rFonts w:ascii="Consolas" w:eastAsia="Times New Roman" w:hAnsi="Consolas" w:cs="Times New Roman"/>
+          <w:color w:val="CCCCCC"/>
+          <w:sz w:val="21"/>
+          <w:szCs w:val="21"/>
+        </w:rPr>
+        <w:t xml:space="preserve"> path[</w:t>
+      </w:r>
+      <w:r>
+        <w:rPr>
+          <w:rFonts w:ascii="Consolas" w:eastAsia="Times New Roman" w:hAnsi="Consolas" w:cs="Times New Roman"/>
+          <w:color w:val="D4D4D4"/>
+          <w:sz w:val="21"/>
+          <w:szCs w:val="21"/>
+        </w:rPr>
+        <w:t>-</w:t>
+      </w:r>
+      <w:r>
+        <w:rPr>
+          <w:rFonts w:ascii="Consolas" w:eastAsia="Times New Roman" w:hAnsi="Consolas" w:cs="Times New Roman"/>
+          <w:color w:val="B5CEA8"/>
+          <w:sz w:val="21"/>
+          <w:szCs w:val="21"/>
+        </w:rPr>
+        <w:t>1</w:t>
+      </w:r>
+      <w:r>
+        <w:rPr>
+          <w:rFonts w:ascii="Consolas" w:eastAsia="Times New Roman" w:hAnsi="Consolas" w:cs="Times New Roman"/>
+          <w:color w:val="CCCCCC"/>
+          <w:sz w:val="21"/>
+          <w:szCs w:val="21"/>
+        </w:rPr>
+        <w:t>]</w:t>
+      </w:r>
+    </w:p>
+    <w:p>
+      <w:pPr>
+        <w:shd w:val="clear" w:color="auto" w:fill="1F1F1F"/>
+        <w:spacing w:after="0" w:line="285" w:lineRule="atLeast"/>
+        <w:ind w:left="0" w:firstLine="0"/>
+        <w:rPr>
+          <w:rFonts w:ascii="Consolas" w:eastAsia="Times New Roman" w:hAnsi="Consolas" w:cs="Times New Roman"/>
+          <w:color w:val="CCCCCC"/>
+          <w:sz w:val="21"/>
+          <w:szCs w:val="21"/>
+        </w:rPr>
+      </w:pPr>
+      <w:r>
+        <w:rPr>
+          <w:rFonts w:ascii="Consolas" w:eastAsia="Times New Roman" w:hAnsi="Consolas" w:cs="Times New Roman"/>
+          <w:color w:val="CCCCCC"/>
+          <w:sz w:val="21"/>
+          <w:szCs w:val="21"/>
+        </w:rPr>
+        <w:t xml:space="preserve">    </w:t>
+      </w:r>
+      <w:r>
+        <w:rPr>
+          <w:rFonts w:ascii="Consolas" w:eastAsia="Times New Roman" w:hAnsi="Consolas" w:cs="Times New Roman"/>
+          <w:color w:val="C586C0"/>
+          <w:sz w:val="21"/>
+          <w:szCs w:val="21"/>
+        </w:rPr>
+        <w:t>return</w:t>
+      </w:r>
+      <w:r>
+        <w:rPr>
+          <w:rFonts w:ascii="Consolas" w:eastAsia="Times New Roman" w:hAnsi="Consolas" w:cs="Times New Roman"/>
+          <w:color w:val="CCCCCC"/>
+          <w:sz w:val="21"/>
+          <w:szCs w:val="21"/>
+        </w:rPr>
+        <w:t xml:space="preserve"> heuristic[last_node]</w:t>
+      </w:r>
+    </w:p>
+    <w:p>
+      <w:pPr>
+        <w:shd w:val="clear" w:color="auto" w:fill="1F1F1F"/>
+        <w:spacing w:after="240" w:line="285" w:lineRule="atLeast"/>
+        <w:ind w:left="0" w:firstLine="0"/>
+        <w:rPr>
+          <w:rFonts w:ascii="Consolas" w:eastAsia="Times New Roman" w:hAnsi="Consolas" w:cs="Times New Roman"/>
+          <w:color w:val="CCCCCC"/>
+          <w:sz w:val="21"/>
+          <w:szCs w:val="21"/>
+        </w:rPr>
+      </w:pPr>
+    </w:p>
+    <w:p>
+      <w:pPr>
+        <w:shd w:val="clear" w:color="auto" w:fill="1F1F1F"/>
+        <w:spacing w:after="0" w:line="285" w:lineRule="atLeast"/>
+        <w:ind w:left="0" w:firstLine="0"/>
+        <w:rPr>
+          <w:rFonts w:ascii="Consolas" w:eastAsia="Times New Roman" w:hAnsi="Consolas" w:cs="Times New Roman"/>
+          <w:color w:val="CCCCCC"/>
+          <w:sz w:val="21"/>
+          <w:szCs w:val="21"/>
+        </w:rPr>
+      </w:pPr>
+      <w:r>
+        <w:rPr>
+          <w:rFonts w:ascii="Consolas" w:eastAsia="Times New Roman" w:hAnsi="Consolas" w:cs="Times New Roman"/>
+          <w:color w:val="569CD6"/>
+          <w:sz w:val="21"/>
+          <w:szCs w:val="21"/>
+        </w:rPr>
+        <w:t>def</w:t>
+      </w:r>
+      <w:r>
+        <w:rPr>
+          <w:rFonts w:ascii="Consolas" w:eastAsia="Times New Roman" w:hAnsi="Consolas" w:cs="Times New Roman"/>
+          <w:color w:val="CCCCCC"/>
+          <w:sz w:val="21"/>
+          <w:szCs w:val="21"/>
+        </w:rPr>
+        <w:t xml:space="preserve"> </w:t>
+      </w:r>
+      <w:r>
+        <w:rPr>
+          <w:rFonts w:ascii="Consolas" w:eastAsia="Times New Roman" w:hAnsi="Consolas" w:cs="Times New Roman"/>
+          <w:color w:val="DCDCAA"/>
+          <w:sz w:val="21"/>
+          <w:szCs w:val="21"/>
+        </w:rPr>
+        <w:t>get_f</w:t>
+      </w:r>
+      <w:r>
+        <w:rPr>
+          <w:rFonts w:ascii="Consolas" w:eastAsia="Times New Roman" w:hAnsi="Consolas" w:cs="Times New Roman"/>
+          <w:color w:val="CCCCCC"/>
+          <w:sz w:val="21"/>
+          <w:szCs w:val="21"/>
+        </w:rPr>
+        <w:t>(</w:t>
+      </w:r>
+      <w:r>
+        <w:rPr>
+          <w:rFonts w:ascii="Consolas" w:eastAsia="Times New Roman" w:hAnsi="Consolas" w:cs="Times New Roman"/>
+          <w:color w:val="9CDCFE"/>
+          <w:sz w:val="21"/>
+          <w:szCs w:val="21"/>
+        </w:rPr>
+        <w:t>path</w:t>
+      </w:r>
+      <w:r>
+        <w:rPr>
+          <w:rFonts w:ascii="Consolas" w:eastAsia="Times New Roman" w:hAnsi="Consolas" w:cs="Times New Roman"/>
+          <w:color w:val="CCCCCC"/>
+          <w:sz w:val="21"/>
+          <w:szCs w:val="21"/>
+        </w:rPr>
+        <w:t>):</w:t>
+      </w:r>
+    </w:p>
+    <w:p>
+      <w:pPr>
+        <w:shd w:val="clear" w:color="auto" w:fill="1F1F1F"/>
+        <w:spacing w:after="0" w:line="285" w:lineRule="atLeast"/>
+        <w:ind w:left="0" w:firstLine="0"/>
+        <w:rPr>
+          <w:rFonts w:ascii="Consolas" w:eastAsia="Times New Roman" w:hAnsi="Consolas" w:cs="Times New Roman"/>
+          <w:color w:val="CCCCCC"/>
+          <w:sz w:val="21"/>
+          <w:szCs w:val="21"/>
+        </w:rPr>
+      </w:pPr>
+      <w:r>
+        <w:rPr>
+          <w:rFonts w:ascii="Consolas" w:eastAsia="Times New Roman" w:hAnsi="Consolas" w:cs="Times New Roman"/>
+          <w:color w:val="CCCCCC"/>
+          <w:sz w:val="21"/>
+          <w:szCs w:val="21"/>
+        </w:rPr>
+        <w:t xml:space="preserve">    </w:t>
+      </w:r>
+      <w:r>
+        <w:rPr>
+          <w:rFonts w:ascii="Consolas" w:eastAsia="Times New Roman" w:hAnsi="Consolas" w:cs="Times New Roman"/>
+          <w:color w:val="C586C0"/>
+          <w:sz w:val="21"/>
+          <w:szCs w:val="21"/>
+        </w:rPr>
+        <w:t>return</w:t>
+      </w:r>
+      <w:r>
+        <w:rPr>
+          <w:rFonts w:ascii="Consolas" w:eastAsia="Times New Roman" w:hAnsi="Consolas" w:cs="Times New Roman"/>
+          <w:color w:val="CCCCCC"/>
+          <w:sz w:val="21"/>
+          <w:szCs w:val="21"/>
+        </w:rPr>
+        <w:t xml:space="preserve"> get_g(path) </w:t>
+      </w:r>
+      <w:r>
+        <w:rPr>
+          <w:rFonts w:ascii="Consolas" w:eastAsia="Times New Roman" w:hAnsi="Consolas" w:cs="Times New Roman"/>
+          <w:color w:val="D4D4D4"/>
+          <w:sz w:val="21"/>
+          <w:szCs w:val="21"/>
+        </w:rPr>
+        <w:t>+</w:t>
+      </w:r>
+      <w:r>
+        <w:rPr>
+          <w:rFonts w:ascii="Consolas" w:eastAsia="Times New Roman" w:hAnsi="Consolas" w:cs="Times New Roman"/>
+          <w:color w:val="CCCCCC"/>
+          <w:sz w:val="21"/>
+          <w:szCs w:val="21"/>
+        </w:rPr>
+        <w:t xml:space="preserve"> get_h(path)</w:t>
+      </w:r>
+    </w:p>
+    <w:p>
+      <w:pPr>
+        <w:shd w:val="clear" w:color="auto" w:fill="1F1F1F"/>
+        <w:spacing w:after="240" w:line="285" w:lineRule="atLeast"/>
+        <w:ind w:left="0" w:firstLine="0"/>
+        <w:rPr>
+          <w:rFonts w:ascii="Consolas" w:eastAsia="Times New Roman" w:hAnsi="Consolas" w:cs="Times New Roman"/>
+          <w:color w:val="CCCCCC"/>
+          <w:sz w:val="21"/>
+          <w:szCs w:val="21"/>
+        </w:rPr>
+      </w:pPr>
+    </w:p>
+    <w:p>
+      <w:pPr>
+        <w:shd w:val="clear" w:color="auto" w:fill="1F1F1F"/>
+        <w:spacing w:after="0" w:line="285" w:lineRule="atLeast"/>
+        <w:ind w:left="0" w:firstLine="0"/>
+        <w:rPr>
+          <w:rFonts w:ascii="Consolas" w:eastAsia="Times New Roman" w:hAnsi="Consolas" w:cs="Times New Roman"/>
+          <w:color w:val="CCCCCC"/>
+          <w:sz w:val="21"/>
+          <w:szCs w:val="21"/>
+        </w:rPr>
+      </w:pPr>
+      <w:r>
+        <w:rPr>
+          <w:rFonts w:ascii="Consolas" w:eastAsia="Times New Roman" w:hAnsi="Consolas" w:cs="Times New Roman"/>
+          <w:color w:val="569CD6"/>
+          <w:sz w:val="21"/>
+          <w:szCs w:val="21"/>
+        </w:rPr>
+        <w:t>def</w:t>
+      </w:r>
+      <w:r>
+        <w:rPr>
+          <w:rFonts w:ascii="Consolas" w:eastAsia="Times New Roman" w:hAnsi="Consolas" w:cs="Times New Roman"/>
+          <w:color w:val="CCCCCC"/>
+          <w:sz w:val="21"/>
+          <w:szCs w:val="21"/>
+        </w:rPr>
+        <w:t xml:space="preserve"> </w:t>
+      </w:r>
+      <w:r>
+        <w:rPr>
+          <w:rFonts w:ascii="Consolas" w:eastAsia="Times New Roman" w:hAnsi="Consolas" w:cs="Times New Roman"/>
+          <w:color w:val="DCDCAA"/>
+          <w:sz w:val="21"/>
+          <w:szCs w:val="21"/>
+        </w:rPr>
+        <w:t>a_star</w:t>
+      </w:r>
+      <w:r>
+        <w:rPr>
+          <w:rFonts w:ascii="Consolas" w:eastAsia="Times New Roman" w:hAnsi="Consolas" w:cs="Times New Roman"/>
+          <w:color w:val="CCCCCC"/>
+          <w:sz w:val="21"/>
+          <w:szCs w:val="21"/>
+        </w:rPr>
+        <w:t>(</w:t>
+      </w:r>
+      <w:r>
+        <w:rPr>
+          <w:rFonts w:ascii="Consolas" w:eastAsia="Times New Roman" w:hAnsi="Consolas" w:cs="Times New Roman"/>
+          <w:color w:val="9CDCFE"/>
+          <w:sz w:val="21"/>
+          <w:szCs w:val="21"/>
+        </w:rPr>
+        <w:t>start</w:t>
+      </w:r>
+      <w:r>
+        <w:rPr>
+          <w:rFonts w:ascii="Consolas" w:eastAsia="Times New Roman" w:hAnsi="Consolas" w:cs="Times New Roman"/>
+          <w:color w:val="CCCCCC"/>
+          <w:sz w:val="21"/>
+          <w:szCs w:val="21"/>
+        </w:rPr>
+        <w:t xml:space="preserve">, </w:t>
+      </w:r>
+      <w:r>
+        <w:rPr>
+          <w:rFonts w:ascii="Consolas" w:eastAsia="Times New Roman" w:hAnsi="Consolas" w:cs="Times New Roman"/>
+          <w:color w:val="9CDCFE"/>
+          <w:sz w:val="21"/>
+          <w:szCs w:val="21"/>
+        </w:rPr>
+        <w:t>goal</w:t>
+      </w:r>
+      <w:r>
+        <w:rPr>
+          <w:rFonts w:ascii="Consolas" w:eastAsia="Times New Roman" w:hAnsi="Consolas" w:cs="Times New Roman"/>
+          <w:color w:val="CCCCCC"/>
+          <w:sz w:val="21"/>
+          <w:szCs w:val="21"/>
+        </w:rPr>
+        <w:t>):</w:t>
+      </w:r>
+    </w:p>
+    <w:p>
+      <w:pPr>
+        <w:shd w:val="clear" w:color="auto" w:fill="1F1F1F"/>
+        <w:spacing w:after="0" w:line="285" w:lineRule="atLeast"/>
+        <w:ind w:left="0" w:firstLine="0"/>
+        <w:rPr>
+          <w:rFonts w:ascii="Consolas" w:eastAsia="Times New Roman" w:hAnsi="Consolas" w:cs="Times New Roman"/>
+          <w:color w:val="CCCCCC"/>
+          <w:sz w:val="21"/>
+          <w:szCs w:val="21"/>
+        </w:rPr>
+      </w:pPr>
+      <w:r>
+        <w:rPr>
+          <w:rFonts w:ascii="Consolas" w:eastAsia="Times New Roman" w:hAnsi="Consolas" w:cs="Times New Roman"/>
+          <w:color w:val="CCCCCC"/>
+          <w:sz w:val="21"/>
+          <w:szCs w:val="21"/>
+        </w:rPr>
+        <w:t xml:space="preserve">    frontier </w:t>
+      </w:r>
+      <w:r>
+        <w:rPr>
+          <w:rFonts w:ascii="Consolas" w:eastAsia="Times New Roman" w:hAnsi="Consolas" w:cs="Times New Roman"/>
+          <w:color w:val="D4D4D4"/>
+          <w:sz w:val="21"/>
+          <w:szCs w:val="21"/>
+        </w:rPr>
+        <w:t>=</w:t>
+      </w:r>
+      <w:r>
+        <w:rPr>
+          <w:rFonts w:ascii="Consolas" w:eastAsia="Times New Roman" w:hAnsi="Consolas" w:cs="Times New Roman"/>
+          <w:color w:val="CCCCCC"/>
+          <w:sz w:val="21"/>
+          <w:szCs w:val="21"/>
+        </w:rPr>
+        <w:t xml:space="preserve"> [[start]]</w:t>
+      </w:r>
+    </w:p>
+    <w:p>
+      <w:pPr>
+        <w:shd w:val="clear" w:color="auto" w:fill="1F1F1F"/>
+        <w:spacing w:after="0" w:line="285" w:lineRule="atLeast"/>
+        <w:ind w:left="0" w:firstLine="0"/>
+        <w:rPr>
+          <w:rFonts w:ascii="Consolas" w:eastAsia="Times New Roman" w:hAnsi="Consolas" w:cs="Times New Roman"/>
+          <w:color w:val="CCCCCC"/>
+          <w:sz w:val="21"/>
+          <w:szCs w:val="21"/>
+        </w:rPr>
+      </w:pPr>
+      <w:r>
+        <w:rPr>
+          <w:rFonts w:ascii="Consolas" w:eastAsia="Times New Roman" w:hAnsi="Consolas" w:cs="Times New Roman"/>
+          <w:color w:val="CCCCCC"/>
+          <w:sz w:val="21"/>
+          <w:szCs w:val="21"/>
+        </w:rPr>
+        <w:t xml:space="preserve">    explored </w:t>
+      </w:r>
+      <w:r>
+        <w:rPr>
+          <w:rFonts w:ascii="Consolas" w:eastAsia="Times New Roman" w:hAnsi="Consolas" w:cs="Times New Roman"/>
+          <w:color w:val="D4D4D4"/>
+          <w:sz w:val="21"/>
+          <w:szCs w:val="21"/>
+        </w:rPr>
+        <w:t>=</w:t>
+      </w:r>
+      <w:r>
+        <w:rPr>
+          <w:rFonts w:ascii="Consolas" w:eastAsia="Times New Roman" w:hAnsi="Consolas" w:cs="Times New Roman"/>
+          <w:color w:val="CCCCCC"/>
+          <w:sz w:val="21"/>
+          <w:szCs w:val="21"/>
+        </w:rPr>
+        <w:t xml:space="preserve"> </w:t>
+      </w:r>
+      <w:r>
+        <w:rPr>
+          <w:rFonts w:ascii="Consolas" w:eastAsia="Times New Roman" w:hAnsi="Consolas" w:cs="Times New Roman"/>
+          <w:color w:val="B5CEA8"/>
+          <w:sz w:val="21"/>
+          <w:szCs w:val="21"/>
+        </w:rPr>
+        <w:t>0</w:t>
+      </w:r>
+    </w:p>
+    <w:p>
+      <w:pPr>
+        <w:shd w:val="clear" w:color="auto" w:fill="1F1F1F"/>
+        <w:spacing w:after="0" w:line="285" w:lineRule="atLeast"/>
+        <w:ind w:left="0" w:firstLine="0"/>
+        <w:rPr>
+          <w:rFonts w:ascii="Consolas" w:eastAsia="Times New Roman" w:hAnsi="Consolas" w:cs="Times New Roman"/>
+          <w:color w:val="CCCCCC"/>
+          <w:sz w:val="21"/>
+          <w:szCs w:val="21"/>
+        </w:rPr>
+      </w:pPr>
+    </w:p>
+    <w:p>
+      <w:pPr>
+        <w:shd w:val="clear" w:color="auto" w:fill="1F1F1F"/>
+        <w:spacing w:after="0" w:line="285" w:lineRule="atLeast"/>
+        <w:ind w:left="0" w:firstLine="0"/>
+        <w:rPr>
+          <w:rFonts w:ascii="Consolas" w:eastAsia="Times New Roman" w:hAnsi="Consolas" w:cs="Times New Roman"/>
+          <w:color w:val="CCCCCC"/>
+          <w:sz w:val="21"/>
+          <w:szCs w:val="21"/>
+        </w:rPr>
+      </w:pPr>
+      <w:r>
+        <w:rPr>
+          <w:rFonts w:ascii="Consolas" w:eastAsia="Times New Roman" w:hAnsi="Consolas" w:cs="Times New Roman"/>
+          <w:color w:val="CCCCCC"/>
+          <w:sz w:val="21"/>
+          <w:szCs w:val="21"/>
+        </w:rPr>
+        <w:t xml:space="preserve">    </w:t>
+      </w:r>
+      <w:r>
+        <w:rPr>
+          <w:rFonts w:ascii="Consolas" w:eastAsia="Times New Roman" w:hAnsi="Consolas" w:cs="Times New Roman"/>
+          <w:color w:val="C586C0"/>
+          <w:sz w:val="21"/>
+          <w:szCs w:val="21"/>
+        </w:rPr>
+        <w:t>while</w:t>
+      </w:r>
+      <w:r>
+        <w:rPr>
+          <w:rFonts w:ascii="Consolas" w:eastAsia="Times New Roman" w:hAnsi="Consolas" w:cs="Times New Roman"/>
+          <w:color w:val="CCCCCC"/>
+          <w:sz w:val="21"/>
+          <w:szCs w:val="21"/>
+        </w:rPr>
+        <w:t xml:space="preserve"> </w:t>
+      </w:r>
+      <w:r>
+        <w:rPr>
+          <w:rFonts w:ascii="Consolas" w:eastAsia="Times New Roman" w:hAnsi="Consolas" w:cs="Times New Roman"/>
+          <w:color w:val="DCDCAA"/>
+          <w:sz w:val="21"/>
+          <w:szCs w:val="21"/>
+        </w:rPr>
+        <w:t>len</w:t>
+      </w:r>
+      <w:r>
+        <w:rPr>
+          <w:rFonts w:ascii="Consolas" w:eastAsia="Times New Roman" w:hAnsi="Consolas" w:cs="Times New Roman"/>
+          <w:color w:val="CCCCCC"/>
+          <w:sz w:val="21"/>
+          <w:szCs w:val="21"/>
+        </w:rPr>
+        <w:t xml:space="preserve">(frontier) </w:t>
+      </w:r>
+      <w:r>
+        <w:rPr>
+          <w:rFonts w:ascii="Consolas" w:eastAsia="Times New Roman" w:hAnsi="Consolas" w:cs="Times New Roman"/>
+          <w:color w:val="D4D4D4"/>
+          <w:sz w:val="21"/>
+          <w:szCs w:val="21"/>
+        </w:rPr>
+        <w:t>&gt;</w:t>
+      </w:r>
+      <w:r>
+        <w:rPr>
+          <w:rFonts w:ascii="Consolas" w:eastAsia="Times New Roman" w:hAnsi="Consolas" w:cs="Times New Roman"/>
+          <w:color w:val="CCCCCC"/>
+          <w:sz w:val="21"/>
+          <w:szCs w:val="21"/>
+        </w:rPr>
+        <w:t xml:space="preserve"> </w:t>
+      </w:r>
+      <w:r>
+        <w:rPr>
+          <w:rFonts w:ascii="Consolas" w:eastAsia="Times New Roman" w:hAnsi="Consolas" w:cs="Times New Roman"/>
+          <w:color w:val="B5CEA8"/>
+          <w:sz w:val="21"/>
+          <w:szCs w:val="21"/>
+        </w:rPr>
+        <w:t>0</w:t>
+      </w:r>
+      <w:r>
+        <w:rPr>
+          <w:rFonts w:ascii="Consolas" w:eastAsia="Times New Roman" w:hAnsi="Consolas" w:cs="Times New Roman"/>
+          <w:color w:val="CCCCCC"/>
+          <w:sz w:val="21"/>
+          <w:szCs w:val="21"/>
+        </w:rPr>
+        <w:t>:</w:t>
+      </w:r>
+    </w:p>
+    <w:p>
+      <w:pPr>
+        <w:shd w:val="clear" w:color="auto" w:fill="1F1F1F"/>
+        <w:spacing w:after="0" w:line="285" w:lineRule="atLeast"/>
+        <w:ind w:left="0" w:firstLine="0"/>
+        <w:rPr>
+          <w:rFonts w:ascii="Consolas" w:eastAsia="Times New Roman" w:hAnsi="Consolas" w:cs="Times New Roman"/>
+          <w:color w:val="CCCCCC"/>
+          <w:sz w:val="21"/>
+          <w:szCs w:val="21"/>
+        </w:rPr>
+      </w:pPr>
+      <w:r>
+        <w:rPr>
+          <w:rFonts w:ascii="Consolas" w:eastAsia="Times New Roman" w:hAnsi="Consolas" w:cs="Times New Roman"/>
+          <w:color w:val="CCCCCC"/>
+          <w:sz w:val="21"/>
+          <w:szCs w:val="21"/>
+        </w:rPr>
+        <w:t>        frontier.sort(</w:t>
+      </w:r>
+      <w:r>
+        <w:rPr>
+          <w:rFonts w:ascii="Consolas" w:eastAsia="Times New Roman" w:hAnsi="Consolas" w:cs="Times New Roman"/>
+          <w:color w:val="9CDCFE"/>
+          <w:sz w:val="21"/>
+          <w:szCs w:val="21"/>
+        </w:rPr>
+        <w:t>key</w:t>
+      </w:r>
+      <w:r>
+        <w:rPr>
+          <w:rFonts w:ascii="Consolas" w:eastAsia="Times New Roman" w:hAnsi="Consolas" w:cs="Times New Roman"/>
+          <w:color w:val="D4D4D4"/>
+          <w:sz w:val="21"/>
+          <w:szCs w:val="21"/>
+        </w:rPr>
+        <w:t>=</w:t>
+      </w:r>
+      <w:r>
+        <w:rPr>
+          <w:rFonts w:ascii="Consolas" w:eastAsia="Times New Roman" w:hAnsi="Consolas" w:cs="Times New Roman"/>
+          <w:color w:val="CCCCCC"/>
+          <w:sz w:val="21"/>
+          <w:szCs w:val="21"/>
+        </w:rPr>
+        <w:t>get_f)</w:t>
+      </w:r>
+    </w:p>
+    <w:p>
+      <w:pPr>
+        <w:shd w:val="clear" w:color="auto" w:fill="1F1F1F"/>
+        <w:spacing w:after="0" w:line="285" w:lineRule="atLeast"/>
+        <w:ind w:left="0" w:firstLine="0"/>
+        <w:rPr>
+          <w:rFonts w:ascii="Consolas" w:eastAsia="Times New Roman" w:hAnsi="Consolas" w:cs="Times New Roman"/>
+          <w:color w:val="CCCCCC"/>
+          <w:sz w:val="21"/>
+          <w:szCs w:val="21"/>
+        </w:rPr>
+      </w:pPr>
+      <w:r>
+        <w:rPr>
+          <w:rFonts w:ascii="Consolas" w:eastAsia="Times New Roman" w:hAnsi="Consolas" w:cs="Times New Roman"/>
+          <w:color w:val="CCCCCC"/>
+          <w:sz w:val="21"/>
+          <w:szCs w:val="21"/>
+        </w:rPr>
+        <w:t xml:space="preserve">        path </w:t>
+      </w:r>
+      <w:r>
+        <w:rPr>
+          <w:rFonts w:ascii="Consolas" w:eastAsia="Times New Roman" w:hAnsi="Consolas" w:cs="Times New Roman"/>
+          <w:color w:val="D4D4D4"/>
+          <w:sz w:val="21"/>
+          <w:szCs w:val="21"/>
+        </w:rPr>
+        <w:t>=</w:t>
+      </w:r>
+      <w:r>
+        <w:rPr>
+          <w:rFonts w:ascii="Consolas" w:eastAsia="Times New Roman" w:hAnsi="Consolas" w:cs="Times New Roman"/>
+          <w:color w:val="CCCCCC"/>
+          <w:sz w:val="21"/>
+          <w:szCs w:val="21"/>
+        </w:rPr>
+        <w:t xml:space="preserve"> frontier.pop(</w:t>
+      </w:r>
+      <w:r>
+        <w:rPr>
+          <w:rFonts w:ascii="Consolas" w:eastAsia="Times New Roman" w:hAnsi="Consolas" w:cs="Times New Roman"/>
+          <w:color w:val="B5CEA8"/>
+          <w:sz w:val="21"/>
+          <w:szCs w:val="21"/>
+        </w:rPr>
+        <w:t>0</w:t>
+      </w:r>
+      <w:r>
+        <w:rPr>
+          <w:rFonts w:ascii="Consolas" w:eastAsia="Times New Roman" w:hAnsi="Consolas" w:cs="Times New Roman"/>
+          <w:color w:val="CCCCCC"/>
+          <w:sz w:val="21"/>
+          <w:szCs w:val="21"/>
+        </w:rPr>
+        <w:t>)</w:t>
+      </w:r>
+    </w:p>
+    <w:p>
+      <w:pPr>
+        <w:shd w:val="clear" w:color="auto" w:fill="1F1F1F"/>
+        <w:spacing w:after="0" w:line="285" w:lineRule="atLeast"/>
+        <w:ind w:left="0" w:firstLine="0"/>
+        <w:rPr>
+          <w:rFonts w:ascii="Consolas" w:eastAsia="Times New Roman" w:hAnsi="Consolas" w:cs="Times New Roman"/>
+          <w:color w:val="CCCCCC"/>
+          <w:sz w:val="21"/>
+          <w:szCs w:val="21"/>
+        </w:rPr>
+      </w:pPr>
+      <w:r>
+        <w:rPr>
+          <w:rFonts w:ascii="Consolas" w:eastAsia="Times New Roman" w:hAnsi="Consolas" w:cs="Times New Roman"/>
+          <w:color w:val="CCCCCC"/>
+          <w:sz w:val="21"/>
+          <w:szCs w:val="21"/>
+        </w:rPr>
+        <w:t xml:space="preserve">        node </w:t>
+      </w:r>
+      <w:r>
+        <w:rPr>
+          <w:rFonts w:ascii="Consolas" w:eastAsia="Times New Roman" w:hAnsi="Consolas" w:cs="Times New Roman"/>
+          <w:color w:val="D4D4D4"/>
+          <w:sz w:val="21"/>
+          <w:szCs w:val="21"/>
+        </w:rPr>
+        <w:t>=</w:t>
+      </w:r>
+      <w:r>
+        <w:rPr>
+          <w:rFonts w:ascii="Consolas" w:eastAsia="Times New Roman" w:hAnsi="Consolas" w:cs="Times New Roman"/>
+          <w:color w:val="CCCCCC"/>
+          <w:sz w:val="21"/>
+          <w:szCs w:val="21"/>
+        </w:rPr>
+        <w:t xml:space="preserve"> path[</w:t>
+      </w:r>
+      <w:r>
+        <w:rPr>
+          <w:rFonts w:ascii="Consolas" w:eastAsia="Times New Roman" w:hAnsi="Consolas" w:cs="Times New Roman"/>
+          <w:color w:val="D4D4D4"/>
+          <w:sz w:val="21"/>
+          <w:szCs w:val="21"/>
+        </w:rPr>
+        <w:t>-</w:t>
+      </w:r>
+      <w:r>
+        <w:rPr>
+          <w:rFonts w:ascii="Consolas" w:eastAsia="Times New Roman" w:hAnsi="Consolas" w:cs="Times New Roman"/>
+          <w:color w:val="B5CEA8"/>
+          <w:sz w:val="21"/>
+          <w:szCs w:val="21"/>
+        </w:rPr>
+        <w:t>1</w:t>
+      </w:r>
+      <w:r>
+        <w:rPr>
+          <w:rFonts w:ascii="Consolas" w:eastAsia="Times New Roman" w:hAnsi="Consolas" w:cs="Times New Roman"/>
+          <w:color w:val="CCCCCC"/>
+          <w:sz w:val="21"/>
+          <w:szCs w:val="21"/>
+        </w:rPr>
+        <w:t>]</w:t>
+      </w:r>
+    </w:p>
+    <w:p>
+      <w:pPr>
+        <w:shd w:val="clear" w:color="auto" w:fill="1F1F1F"/>
+        <w:spacing w:after="0" w:line="285" w:lineRule="atLeast"/>
+        <w:ind w:left="0" w:firstLine="0"/>
+        <w:rPr>
+          <w:rFonts w:ascii="Consolas" w:eastAsia="Times New Roman" w:hAnsi="Consolas" w:cs="Times New Roman"/>
+          <w:color w:val="CCCCCC"/>
+          <w:sz w:val="21"/>
+          <w:szCs w:val="21"/>
+        </w:rPr>
+      </w:pPr>
+    </w:p>
+    <w:p>
+      <w:pPr>
+        <w:shd w:val="clear" w:color="auto" w:fill="1F1F1F"/>
+        <w:spacing w:after="0" w:line="285" w:lineRule="atLeast"/>
+        <w:ind w:left="0" w:firstLine="0"/>
+        <w:rPr>
+          <w:rFonts w:ascii="Consolas" w:eastAsia="Times New Roman" w:hAnsi="Consolas" w:cs="Times New Roman"/>
+          <w:color w:val="CCCCCC"/>
+          <w:sz w:val="21"/>
+          <w:szCs w:val="21"/>
+        </w:rPr>
+      </w:pPr>
+      <w:r>
+        <w:rPr>
+          <w:rFonts w:ascii="Consolas" w:eastAsia="Times New Roman" w:hAnsi="Consolas" w:cs="Times New Roman"/>
+          <w:color w:val="CCCCCC"/>
+          <w:sz w:val="21"/>
+          <w:szCs w:val="21"/>
+        </w:rPr>
+        <w:t xml:space="preserve">        explored </w:t>
+      </w:r>
+      <w:r>
+        <w:rPr>
+          <w:rFonts w:ascii="Consolas" w:eastAsia="Times New Roman" w:hAnsi="Consolas" w:cs="Times New Roman"/>
+          <w:color w:val="D4D4D4"/>
+          <w:sz w:val="21"/>
+          <w:szCs w:val="21"/>
+        </w:rPr>
+        <w:t>=</w:t>
+      </w:r>
+      <w:r>
+        <w:rPr>
+          <w:rFonts w:ascii="Consolas" w:eastAsia="Times New Roman" w:hAnsi="Consolas" w:cs="Times New Roman"/>
+          <w:color w:val="CCCCCC"/>
+          <w:sz w:val="21"/>
+          <w:szCs w:val="21"/>
+        </w:rPr>
+        <w:t xml:space="preserve"> explored </w:t>
+      </w:r>
+      <w:r>
+        <w:rPr>
+          <w:rFonts w:ascii="Consolas" w:eastAsia="Times New Roman" w:hAnsi="Consolas" w:cs="Times New Roman"/>
+          <w:color w:val="D4D4D4"/>
+          <w:sz w:val="21"/>
+          <w:szCs w:val="21"/>
+        </w:rPr>
+        <w:t>+</w:t>
+      </w:r>
+      <w:r>
+        <w:rPr>
+          <w:rFonts w:ascii="Consolas" w:eastAsia="Times New Roman" w:hAnsi="Consolas" w:cs="Times New Roman"/>
+          <w:color w:val="CCCCCC"/>
+          <w:sz w:val="21"/>
+          <w:szCs w:val="21"/>
+        </w:rPr>
+        <w:t xml:space="preserve"> </w:t>
+      </w:r>
+      <w:r>
+        <w:rPr>
+          <w:rFonts w:ascii="Consolas" w:eastAsia="Times New Roman" w:hAnsi="Consolas" w:cs="Times New Roman"/>
+          <w:color w:val="B5CEA8"/>
+          <w:sz w:val="21"/>
+          <w:szCs w:val="21"/>
+        </w:rPr>
+        <w:t>1</w:t>
+      </w:r>
+    </w:p>
+    <w:p>
+      <w:pPr>
+        <w:shd w:val="clear" w:color="auto" w:fill="1F1F1F"/>
+        <w:spacing w:after="0" w:line="285" w:lineRule="atLeast"/>
+        <w:ind w:left="0" w:firstLine="0"/>
+        <w:rPr>
+          <w:rFonts w:ascii="Consolas" w:eastAsia="Times New Roman" w:hAnsi="Consolas" w:cs="Times New Roman"/>
+          <w:color w:val="CCCCCC"/>
+          <w:sz w:val="21"/>
+          <w:szCs w:val="21"/>
+        </w:rPr>
+      </w:pPr>
+    </w:p>
+    <w:p>
+      <w:pPr>
+        <w:shd w:val="clear" w:color="auto" w:fill="1F1F1F"/>
+        <w:spacing w:after="0" w:line="285" w:lineRule="atLeast"/>
+        <w:ind w:left="0" w:firstLine="0"/>
+        <w:rPr>
+          <w:rFonts w:ascii="Consolas" w:eastAsia="Times New Roman" w:hAnsi="Consolas" w:cs="Times New Roman"/>
+          <w:color w:val="CCCCCC"/>
+          <w:sz w:val="21"/>
+          <w:szCs w:val="21"/>
+        </w:rPr>
+      </w:pPr>
+      <w:r>
+        <w:rPr>
+          <w:rFonts w:ascii="Consolas" w:eastAsia="Times New Roman" w:hAnsi="Consolas" w:cs="Times New Roman"/>
+          <w:color w:val="CCCCCC"/>
+          <w:sz w:val="21"/>
+          <w:szCs w:val="21"/>
+        </w:rPr>
+        <w:t xml:space="preserve">        </w:t>
+      </w:r>
+      <w:r>
+        <w:rPr>
+          <w:rFonts w:ascii="Consolas" w:eastAsia="Times New Roman" w:hAnsi="Consolas" w:cs="Times New Roman"/>
+          <w:color w:val="DCDCAA"/>
+          <w:sz w:val="21"/>
+          <w:szCs w:val="21"/>
+        </w:rPr>
+        <w:t>print</w:t>
+      </w:r>
+      <w:r>
+        <w:rPr>
+          <w:rFonts w:ascii="Consolas" w:eastAsia="Times New Roman" w:hAnsi="Consolas" w:cs="Times New Roman"/>
+          <w:color w:val="CCCCCC"/>
+          <w:sz w:val="21"/>
+          <w:szCs w:val="21"/>
+        </w:rPr>
+        <w:t>(</w:t>
+      </w:r>
+      <w:r>
+        <w:rPr>
+          <w:rFonts w:ascii="Consolas" w:eastAsia="Times New Roman" w:hAnsi="Consolas" w:cs="Times New Roman"/>
+          <w:color w:val="CE9178"/>
+          <w:sz w:val="21"/>
+          <w:szCs w:val="21"/>
+        </w:rPr>
+        <w:t>"Exploring"</w:t>
+      </w:r>
+      <w:r>
+        <w:rPr>
+          <w:rFonts w:ascii="Consolas" w:eastAsia="Times New Roman" w:hAnsi="Consolas" w:cs="Times New Roman"/>
+          <w:color w:val="CCCCCC"/>
+          <w:sz w:val="21"/>
+          <w:szCs w:val="21"/>
+        </w:rPr>
+        <w:t xml:space="preserve">, node, </w:t>
+      </w:r>
+      <w:r>
+        <w:rPr>
+          <w:rFonts w:ascii="Consolas" w:eastAsia="Times New Roman" w:hAnsi="Consolas" w:cs="Times New Roman"/>
+          <w:color w:val="CE9178"/>
+          <w:sz w:val="21"/>
+          <w:szCs w:val="21"/>
+        </w:rPr>
+        <w:t>" path:"</w:t>
+      </w:r>
+      <w:r>
+        <w:rPr>
+          <w:rFonts w:ascii="Consolas" w:eastAsia="Times New Roman" w:hAnsi="Consolas" w:cs="Times New Roman"/>
+          <w:color w:val="CCCCCC"/>
+          <w:sz w:val="21"/>
+          <w:szCs w:val="21"/>
+        </w:rPr>
+        <w:t>, path,</w:t>
+      </w:r>
+    </w:p>
+    <w:p>
+      <w:pPr>
+        <w:shd w:val="clear" w:color="auto" w:fill="1F1F1F"/>
+        <w:spacing w:after="0" w:line="285" w:lineRule="atLeast"/>
+        <w:ind w:left="0" w:firstLine="0"/>
+        <w:rPr>
+          <w:rFonts w:ascii="Consolas" w:eastAsia="Times New Roman" w:hAnsi="Consolas" w:cs="Times New Roman"/>
+          <w:color w:val="CCCCCC"/>
+          <w:sz w:val="21"/>
+          <w:szCs w:val="21"/>
+        </w:rPr>
+      </w:pPr>
+      <w:r>
+        <w:rPr>
+          <w:rFonts w:ascii="Consolas" w:eastAsia="Times New Roman" w:hAnsi="Consolas" w:cs="Times New Roman"/>
+          <w:color w:val="CCCCCC"/>
+          <w:sz w:val="21"/>
+          <w:szCs w:val="21"/>
+        </w:rPr>
+        <w:t xml:space="preserve">              </w:t>
+      </w:r>
+      <w:r>
+        <w:rPr>
+          <w:rFonts w:ascii="Consolas" w:eastAsia="Times New Roman" w:hAnsi="Consolas" w:cs="Times New Roman"/>
+          <w:color w:val="CE9178"/>
+          <w:sz w:val="21"/>
+          <w:szCs w:val="21"/>
+        </w:rPr>
+        <w:t>" g ="</w:t>
+      </w:r>
+      <w:r>
+        <w:rPr>
+          <w:rFonts w:ascii="Consolas" w:eastAsia="Times New Roman" w:hAnsi="Consolas" w:cs="Times New Roman"/>
+          <w:color w:val="CCCCCC"/>
+          <w:sz w:val="21"/>
+          <w:szCs w:val="21"/>
+        </w:rPr>
+        <w:t>, get_g(path),</w:t>
+      </w:r>
+    </w:p>
+    <w:p>
+      <w:pPr>
+        <w:shd w:val="clear" w:color="auto" w:fill="1F1F1F"/>
+        <w:spacing w:after="0" w:line="285" w:lineRule="atLeast"/>
+        <w:ind w:left="0" w:firstLine="0"/>
+        <w:rPr>
+          <w:rFonts w:ascii="Consolas" w:eastAsia="Times New Roman" w:hAnsi="Consolas" w:cs="Times New Roman"/>
+          <w:color w:val="CCCCCC"/>
+          <w:sz w:val="21"/>
+          <w:szCs w:val="21"/>
+        </w:rPr>
+      </w:pPr>
+      <w:r>
+        <w:rPr>
+          <w:rFonts w:ascii="Consolas" w:eastAsia="Times New Roman" w:hAnsi="Consolas" w:cs="Times New Roman"/>
+          <w:color w:val="CCCCCC"/>
+          <w:sz w:val="21"/>
+          <w:szCs w:val="21"/>
+        </w:rPr>
+        <w:t xml:space="preserve">              </w:t>
+      </w:r>
+      <w:r>
+        <w:rPr>
+          <w:rFonts w:ascii="Consolas" w:eastAsia="Times New Roman" w:hAnsi="Consolas" w:cs="Times New Roman"/>
+          <w:color w:val="CE9178"/>
+          <w:sz w:val="21"/>
+          <w:szCs w:val="21"/>
+        </w:rPr>
+        <w:t>" h ="</w:t>
+      </w:r>
+      <w:r>
+        <w:rPr>
+          <w:rFonts w:ascii="Consolas" w:eastAsia="Times New Roman" w:hAnsi="Consolas" w:cs="Times New Roman"/>
+          <w:color w:val="CCCCCC"/>
+          <w:sz w:val="21"/>
+          <w:szCs w:val="21"/>
+        </w:rPr>
+        <w:t>, get_h(path),</w:t>
+      </w:r>
+    </w:p>
+    <w:p>
+      <w:pPr>
+        <w:shd w:val="clear" w:color="auto" w:fill="1F1F1F"/>
+        <w:spacing w:after="0" w:line="285" w:lineRule="atLeast"/>
+        <w:ind w:left="0" w:firstLine="0"/>
+        <w:rPr>
+          <w:rFonts w:ascii="Consolas" w:eastAsia="Times New Roman" w:hAnsi="Consolas" w:cs="Times New Roman"/>
+          <w:color w:val="CCCCCC"/>
+          <w:sz w:val="21"/>
+          <w:szCs w:val="21"/>
+        </w:rPr>
+      </w:pPr>
+      <w:r>
+        <w:rPr>
+          <w:rFonts w:ascii="Consolas" w:eastAsia="Times New Roman" w:hAnsi="Consolas" w:cs="Times New Roman"/>
+          <w:color w:val="CCCCCC"/>
+          <w:sz w:val="21"/>
+          <w:szCs w:val="21"/>
+        </w:rPr>
+        <w:t xml:space="preserve">              </w:t>
+      </w:r>
+      <w:r>
+        <w:rPr>
+          <w:rFonts w:ascii="Consolas" w:eastAsia="Times New Roman" w:hAnsi="Consolas" w:cs="Times New Roman"/>
+          <w:color w:val="CE9178"/>
+          <w:sz w:val="21"/>
+          <w:szCs w:val="21"/>
+        </w:rPr>
+        <w:t>" f ="</w:t>
+      </w:r>
+      <w:r>
+        <w:rPr>
+          <w:rFonts w:ascii="Consolas" w:eastAsia="Times New Roman" w:hAnsi="Consolas" w:cs="Times New Roman"/>
+          <w:color w:val="CCCCCC"/>
+          <w:sz w:val="21"/>
+          <w:szCs w:val="21"/>
+        </w:rPr>
+        <w:t>, get_f(path))</w:t>
+      </w:r>
+    </w:p>
+    <w:p>
+      <w:pPr>
+        <w:shd w:val="clear" w:color="auto" w:fill="1F1F1F"/>
+        <w:spacing w:after="0" w:line="285" w:lineRule="atLeast"/>
+        <w:ind w:left="0" w:firstLine="0"/>
+        <w:rPr>
+          <w:rFonts w:ascii="Consolas" w:eastAsia="Times New Roman" w:hAnsi="Consolas" w:cs="Times New Roman"/>
+          <w:color w:val="CCCCCC"/>
+          <w:sz w:val="21"/>
+          <w:szCs w:val="21"/>
+        </w:rPr>
+      </w:pPr>
+    </w:p>
+    <w:p>
+      <w:pPr>
+        <w:shd w:val="clear" w:color="auto" w:fill="1F1F1F"/>
+        <w:spacing w:after="0" w:line="285" w:lineRule="atLeast"/>
+        <w:ind w:left="0" w:firstLine="0"/>
+        <w:rPr>
+          <w:rFonts w:ascii="Consolas" w:eastAsia="Times New Roman" w:hAnsi="Consolas" w:cs="Times New Roman"/>
+          <w:color w:val="CCCCCC"/>
+          <w:sz w:val="21"/>
+          <w:szCs w:val="21"/>
+        </w:rPr>
+      </w:pPr>
+      <w:r>
+        <w:rPr>
+          <w:rFonts w:ascii="Consolas" w:eastAsia="Times New Roman" w:hAnsi="Consolas" w:cs="Times New Roman"/>
+          <w:color w:val="CCCCCC"/>
+          <w:sz w:val="21"/>
+          <w:szCs w:val="21"/>
+        </w:rPr>
+        <w:t xml:space="preserve">        </w:t>
+      </w:r>
+      <w:r>
+        <w:rPr>
+          <w:rFonts w:ascii="Consolas" w:eastAsia="Times New Roman" w:hAnsi="Consolas" w:cs="Times New Roman"/>
+          <w:color w:val="C586C0"/>
+          <w:sz w:val="21"/>
+          <w:szCs w:val="21"/>
+        </w:rPr>
+        <w:t>if</w:t>
+      </w:r>
+      <w:r>
+        <w:rPr>
+          <w:rFonts w:ascii="Consolas" w:eastAsia="Times New Roman" w:hAnsi="Consolas" w:cs="Times New Roman"/>
+          <w:color w:val="CCCCCC"/>
+          <w:sz w:val="21"/>
+          <w:szCs w:val="21"/>
+        </w:rPr>
+        <w:t xml:space="preserve"> node </w:t>
+      </w:r>
+      <w:r>
+        <w:rPr>
+          <w:rFonts w:ascii="Consolas" w:eastAsia="Times New Roman" w:hAnsi="Consolas" w:cs="Times New Roman"/>
+          <w:color w:val="D4D4D4"/>
+          <w:sz w:val="21"/>
+          <w:szCs w:val="21"/>
+        </w:rPr>
+        <w:t>==</w:t>
+      </w:r>
+      <w:r>
+        <w:rPr>
+          <w:rFonts w:ascii="Consolas" w:eastAsia="Times New Roman" w:hAnsi="Consolas" w:cs="Times New Roman"/>
+          <w:color w:val="CCCCCC"/>
+          <w:sz w:val="21"/>
+          <w:szCs w:val="21"/>
+        </w:rPr>
+        <w:t xml:space="preserve"> goal:</w:t>
+      </w:r>
+    </w:p>
+    <w:p>
+      <w:pPr>
+        <w:shd w:val="clear" w:color="auto" w:fill="1F1F1F"/>
+        <w:spacing w:after="0" w:line="285" w:lineRule="atLeast"/>
+        <w:ind w:left="0" w:firstLine="0"/>
+        <w:rPr>
+          <w:rFonts w:ascii="Consolas" w:eastAsia="Times New Roman" w:hAnsi="Consolas" w:cs="Times New Roman"/>
+          <w:color w:val="CCCCCC"/>
+          <w:sz w:val="21"/>
+          <w:szCs w:val="21"/>
+        </w:rPr>
+      </w:pPr>
+      <w:r>
+        <w:rPr>
+          <w:rFonts w:ascii="Consolas" w:eastAsia="Times New Roman" w:hAnsi="Consolas" w:cs="Times New Roman"/>
+          <w:color w:val="CCCCCC"/>
+          <w:sz w:val="21"/>
+          <w:szCs w:val="21"/>
+        </w:rPr>
+        <w:t xml:space="preserve">            </w:t>
+      </w:r>
+      <w:r>
+        <w:rPr>
+          <w:rFonts w:ascii="Consolas" w:eastAsia="Times New Roman" w:hAnsi="Consolas" w:cs="Times New Roman"/>
+          <w:color w:val="DCDCAA"/>
+          <w:sz w:val="21"/>
+          <w:szCs w:val="21"/>
+        </w:rPr>
+        <w:t>print</w:t>
+      </w:r>
+      <w:r>
+        <w:rPr>
+          <w:rFonts w:ascii="Consolas" w:eastAsia="Times New Roman" w:hAnsi="Consolas" w:cs="Times New Roman"/>
+          <w:color w:val="CCCCCC"/>
+          <w:sz w:val="21"/>
+          <w:szCs w:val="21"/>
+        </w:rPr>
+        <w:t>(</w:t>
+      </w:r>
+      <w:r>
+        <w:rPr>
+          <w:rFonts w:ascii="Consolas" w:eastAsia="Times New Roman" w:hAnsi="Consolas" w:cs="Times New Roman"/>
+          <w:color w:val="CE9178"/>
+          <w:sz w:val="21"/>
+          <w:szCs w:val="21"/>
+        </w:rPr>
+        <w:t>"Total nodes explored:"</w:t>
+      </w:r>
+      <w:r>
+        <w:rPr>
+          <w:rFonts w:ascii="Consolas" w:eastAsia="Times New Roman" w:hAnsi="Consolas" w:cs="Times New Roman"/>
+          <w:color w:val="CCCCCC"/>
+          <w:sz w:val="21"/>
+          <w:szCs w:val="21"/>
+        </w:rPr>
+        <w:t>, explored)</w:t>
+      </w:r>
+    </w:p>
+    <w:p>
+      <w:pPr>
+        <w:shd w:val="clear" w:color="auto" w:fill="1F1F1F"/>
+        <w:spacing w:after="0" w:line="285" w:lineRule="atLeast"/>
+        <w:ind w:left="0" w:firstLine="0"/>
+        <w:rPr>
+          <w:rFonts w:ascii="Consolas" w:eastAsia="Times New Roman" w:hAnsi="Consolas" w:cs="Times New Roman"/>
+          <w:color w:val="CCCCCC"/>
+          <w:sz w:val="21"/>
+          <w:szCs w:val="21"/>
+        </w:rPr>
+      </w:pPr>
+      <w:r>
+        <w:rPr>
+          <w:rFonts w:ascii="Consolas" w:eastAsia="Times New Roman" w:hAnsi="Consolas" w:cs="Times New Roman"/>
+          <w:color w:val="CCCCCC"/>
+          <w:sz w:val="21"/>
+          <w:szCs w:val="21"/>
+        </w:rPr>
+        <w:t xml:space="preserve">            </w:t>
+      </w:r>
+      <w:r>
+        <w:rPr>
+          <w:rFonts w:ascii="Consolas" w:eastAsia="Times New Roman" w:hAnsi="Consolas" w:cs="Times New Roman"/>
+          <w:color w:val="C586C0"/>
+          <w:sz w:val="21"/>
+          <w:szCs w:val="21"/>
+        </w:rPr>
+        <w:t>return</w:t>
+      </w:r>
+      <w:r>
+        <w:rPr>
+          <w:rFonts w:ascii="Consolas" w:eastAsia="Times New Roman" w:hAnsi="Consolas" w:cs="Times New Roman"/>
+          <w:color w:val="CCCCCC"/>
+          <w:sz w:val="21"/>
+          <w:szCs w:val="21"/>
+        </w:rPr>
+        <w:t xml:space="preserve"> path</w:t>
+      </w:r>
+    </w:p>
+    <w:p>
+      <w:pPr>
+        <w:shd w:val="clear" w:color="auto" w:fill="1F1F1F"/>
+        <w:spacing w:after="0" w:line="285" w:lineRule="atLeast"/>
+        <w:ind w:left="0" w:firstLine="0"/>
+        <w:rPr>
+          <w:rFonts w:ascii="Consolas" w:eastAsia="Times New Roman" w:hAnsi="Consolas" w:cs="Times New Roman"/>
+          <w:color w:val="CCCCCC"/>
+          <w:sz w:val="21"/>
+          <w:szCs w:val="21"/>
+        </w:rPr>
+      </w:pPr>
+    </w:p>
+    <w:p>
+      <w:pPr>
+        <w:shd w:val="clear" w:color="auto" w:fill="1F1F1F"/>
+        <w:spacing w:after="0" w:line="285" w:lineRule="atLeast"/>
+        <w:ind w:left="0" w:firstLine="0"/>
+        <w:rPr>
+          <w:rFonts w:ascii="Consolas" w:eastAsia="Times New Roman" w:hAnsi="Consolas" w:cs="Times New Roman"/>
+          <w:color w:val="CCCCCC"/>
+          <w:sz w:val="21"/>
+          <w:szCs w:val="21"/>
+        </w:rPr>
+      </w:pPr>
+      <w:r>
+        <w:rPr>
+          <w:rFonts w:ascii="Consolas" w:eastAsia="Times New Roman" w:hAnsi="Consolas" w:cs="Times New Roman"/>
+          <w:color w:val="CCCCCC"/>
+          <w:sz w:val="21"/>
+          <w:szCs w:val="21"/>
+        </w:rPr>
+        <w:t xml:space="preserve">        </w:t>
+      </w:r>
+      <w:r>
+        <w:rPr>
+          <w:rFonts w:ascii="Consolas" w:eastAsia="Times New Roman" w:hAnsi="Consolas" w:cs="Times New Roman"/>
+          <w:color w:val="C586C0"/>
+          <w:sz w:val="21"/>
+          <w:szCs w:val="21"/>
+        </w:rPr>
+        <w:t>for</w:t>
+      </w:r>
+      <w:r>
+        <w:rPr>
+          <w:rFonts w:ascii="Consolas" w:eastAsia="Times New Roman" w:hAnsi="Consolas" w:cs="Times New Roman"/>
+          <w:color w:val="CCCCCC"/>
+          <w:sz w:val="21"/>
+          <w:szCs w:val="21"/>
+        </w:rPr>
+        <w:t xml:space="preserve"> neighbour </w:t>
+      </w:r>
+      <w:r>
+        <w:rPr>
+          <w:rFonts w:ascii="Consolas" w:eastAsia="Times New Roman" w:hAnsi="Consolas" w:cs="Times New Roman"/>
+          <w:color w:val="C586C0"/>
+          <w:sz w:val="21"/>
+          <w:szCs w:val="21"/>
+        </w:rPr>
+        <w:t>in</w:t>
+      </w:r>
+      <w:r>
+        <w:rPr>
+          <w:rFonts w:ascii="Consolas" w:eastAsia="Times New Roman" w:hAnsi="Consolas" w:cs="Times New Roman"/>
+          <w:color w:val="CCCCCC"/>
+          <w:sz w:val="21"/>
+          <w:szCs w:val="21"/>
+        </w:rPr>
+        <w:t xml:space="preserve"> warehouse[node]:</w:t>
+      </w:r>
+    </w:p>
+    <w:p>
+      <w:pPr>
+        <w:shd w:val="clear" w:color="auto" w:fill="1F1F1F"/>
+        <w:spacing w:after="0" w:line="285" w:lineRule="atLeast"/>
+        <w:ind w:left="0" w:firstLine="0"/>
+        <w:rPr>
+          <w:rFonts w:ascii="Consolas" w:eastAsia="Times New Roman" w:hAnsi="Consolas" w:cs="Times New Roman"/>
+          <w:color w:val="CCCCCC"/>
+          <w:sz w:val="21"/>
+          <w:szCs w:val="21"/>
+        </w:rPr>
+      </w:pPr>
+      <w:r>
+        <w:rPr>
+          <w:rFonts w:ascii="Consolas" w:eastAsia="Times New Roman" w:hAnsi="Consolas" w:cs="Times New Roman"/>
+          <w:color w:val="CCCCCC"/>
+          <w:sz w:val="21"/>
+          <w:szCs w:val="21"/>
+        </w:rPr>
+        <w:t xml:space="preserve">            new_path </w:t>
+      </w:r>
+      <w:r>
+        <w:rPr>
+          <w:rFonts w:ascii="Consolas" w:eastAsia="Times New Roman" w:hAnsi="Consolas" w:cs="Times New Roman"/>
+          <w:color w:val="D4D4D4"/>
+          <w:sz w:val="21"/>
+          <w:szCs w:val="21"/>
+        </w:rPr>
+        <w:t>=</w:t>
+      </w:r>
+      <w:r>
+        <w:rPr>
+          <w:rFonts w:ascii="Consolas" w:eastAsia="Times New Roman" w:hAnsi="Consolas" w:cs="Times New Roman"/>
+          <w:color w:val="CCCCCC"/>
+          <w:sz w:val="21"/>
+          <w:szCs w:val="21"/>
+        </w:rPr>
+        <w:t xml:space="preserve"> path </w:t>
+      </w:r>
+      <w:r>
+        <w:rPr>
+          <w:rFonts w:ascii="Consolas" w:eastAsia="Times New Roman" w:hAnsi="Consolas" w:cs="Times New Roman"/>
+          <w:color w:val="D4D4D4"/>
+          <w:sz w:val="21"/>
+          <w:szCs w:val="21"/>
+        </w:rPr>
+        <w:t>+</w:t>
+      </w:r>
+      <w:r>
+        <w:rPr>
+          <w:rFonts w:ascii="Consolas" w:eastAsia="Times New Roman" w:hAnsi="Consolas" w:cs="Times New Roman"/>
+          <w:color w:val="CCCCCC"/>
+          <w:sz w:val="21"/>
+          <w:szCs w:val="21"/>
+        </w:rPr>
+        <w:t xml:space="preserve"> [neighbour]</w:t>
+      </w:r>
+    </w:p>
+    <w:p>
+      <w:pPr>
+        <w:shd w:val="clear" w:color="auto" w:fill="1F1F1F"/>
+        <w:spacing w:after="0" w:line="285" w:lineRule="atLeast"/>
+        <w:ind w:left="0" w:firstLine="0"/>
+        <w:rPr>
+          <w:rFonts w:ascii="Consolas" w:eastAsia="Times New Roman" w:hAnsi="Consolas" w:cs="Times New Roman"/>
+          <w:color w:val="CCCCCC"/>
+          <w:sz w:val="21"/>
+          <w:szCs w:val="21"/>
+        </w:rPr>
+      </w:pPr>
+      <w:r>
+        <w:rPr>
+          <w:rFonts w:ascii="Consolas" w:eastAsia="Times New Roman" w:hAnsi="Consolas" w:cs="Times New Roman"/>
+          <w:color w:val="CCCCCC"/>
+          <w:sz w:val="21"/>
+          <w:szCs w:val="21"/>
+        </w:rPr>
+        <w:t>            frontier.append(new_path)</w:t>
+      </w:r>
+    </w:p>
+    <w:p>
+      <w:pPr>
+        <w:shd w:val="clear" w:color="auto" w:fill="1F1F1F"/>
+        <w:spacing w:after="0" w:line="285" w:lineRule="atLeast"/>
+        <w:ind w:left="0" w:firstLine="0"/>
+        <w:rPr>
+          <w:rFonts w:ascii="Consolas" w:eastAsia="Times New Roman" w:hAnsi="Consolas" w:cs="Times New Roman"/>
+          <w:color w:val="CCCCCC"/>
+          <w:sz w:val="21"/>
+          <w:szCs w:val="21"/>
+        </w:rPr>
+      </w:pPr>
+    </w:p>
+    <w:p>
+      <w:pPr>
+        <w:shd w:val="clear" w:color="auto" w:fill="1F1F1F"/>
+        <w:spacing w:after="0" w:line="285" w:lineRule="atLeast"/>
+        <w:ind w:left="0" w:firstLine="0"/>
+        <w:rPr>
+          <w:rFonts w:ascii="Consolas" w:eastAsia="Times New Roman" w:hAnsi="Consolas" w:cs="Times New Roman"/>
+          <w:color w:val="CCCCCC"/>
+          <w:sz w:val="21"/>
+          <w:szCs w:val="21"/>
+        </w:rPr>
+      </w:pPr>
+      <w:r>
+        <w:rPr>
+          <w:rFonts w:ascii="Consolas" w:eastAsia="Times New Roman" w:hAnsi="Consolas" w:cs="Times New Roman"/>
+          <w:color w:val="CCCCCC"/>
+          <w:sz w:val="21"/>
+          <w:szCs w:val="21"/>
+        </w:rPr>
+        <w:t xml:space="preserve">    </w:t>
+      </w:r>
+      <w:r>
+        <w:rPr>
+          <w:rFonts w:ascii="Consolas" w:eastAsia="Times New Roman" w:hAnsi="Consolas" w:cs="Times New Roman"/>
+          <w:color w:val="DCDCAA"/>
+          <w:sz w:val="21"/>
+          <w:szCs w:val="21"/>
+        </w:rPr>
+        <w:t>print</w:t>
+      </w:r>
+      <w:r>
+        <w:rPr>
+          <w:rFonts w:ascii="Consolas" w:eastAsia="Times New Roman" w:hAnsi="Consolas" w:cs="Times New Roman"/>
+          <w:color w:val="CCCCCC"/>
+          <w:sz w:val="21"/>
+          <w:szCs w:val="21"/>
+        </w:rPr>
+        <w:t>(</w:t>
+      </w:r>
+      <w:r>
+        <w:rPr>
+          <w:rFonts w:ascii="Consolas" w:eastAsia="Times New Roman" w:hAnsi="Consolas" w:cs="Times New Roman"/>
+          <w:color w:val="CE9178"/>
+          <w:sz w:val="21"/>
+          <w:szCs w:val="21"/>
+        </w:rPr>
+        <w:t>"Goal not found"</w:t>
+      </w:r>
+      <w:r>
+        <w:rPr>
+          <w:rFonts w:ascii="Consolas" w:eastAsia="Times New Roman" w:hAnsi="Consolas" w:cs="Times New Roman"/>
+          <w:color w:val="CCCCCC"/>
+          <w:sz w:val="21"/>
+          <w:szCs w:val="21"/>
+        </w:rPr>
+        <w:t>)</w:t>
+      </w:r>
+    </w:p>
+    <w:p>
+      <w:pPr>
+        <w:shd w:val="clear" w:color="auto" w:fill="1F1F1F"/>
+        <w:spacing w:after="0" w:line="285" w:lineRule="atLeast"/>
+        <w:ind w:left="0" w:firstLine="0"/>
+        <w:rPr>
+          <w:rFonts w:ascii="Consolas" w:eastAsia="Times New Roman" w:hAnsi="Consolas" w:cs="Times New Roman"/>
+          <w:color w:val="CCCCCC"/>
+          <w:sz w:val="21"/>
+          <w:szCs w:val="21"/>
+        </w:rPr>
+      </w:pPr>
+      <w:r>
+        <w:rPr>
+          <w:rFonts w:ascii="Consolas" w:eastAsia="Times New Roman" w:hAnsi="Consolas" w:cs="Times New Roman"/>
+          <w:color w:val="CCCCCC"/>
+          <w:sz w:val="21"/>
+          <w:szCs w:val="21"/>
+        </w:rPr>
+        <w:t xml:space="preserve">    </w:t>
+      </w:r>
+      <w:r>
+        <w:rPr>
+          <w:rFonts w:ascii="Consolas" w:eastAsia="Times New Roman" w:hAnsi="Consolas" w:cs="Times New Roman"/>
+          <w:color w:val="C586C0"/>
+          <w:sz w:val="21"/>
+          <w:szCs w:val="21"/>
+        </w:rPr>
+        <w:t>return</w:t>
+      </w:r>
+      <w:r>
+        <w:rPr>
+          <w:rFonts w:ascii="Consolas" w:eastAsia="Times New Roman" w:hAnsi="Consolas" w:cs="Times New Roman"/>
+          <w:color w:val="CCCCCC"/>
+          <w:sz w:val="21"/>
+          <w:szCs w:val="21"/>
+        </w:rPr>
+        <w:t xml:space="preserve"> </w:t>
+      </w:r>
+      <w:r>
+        <w:rPr>
+          <w:rFonts w:ascii="Consolas" w:eastAsia="Times New Roman" w:hAnsi="Consolas" w:cs="Times New Roman"/>
+          <w:color w:val="569CD6"/>
+          <w:sz w:val="21"/>
+          <w:szCs w:val="21"/>
+        </w:rPr>
+        <w:t>None</w:t>
+      </w:r>
+    </w:p>
+    <w:p>
+      <w:pPr>
+        <w:shd w:val="clear" w:color="auto" w:fill="1F1F1F"/>
+        <w:spacing w:after="240" w:line="285" w:lineRule="atLeast"/>
+        <w:ind w:left="0" w:firstLine="0"/>
+        <w:rPr>
+          <w:rFonts w:ascii="Consolas" w:eastAsia="Times New Roman" w:hAnsi="Consolas" w:cs="Times New Roman"/>
+          <w:color w:val="CCCCCC"/>
+          <w:sz w:val="21"/>
+          <w:szCs w:val="21"/>
+        </w:rPr>
+      </w:pPr>
+    </w:p>
+    <w:p>
+      <w:pPr>
+        <w:shd w:val="clear" w:color="auto" w:fill="1F1F1F"/>
+        <w:spacing w:after="0" w:line="285" w:lineRule="atLeast"/>
+        <w:ind w:left="0" w:firstLine="0"/>
+        <w:rPr>
+          <w:rFonts w:ascii="Consolas" w:eastAsia="Times New Roman" w:hAnsi="Consolas" w:cs="Times New Roman"/>
+          <w:color w:val="CCCCCC"/>
+          <w:sz w:val="21"/>
+          <w:szCs w:val="21"/>
+        </w:rPr>
+      </w:pPr>
+      <w:r>
+        <w:rPr>
+          <w:rFonts w:ascii="Consolas" w:eastAsia="Times New Roman" w:hAnsi="Consolas" w:cs="Times New Roman"/>
+          <w:color w:val="CCCCCC"/>
+          <w:sz w:val="21"/>
+          <w:szCs w:val="21"/>
+        </w:rPr>
+        <w:t xml:space="preserve">answer </w:t>
+      </w:r>
+      <w:r>
+        <w:rPr>
+          <w:rFonts w:ascii="Consolas" w:eastAsia="Times New Roman" w:hAnsi="Consolas" w:cs="Times New Roman"/>
+          <w:color w:val="D4D4D4"/>
+          <w:sz w:val="21"/>
+          <w:szCs w:val="21"/>
+        </w:rPr>
+        <w:t>=</w:t>
+      </w:r>
+      <w:r>
+        <w:rPr>
+          <w:rFonts w:ascii="Consolas" w:eastAsia="Times New Roman" w:hAnsi="Consolas" w:cs="Times New Roman"/>
+          <w:color w:val="CCCCCC"/>
+          <w:sz w:val="21"/>
+          <w:szCs w:val="21"/>
+        </w:rPr>
+        <w:t xml:space="preserve"> a_star(</w:t>
+      </w:r>
+      <w:r>
+        <w:rPr>
+          <w:rFonts w:ascii="Consolas" w:eastAsia="Times New Roman" w:hAnsi="Consolas" w:cs="Times New Roman"/>
+          <w:color w:val="CE9178"/>
+          <w:sz w:val="21"/>
+          <w:szCs w:val="21"/>
+        </w:rPr>
+        <w:t>"Receiving"</w:t>
+      </w:r>
+      <w:r>
+        <w:rPr>
+          <w:rFonts w:ascii="Consolas" w:eastAsia="Times New Roman" w:hAnsi="Consolas" w:cs="Times New Roman"/>
+          <w:color w:val="CCCCCC"/>
+          <w:sz w:val="21"/>
+          <w:szCs w:val="21"/>
+        </w:rPr>
+        <w:t xml:space="preserve">, </w:t>
+      </w:r>
+      <w:r>
+        <w:rPr>
+          <w:rFonts w:ascii="Consolas" w:eastAsia="Times New Roman" w:hAnsi="Consolas" w:cs="Times New Roman"/>
+          <w:color w:val="CE9178"/>
+          <w:sz w:val="21"/>
+          <w:szCs w:val="21"/>
+        </w:rPr>
+        <w:t>"Packing Station"</w:t>
+      </w:r>
+      <w:r>
+        <w:rPr>
+          <w:rFonts w:ascii="Consolas" w:eastAsia="Times New Roman" w:hAnsi="Consolas" w:cs="Times New Roman"/>
+          <w:color w:val="CCCCCC"/>
+          <w:sz w:val="21"/>
+          <w:szCs w:val="21"/>
+        </w:rPr>
+        <w:t>)</w:t>
+      </w:r>
+    </w:p>
+    <w:p>
+      <w:pPr>
+        <w:shd w:val="clear" w:color="auto" w:fill="1F1F1F"/>
+        <w:spacing w:after="0" w:line="285" w:lineRule="atLeast"/>
+        <w:ind w:left="0" w:firstLine="0"/>
+        <w:rPr>
+          <w:rFonts w:ascii="Consolas" w:eastAsia="Times New Roman" w:hAnsi="Consolas" w:cs="Times New Roman"/>
+          <w:color w:val="CCCCCC"/>
+          <w:sz w:val="21"/>
+          <w:szCs w:val="21"/>
+        </w:rPr>
+      </w:pPr>
+    </w:p>
+    <w:p>
+      <w:pPr>
+        <w:shd w:val="clear" w:color="auto" w:fill="1F1F1F"/>
+        <w:spacing w:after="0" w:line="285" w:lineRule="atLeast"/>
+        <w:ind w:left="0" w:firstLine="0"/>
+        <w:rPr>
+          <w:rFonts w:ascii="Consolas" w:eastAsia="Times New Roman" w:hAnsi="Consolas" w:cs="Times New Roman"/>
+          <w:color w:val="CCCCCC"/>
+          <w:sz w:val="21"/>
+          <w:szCs w:val="21"/>
+        </w:rPr>
+      </w:pPr>
+      <w:r>
+        <w:rPr>
+          <w:rFonts w:ascii="Consolas" w:eastAsia="Times New Roman" w:hAnsi="Consolas" w:cs="Times New Roman"/>
+          <w:color w:val="DCDCAA"/>
+          <w:sz w:val="21"/>
+          <w:szCs w:val="21"/>
+        </w:rPr>
+        <w:t>print</w:t>
+      </w:r>
+      <w:r>
+        <w:rPr>
+          <w:rFonts w:ascii="Consolas" w:eastAsia="Times New Roman" w:hAnsi="Consolas" w:cs="Times New Roman"/>
+          <w:color w:val="CCCCCC"/>
+          <w:sz w:val="21"/>
+          <w:szCs w:val="21"/>
+        </w:rPr>
+        <w:t>()</w:t>
+      </w:r>
+    </w:p>
+    <w:p>
+      <w:pPr>
+        <w:shd w:val="clear" w:color="auto" w:fill="1F1F1F"/>
+        <w:spacing w:after="0" w:line="285" w:lineRule="atLeast"/>
+        <w:ind w:left="0" w:firstLine="0"/>
+        <w:rPr>
+          <w:rFonts w:ascii="Consolas" w:eastAsia="Times New Roman" w:hAnsi="Consolas" w:cs="Times New Roman"/>
+          <w:color w:val="CCCCCC"/>
+          <w:sz w:val="21"/>
+          <w:szCs w:val="21"/>
+        </w:rPr>
+      </w:pPr>
+      <w:r>
+        <w:rPr>
+          <w:rFonts w:ascii="Consolas" w:eastAsia="Times New Roman" w:hAnsi="Consolas" w:cs="Times New Roman"/>
+          <w:color w:val="DCDCAA"/>
+          <w:sz w:val="21"/>
+          <w:szCs w:val="21"/>
+        </w:rPr>
+        <w:t>print</w:t>
+      </w:r>
+      <w:r>
+        <w:rPr>
+          <w:rFonts w:ascii="Consolas" w:eastAsia="Times New Roman" w:hAnsi="Consolas" w:cs="Times New Roman"/>
+          <w:color w:val="CCCCCC"/>
+          <w:sz w:val="21"/>
+          <w:szCs w:val="21"/>
+        </w:rPr>
+        <w:t>(</w:t>
+      </w:r>
+      <w:r>
+        <w:rPr>
+          <w:rFonts w:ascii="Consolas" w:eastAsia="Times New Roman" w:hAnsi="Consolas" w:cs="Times New Roman"/>
+          <w:color w:val="CE9178"/>
+          <w:sz w:val="21"/>
+          <w:szCs w:val="21"/>
+        </w:rPr>
+        <w:t>"Path found by A*:"</w:t>
+      </w:r>
+      <w:r>
+        <w:rPr>
+          <w:rFonts w:ascii="Consolas" w:eastAsia="Times New Roman" w:hAnsi="Consolas" w:cs="Times New Roman"/>
+          <w:color w:val="CCCCCC"/>
+          <w:sz w:val="21"/>
+          <w:szCs w:val="21"/>
+        </w:rPr>
+        <w:t>, answer)</w:t>
+      </w:r>
+    </w:p>
+    <w:p>
+      <w:pPr>
+        <w:shd w:val="clear" w:color="auto" w:fill="1F1F1F"/>
+        <w:spacing w:after="0" w:line="285" w:lineRule="atLeast"/>
+        <w:ind w:left="0" w:firstLine="0"/>
+        <w:rPr>
+          <w:rFonts w:ascii="Consolas" w:eastAsia="Times New Roman" w:hAnsi="Consolas" w:cs="Times New Roman"/>
+          <w:color w:val="CCCCCC"/>
+          <w:sz w:val="21"/>
+          <w:szCs w:val="21"/>
+        </w:rPr>
+      </w:pPr>
+    </w:p>
+    <w:p>
+      <w:pPr>
+        <w:shd w:val="clear" w:color="auto" w:fill="1F1F1F"/>
+        <w:spacing w:after="0" w:line="285" w:lineRule="atLeast"/>
+        <w:ind w:left="0" w:firstLine="0"/>
+        <w:rPr>
+          <w:rFonts w:ascii="Consolas" w:eastAsia="Times New Roman" w:hAnsi="Consolas" w:cs="Times New Roman"/>
+          <w:color w:val="CCCCCC"/>
+          <w:sz w:val="21"/>
+          <w:szCs w:val="21"/>
+        </w:rPr>
+      </w:pPr>
+      <w:r>
+        <w:rPr>
+          <w:rFonts w:ascii="Consolas" w:eastAsia="Times New Roman" w:hAnsi="Consolas" w:cs="Times New Roman"/>
+          <w:color w:val="C586C0"/>
+          <w:sz w:val="21"/>
+          <w:szCs w:val="21"/>
+        </w:rPr>
+        <w:t>if</w:t>
+      </w:r>
+      <w:r>
+        <w:rPr>
+          <w:rFonts w:ascii="Consolas" w:eastAsia="Times New Roman" w:hAnsi="Consolas" w:cs="Times New Roman"/>
+          <w:color w:val="CCCCCC"/>
+          <w:sz w:val="21"/>
+          <w:szCs w:val="21"/>
+        </w:rPr>
+        <w:t xml:space="preserve"> answer </w:t>
+      </w:r>
+      <w:r>
+        <w:rPr>
+          <w:rFonts w:ascii="Consolas" w:eastAsia="Times New Roman" w:hAnsi="Consolas" w:cs="Times New Roman"/>
+          <w:color w:val="569CD6"/>
+          <w:sz w:val="21"/>
+          <w:szCs w:val="21"/>
+        </w:rPr>
+        <w:t>is</w:t>
+      </w:r>
+      <w:r>
+        <w:rPr>
+          <w:rFonts w:ascii="Consolas" w:eastAsia="Times New Roman" w:hAnsi="Consolas" w:cs="Times New Roman"/>
+          <w:color w:val="CCCCCC"/>
+          <w:sz w:val="21"/>
+          <w:szCs w:val="21"/>
+        </w:rPr>
+        <w:t xml:space="preserve"> </w:t>
+      </w:r>
+      <w:r>
+        <w:rPr>
+          <w:rFonts w:ascii="Consolas" w:eastAsia="Times New Roman" w:hAnsi="Consolas" w:cs="Times New Roman"/>
+          <w:color w:val="569CD6"/>
+          <w:sz w:val="21"/>
+          <w:szCs w:val="21"/>
+        </w:rPr>
+        <w:t>not</w:t>
+      </w:r>
+      <w:r>
+        <w:rPr>
+          <w:rFonts w:ascii="Consolas" w:eastAsia="Times New Roman" w:hAnsi="Consolas" w:cs="Times New Roman"/>
+          <w:color w:val="CCCCCC"/>
+          <w:sz w:val="21"/>
+          <w:szCs w:val="21"/>
+        </w:rPr>
+        <w:t xml:space="preserve"> </w:t>
+      </w:r>
+      <w:r>
+        <w:rPr>
+          <w:rFonts w:ascii="Consolas" w:eastAsia="Times New Roman" w:hAnsi="Consolas" w:cs="Times New Roman"/>
+          <w:color w:val="569CD6"/>
+          <w:sz w:val="21"/>
+          <w:szCs w:val="21"/>
+        </w:rPr>
+        <w:t>None</w:t>
+      </w:r>
+      <w:r>
+        <w:rPr>
+          <w:rFonts w:ascii="Consolas" w:eastAsia="Times New Roman" w:hAnsi="Consolas" w:cs="Times New Roman"/>
+          <w:color w:val="CCCCCC"/>
+          <w:sz w:val="21"/>
+          <w:szCs w:val="21"/>
+        </w:rPr>
+        <w:t>:</w:t>
+      </w:r>
+    </w:p>
+    <w:p>
+      <w:pPr>
+        <w:shd w:val="clear" w:color="auto" w:fill="1F1F1F"/>
+        <w:spacing w:after="0" w:line="285" w:lineRule="atLeast"/>
+        <w:ind w:left="0" w:firstLine="0"/>
+        <w:rPr>
+          <w:rFonts w:ascii="Consolas" w:eastAsia="Times New Roman" w:hAnsi="Consolas" w:cs="Times New Roman"/>
+          <w:color w:val="CCCCCC"/>
+          <w:sz w:val="21"/>
+          <w:szCs w:val="21"/>
+        </w:rPr>
+      </w:pPr>
+      <w:r>
+        <w:rPr>
+          <w:rFonts w:ascii="Consolas" w:eastAsia="Times New Roman" w:hAnsi="Consolas" w:cs="Times New Roman"/>
+          <w:color w:val="CCCCCC"/>
+          <w:sz w:val="21"/>
+          <w:szCs w:val="21"/>
+        </w:rPr>
+        <w:t xml:space="preserve">    </w:t>
+      </w:r>
+      <w:r>
+        <w:rPr>
+          <w:rFonts w:ascii="Consolas" w:eastAsia="Times New Roman" w:hAnsi="Consolas" w:cs="Times New Roman"/>
+          <w:color w:val="DCDCAA"/>
+          <w:sz w:val="21"/>
+          <w:szCs w:val="21"/>
+        </w:rPr>
+        <w:t>print</w:t>
+      </w:r>
+      <w:r>
+        <w:rPr>
+          <w:rFonts w:ascii="Consolas" w:eastAsia="Times New Roman" w:hAnsi="Consolas" w:cs="Times New Roman"/>
+          <w:color w:val="CCCCCC"/>
+          <w:sz w:val="21"/>
+          <w:szCs w:val="21"/>
+        </w:rPr>
+        <w:t>(</w:t>
+      </w:r>
+      <w:r>
+        <w:rPr>
+          <w:rFonts w:ascii="Consolas" w:eastAsia="Times New Roman" w:hAnsi="Consolas" w:cs="Times New Roman"/>
+          <w:color w:val="CE9178"/>
+          <w:sz w:val="21"/>
+          <w:szCs w:val="21"/>
+        </w:rPr>
+        <w:t>"Total cost of this path:"</w:t>
+      </w:r>
+      <w:r>
+        <w:rPr>
+          <w:rFonts w:ascii="Consolas" w:eastAsia="Times New Roman" w:hAnsi="Consolas" w:cs="Times New Roman"/>
+          <w:color w:val="CCCCCC"/>
+          <w:sz w:val="21"/>
+          <w:szCs w:val="21"/>
+        </w:rPr>
+        <w:t>, get_g(answer))</w:t>
+      </w:r>
+    </w:p>
+    <w:p>
+      <w:pPr>
+        <w:shd w:val="clear" w:color="auto" w:fill="1F1F1F"/>
+        <w:spacing w:after="0" w:line="285" w:lineRule="atLeast"/>
+        <w:ind w:left="0" w:firstLine="0"/>
+        <w:rPr>
+          <w:rFonts w:ascii="Consolas" w:eastAsia="Times New Roman" w:hAnsi="Consolas" w:cs="Times New Roman"/>
+          <w:color w:val="CCCCCC"/>
+          <w:sz w:val="21"/>
+          <w:szCs w:val="21"/>
+        </w:rPr>
+      </w:pPr>
+    </w:p>
+    <w:p>
+      <w:pPr>
         <w:spacing w:after="120" w:line="300" w:lineRule="auto"/>
         <w:jc w:val="both"/>
         <w:rPr>
@@ -8912,13 +14967,102 @@
           <w:sz w:val="36"/>
         </w:rPr>
       </w:pPr>
-      <w:r>
+    </w:p>
+    <w:p>
+      <w:pPr>
+        <w:spacing w:after="120" w:line="300" w:lineRule="auto"/>
+        <w:jc w:val="both"/>
         <w:rPr>
           <w:b/>
           <w:sz w:val="36"/>
         </w:rPr>
+      </w:pPr>
+      <w:r>
+        <w:rPr>
+          <w:b/>
+          <w:sz w:val="36"/>
+        </w:rPr>
+        <w:drawing>
+          <wp:anchor distT="0" distB="0" distL="114300" distR="114300" simplePos="0" relativeHeight="251667456" behindDoc="0" locked="0" layoutInCell="1" allowOverlap="1">
+            <wp:simplePos x="0" y="0"/>
+            <wp:positionH relativeFrom="margin">
+              <wp:align>right</wp:align>
+            </wp:positionH>
+            <wp:positionV relativeFrom="paragraph">
+              <wp:posOffset>527685</wp:posOffset>
+            </wp:positionV>
+            <wp:extent cx="5731510" cy="1233170"/>
+            <wp:effectExtent l="0" t="0" r="2540" b="5080"/>
+            <wp:wrapTopAndBottom/>
+            <wp:docPr id="17" name="Picture 17"/>
+            <wp:cNvGraphicFramePr>
+              <a:graphicFrameLocks xmlns:a="http://schemas.openxmlformats.org/drawingml/2006/main" noChangeAspect="1"/>
+            </wp:cNvGraphicFramePr>
+            <a:graphic xmlns:a="http://schemas.openxmlformats.org/drawingml/2006/main">
+              <a:graphicData uri="http://schemas.openxmlformats.org/drawingml/2006/picture">
+                <pic:pic xmlns:pic="http://schemas.openxmlformats.org/drawingml/2006/picture">
+                  <pic:nvPicPr>
+                    <pic:cNvPr id="1" name=""/>
+                    <pic:cNvPicPr/>
+                  </pic:nvPicPr>
+                  <pic:blipFill>
+                    <a:blip r:embed="rId42">
+                      <a:extLst>
+                        <a:ext uri="{28A0092B-C50C-407E-A947-70E740481C1C}">
+                          <a14:useLocalDpi xmlns:a14="http://schemas.microsoft.com/office/drawing/2010/main" val="0"/>
+                        </a:ext>
+                      </a:extLst>
+                    </a:blip>
+                    <a:stretch>
+                      <a:fillRect/>
+                    </a:stretch>
+                  </pic:blipFill>
+                  <pic:spPr>
+                    <a:xfrm>
+                      <a:off x="0" y="0"/>
+                      <a:ext cx="5731510" cy="1233170"/>
+                    </a:xfrm>
+                    <a:prstGeom prst="rect">
+                      <a:avLst/>
+                    </a:prstGeom>
+                  </pic:spPr>
+                </pic:pic>
+              </a:graphicData>
+            </a:graphic>
+          </wp:anchor>
+        </w:drawing>
+      </w:r>
+      <w:r>
+        <w:rPr>
+          <w:b/>
+          <w:sz w:val="36"/>
+        </w:rPr>
         <w:t>Output:</w:t>
       </w:r>
+    </w:p>
+    <w:p>
+      <w:pPr>
+        <w:spacing w:after="120" w:line="300" w:lineRule="auto"/>
+        <w:ind w:left="0" w:firstLine="0"/>
+        <w:jc w:val="both"/>
+        <w:rPr>
+          <w:b/>
+          <w:sz w:val="36"/>
+        </w:rPr>
+      </w:pPr>
+    </w:p>
+    <w:p>
+      <w:pPr>
+        <w:spacing w:after="120" w:line="300" w:lineRule="auto"/>
+        <w:ind w:left="0" w:firstLine="0"/>
+        <w:jc w:val="both"/>
+        <w:rPr>
+          <w:b/>
+          <w:sz w:val="36"/>
+        </w:rPr>
+      </w:pPr>
+      <w:bookmarkStart w:id="0" w:name="_GoBack"/>
+      <w:bookmarkEnd w:id="0"/>
     </w:p>
     <w:p>
       <w:pPr>
@@ -8929,8 +15073,6 @@
           <w:sz w:val="36"/>
         </w:rPr>
       </w:pPr>
-      <w:bookmarkStart w:id="0" w:name="_GoBack"/>
-      <w:bookmarkEnd w:id="0"/>
     </w:p>
     <w:p>
       <w:pPr>
@@ -15457,7 +21599,7 @@
 </file>
 
 <file path=customXml/itemProps1.xml><?xml version="1.0" encoding="utf-8"?>
-<ds:datastoreItem xmlns:ds="http://schemas.openxmlformats.org/officeDocument/2006/customXml" ds:itemID="{661F1684-E9C5-4A13-8692-CCF7CDF1D6CA}">
+<ds:datastoreItem xmlns:ds="http://schemas.openxmlformats.org/officeDocument/2006/customXml" ds:itemID="{BA430B55-C285-4454-8F6B-E6CAED644604}">
   <ds:schemaRefs>
     <ds:schemaRef ds:uri="http://schemas.openxmlformats.org/officeDocument/2006/bibliography"/>
   </ds:schemaRefs>
